--- a/commans/git commands.docx
+++ b/commans/git commands.docx
@@ -6212,7 +6212,7 @@
           <w:rFonts w:ascii="Segoe UI Emoji" w:hAnsi="Segoe UI Emoji" w:cs="Segoe UI Emoji"/>
         </w:rPr>
         <w:pict w14:anchorId="6EC3D015">
-          <v:rect id="_x0000_i1214" style="width:0;height:1.5pt" o:hralign="center" o:hrstd="t" o:hr="t" fillcolor="#a0a0a0" stroked="f"/>
+          <v:rect id="_x0000_i1076" style="width:0;height:1.5pt" o:hralign="center" o:hrstd="t" o:hr="t" fillcolor="#a0a0a0" stroked="f"/>
         </w:pict>
       </w:r>
     </w:p>
@@ -6270,7 +6270,7 @@
           <w:rFonts w:ascii="Segoe UI Emoji" w:hAnsi="Segoe UI Emoji" w:cs="Segoe UI Emoji"/>
         </w:rPr>
         <w:pict w14:anchorId="6912A904">
-          <v:rect id="_x0000_i1215" style="width:0;height:1.5pt" o:hralign="center" o:hrstd="t" o:hr="t" fillcolor="#a0a0a0" stroked="f"/>
+          <v:rect id="_x0000_i1077" style="width:0;height:1.5pt" o:hralign="center" o:hrstd="t" o:hr="t" fillcolor="#a0a0a0" stroked="f"/>
         </w:pict>
       </w:r>
     </w:p>
@@ -6501,7 +6501,7 @@
           <w:rFonts w:ascii="Segoe UI Emoji" w:hAnsi="Segoe UI Emoji" w:cs="Segoe UI Emoji"/>
         </w:rPr>
         <w:pict w14:anchorId="0BEAF42B">
-          <v:rect id="_x0000_i1216" style="width:0;height:1.5pt" o:hralign="center" o:hrstd="t" o:hr="t" fillcolor="#a0a0a0" stroked="f"/>
+          <v:rect id="_x0000_i1078" style="width:0;height:1.5pt" o:hralign="center" o:hrstd="t" o:hr="t" fillcolor="#a0a0a0" stroked="f"/>
         </w:pict>
       </w:r>
     </w:p>
@@ -6575,7 +6575,7 @@
           <w:rFonts w:ascii="Segoe UI Emoji" w:hAnsi="Segoe UI Emoji" w:cs="Segoe UI Emoji"/>
         </w:rPr>
         <w:pict w14:anchorId="4FA5D6CF">
-          <v:rect id="_x0000_i1217" style="width:0;height:1.5pt" o:hralign="center" o:hrstd="t" o:hr="t" fillcolor="#a0a0a0" stroked="f"/>
+          <v:rect id="_x0000_i1079" style="width:0;height:1.5pt" o:hralign="center" o:hrstd="t" o:hr="t" fillcolor="#a0a0a0" stroked="f"/>
         </w:pict>
       </w:r>
     </w:p>
@@ -6711,7 +6711,7 @@
           <w:rFonts w:ascii="Segoe UI Emoji" w:hAnsi="Segoe UI Emoji" w:cs="Segoe UI Emoji"/>
         </w:rPr>
         <w:pict w14:anchorId="282E9E17">
-          <v:rect id="_x0000_i1218" style="width:0;height:1.5pt" o:hralign="center" o:hrstd="t" o:hr="t" fillcolor="#a0a0a0" stroked="f"/>
+          <v:rect id="_x0000_i1080" style="width:0;height:1.5pt" o:hralign="center" o:hrstd="t" o:hr="t" fillcolor="#a0a0a0" stroked="f"/>
         </w:pict>
       </w:r>
     </w:p>
@@ -6980,7 +6980,7 @@
           <w:rFonts w:ascii="Segoe UI Emoji" w:hAnsi="Segoe UI Emoji" w:cs="Segoe UI Emoji"/>
         </w:rPr>
         <w:pict w14:anchorId="1F73987F">
-          <v:rect id="_x0000_i1219" style="width:0;height:1.5pt" o:hralign="center" o:hrstd="t" o:hr="t" fillcolor="#a0a0a0" stroked="f"/>
+          <v:rect id="_x0000_i1081" style="width:0;height:1.5pt" o:hralign="center" o:hrstd="t" o:hr="t" fillcolor="#a0a0a0" stroked="f"/>
         </w:pict>
       </w:r>
     </w:p>
@@ -7142,7 +7142,7 @@
           <w:rFonts w:ascii="Segoe UI Emoji" w:hAnsi="Segoe UI Emoji" w:cs="Segoe UI Emoji"/>
         </w:rPr>
         <w:pict w14:anchorId="30AE0632">
-          <v:rect id="_x0000_i1220" style="width:0;height:1.5pt" o:hralign="center" o:hrstd="t" o:hr="t" fillcolor="#a0a0a0" stroked="f"/>
+          <v:rect id="_x0000_i1082" style="width:0;height:1.5pt" o:hralign="center" o:hrstd="t" o:hr="t" fillcolor="#a0a0a0" stroked="f"/>
         </w:pict>
       </w:r>
     </w:p>
@@ -7265,7 +7265,7 @@
           <w:rFonts w:ascii="Segoe UI Emoji" w:hAnsi="Segoe UI Emoji" w:cs="Segoe UI Emoji"/>
         </w:rPr>
         <w:pict w14:anchorId="1F307FA3">
-          <v:rect id="_x0000_i1221" style="width:0;height:1.5pt" o:hralign="center" o:hrstd="t" o:hr="t" fillcolor="#a0a0a0" stroked="f"/>
+          <v:rect id="_x0000_i1083" style="width:0;height:1.5pt" o:hralign="center" o:hrstd="t" o:hr="t" fillcolor="#a0a0a0" stroked="f"/>
         </w:pict>
       </w:r>
     </w:p>
@@ -7461,7 +7461,7 @@
           <w:rFonts w:ascii="Segoe UI Emoji" w:hAnsi="Segoe UI Emoji" w:cs="Segoe UI Emoji"/>
         </w:rPr>
         <w:pict w14:anchorId="229D5108">
-          <v:rect id="_x0000_i1222" style="width:0;height:1.5pt" o:hralign="center" o:hrstd="t" o:hr="t" fillcolor="#a0a0a0" stroked="f"/>
+          <v:rect id="_x0000_i1084" style="width:0;height:1.5pt" o:hralign="center" o:hrstd="t" o:hr="t" fillcolor="#a0a0a0" stroked="f"/>
         </w:pict>
       </w:r>
     </w:p>
@@ -7797,7 +7797,7 @@
           <w:rFonts w:ascii="Segoe UI Emoji" w:hAnsi="Segoe UI Emoji" w:cs="Segoe UI Emoji"/>
         </w:rPr>
         <w:pict w14:anchorId="083A57F5">
-          <v:rect id="_x0000_i1223" style="width:0;height:1.5pt" o:hralign="center" o:hrstd="t" o:hr="t" fillcolor="#a0a0a0" stroked="f"/>
+          <v:rect id="_x0000_i1085" style="width:0;height:1.5pt" o:hralign="center" o:hrstd="t" o:hr="t" fillcolor="#a0a0a0" stroked="f"/>
         </w:pict>
       </w:r>
     </w:p>
@@ -7881,7 +7881,7 @@
           <w:rFonts w:ascii="Segoe UI Emoji" w:hAnsi="Segoe UI Emoji" w:cs="Segoe UI Emoji"/>
         </w:rPr>
         <w:pict w14:anchorId="414D0063">
-          <v:rect id="_x0000_i1224" style="width:0;height:1.5pt" o:hralign="center" o:hrstd="t" o:hr="t" fillcolor="#a0a0a0" stroked="f"/>
+          <v:rect id="_x0000_i1086" style="width:0;height:1.5pt" o:hralign="center" o:hrstd="t" o:hr="t" fillcolor="#a0a0a0" stroked="f"/>
         </w:pict>
       </w:r>
     </w:p>
@@ -7991,7 +7991,7 @@
           <w:rFonts w:ascii="Segoe UI Emoji" w:hAnsi="Segoe UI Emoji" w:cs="Segoe UI Emoji"/>
         </w:rPr>
         <w:pict w14:anchorId="42149A26">
-          <v:rect id="_x0000_i1225" style="width:0;height:1.5pt" o:hralign="center" o:hrstd="t" o:hr="t" fillcolor="#a0a0a0" stroked="f"/>
+          <v:rect id="_x0000_i1087" style="width:0;height:1.5pt" o:hralign="center" o:hrstd="t" o:hr="t" fillcolor="#a0a0a0" stroked="f"/>
         </w:pict>
       </w:r>
     </w:p>
@@ -8245,7 +8245,7 @@
           <w:rFonts w:ascii="Segoe UI Emoji" w:hAnsi="Segoe UI Emoji" w:cs="Segoe UI Emoji"/>
         </w:rPr>
         <w:pict w14:anchorId="2B6A88E2">
-          <v:rect id="_x0000_i1226" style="width:0;height:1.5pt" o:hralign="center" o:hrstd="t" o:hr="t" fillcolor="#a0a0a0" stroked="f"/>
+          <v:rect id="_x0000_i1088" style="width:0;height:1.5pt" o:hralign="center" o:hrstd="t" o:hr="t" fillcolor="#a0a0a0" stroked="f"/>
         </w:pict>
       </w:r>
     </w:p>
@@ -8381,7 +8381,7 @@
           <w:rFonts w:ascii="Segoe UI Emoji" w:hAnsi="Segoe UI Emoji" w:cs="Segoe UI Emoji"/>
         </w:rPr>
         <w:pict w14:anchorId="31122137">
-          <v:rect id="_x0000_i1227" style="width:0;height:1.5pt" o:hralign="center" o:hrstd="t" o:hr="t" fillcolor="#a0a0a0" stroked="f"/>
+          <v:rect id="_x0000_i1089" style="width:0;height:1.5pt" o:hralign="center" o:hrstd="t" o:hr="t" fillcolor="#a0a0a0" stroked="f"/>
         </w:pict>
       </w:r>
     </w:p>
@@ -8479,7 +8479,7 @@
           <w:rFonts w:ascii="Segoe UI Emoji" w:hAnsi="Segoe UI Emoji" w:cs="Segoe UI Emoji"/>
         </w:rPr>
         <w:pict w14:anchorId="1F911007">
-          <v:rect id="_x0000_i1228" style="width:0;height:1.5pt" o:hralign="center" o:hrstd="t" o:hr="t" fillcolor="#a0a0a0" stroked="f"/>
+          <v:rect id="_x0000_i1090" style="width:0;height:1.5pt" o:hralign="center" o:hrstd="t" o:hr="t" fillcolor="#a0a0a0" stroked="f"/>
         </w:pict>
       </w:r>
     </w:p>
@@ -8710,7 +8710,7 @@
           <w:rFonts w:ascii="Segoe UI Emoji" w:hAnsi="Segoe UI Emoji" w:cs="Segoe UI Emoji"/>
         </w:rPr>
         <w:pict w14:anchorId="1B20963E">
-          <v:rect id="_x0000_i1229" style="width:0;height:1.5pt" o:hralign="center" o:hrstd="t" o:hr="t" fillcolor="#a0a0a0" stroked="f"/>
+          <v:rect id="_x0000_i1091" style="width:0;height:1.5pt" o:hralign="center" o:hrstd="t" o:hr="t" fillcolor="#a0a0a0" stroked="f"/>
         </w:pict>
       </w:r>
     </w:p>
@@ -9019,7 +9019,7 @@
           <w:rFonts w:ascii="Segoe UI Emoji" w:hAnsi="Segoe UI Emoji" w:cs="Segoe UI Emoji"/>
         </w:rPr>
         <w:pict w14:anchorId="4C3076C1">
-          <v:rect id="_x0000_i1230" style="width:0;height:1.5pt" o:hralign="center" o:hrstd="t" o:hr="t" fillcolor="#a0a0a0" stroked="f"/>
+          <v:rect id="_x0000_i1092" style="width:0;height:1.5pt" o:hralign="center" o:hrstd="t" o:hr="t" fillcolor="#a0a0a0" stroked="f"/>
         </w:pict>
       </w:r>
     </w:p>
@@ -9235,7 +9235,7 @@
           <w:rFonts w:ascii="Segoe UI Emoji" w:hAnsi="Segoe UI Emoji" w:cs="Segoe UI Emoji"/>
         </w:rPr>
         <w:pict w14:anchorId="7A48A6B9">
-          <v:rect id="_x0000_i1231" style="width:0;height:1.5pt" o:hralign="center" o:hrstd="t" o:hr="t" fillcolor="#a0a0a0" stroked="f"/>
+          <v:rect id="_x0000_i1093" style="width:0;height:1.5pt" o:hralign="center" o:hrstd="t" o:hr="t" fillcolor="#a0a0a0" stroked="f"/>
         </w:pict>
       </w:r>
     </w:p>
@@ -9362,7 +9362,7 @@
           <w:rFonts w:ascii="Segoe UI Emoji" w:hAnsi="Segoe UI Emoji" w:cs="Segoe UI Emoji"/>
         </w:rPr>
         <w:pict w14:anchorId="5030F487">
-          <v:rect id="_x0000_i1232" style="width:0;height:1.5pt" o:hralign="center" o:hrstd="t" o:hr="t" fillcolor="#a0a0a0" stroked="f"/>
+          <v:rect id="_x0000_i1094" style="width:0;height:1.5pt" o:hralign="center" o:hrstd="t" o:hr="t" fillcolor="#a0a0a0" stroked="f"/>
         </w:pict>
       </w:r>
     </w:p>
@@ -9460,7 +9460,7 @@
           <w:rFonts w:ascii="Segoe UI Emoji" w:hAnsi="Segoe UI Emoji" w:cs="Segoe UI Emoji"/>
         </w:rPr>
         <w:pict w14:anchorId="0121B97C">
-          <v:rect id="_x0000_i1233" style="width:0;height:1.5pt" o:hralign="center" o:hrstd="t" o:hr="t" fillcolor="#a0a0a0" stroked="f"/>
+          <v:rect id="_x0000_i1095" style="width:0;height:1.5pt" o:hralign="center" o:hrstd="t" o:hr="t" fillcolor="#a0a0a0" stroked="f"/>
         </w:pict>
       </w:r>
     </w:p>
@@ -9522,7 +9522,7 @@
           <w:rFonts w:ascii="Segoe UI Emoji" w:hAnsi="Segoe UI Emoji" w:cs="Segoe UI Emoji"/>
         </w:rPr>
         <w:pict w14:anchorId="05D586BE">
-          <v:rect id="_x0000_i1234" style="width:0;height:1.5pt" o:hralign="center" o:hrstd="t" o:hr="t" fillcolor="#a0a0a0" stroked="f"/>
+          <v:rect id="_x0000_i1096" style="width:0;height:1.5pt" o:hralign="center" o:hrstd="t" o:hr="t" fillcolor="#a0a0a0" stroked="f"/>
         </w:pict>
       </w:r>
     </w:p>
@@ -9606,7 +9606,7 @@
           <w:rFonts w:ascii="Segoe UI Emoji" w:hAnsi="Segoe UI Emoji" w:cs="Segoe UI Emoji"/>
         </w:rPr>
         <w:pict w14:anchorId="6B9EDF71">
-          <v:rect id="_x0000_i1235" style="width:0;height:1.5pt" o:hralign="center" o:hrstd="t" o:hr="t" fillcolor="#a0a0a0" stroked="f"/>
+          <v:rect id="_x0000_i1097" style="width:0;height:1.5pt" o:hralign="center" o:hrstd="t" o:hr="t" fillcolor="#a0a0a0" stroked="f"/>
         </w:pict>
       </w:r>
     </w:p>
@@ -9703,7 +9703,7 @@
           <w:rFonts w:ascii="Segoe UI Emoji" w:hAnsi="Segoe UI Emoji" w:cs="Segoe UI Emoji"/>
         </w:rPr>
         <w:pict w14:anchorId="48EEF522">
-          <v:rect id="_x0000_i1236" style="width:0;height:1.5pt" o:hralign="center" o:hrstd="t" o:hr="t" fillcolor="#a0a0a0" stroked="f"/>
+          <v:rect id="_x0000_i1098" style="width:0;height:1.5pt" o:hralign="center" o:hrstd="t" o:hr="t" fillcolor="#a0a0a0" stroked="f"/>
         </w:pict>
       </w:r>
     </w:p>
@@ -10010,7 +10010,7 @@
           <w:rFonts w:ascii="Segoe UI Emoji" w:hAnsi="Segoe UI Emoji" w:cs="Segoe UI Emoji"/>
         </w:rPr>
         <w:pict w14:anchorId="357268A9">
-          <v:rect id="_x0000_i1350" style="width:0;height:1.5pt" o:hralign="center" o:hrstd="t" o:hr="t" fillcolor="#a0a0a0" stroked="f"/>
+          <v:rect id="_x0000_i1099" style="width:0;height:1.5pt" o:hralign="center" o:hrstd="t" o:hr="t" fillcolor="#a0a0a0" stroked="f"/>
         </w:pict>
       </w:r>
     </w:p>
@@ -10241,7 +10241,7 @@
           <w:rFonts w:ascii="Segoe UI Emoji" w:hAnsi="Segoe UI Emoji" w:cs="Segoe UI Emoji"/>
         </w:rPr>
         <w:pict w14:anchorId="0125F769">
-          <v:rect id="_x0000_i1351" style="width:0;height:1.5pt" o:hralign="center" o:hrstd="t" o:hr="t" fillcolor="#a0a0a0" stroked="f"/>
+          <v:rect id="_x0000_i1100" style="width:0;height:1.5pt" o:hralign="center" o:hrstd="t" o:hr="t" fillcolor="#a0a0a0" stroked="f"/>
         </w:pict>
       </w:r>
     </w:p>
@@ -10495,7 +10495,7 @@
           <w:rFonts w:ascii="Segoe UI Emoji" w:hAnsi="Segoe UI Emoji" w:cs="Segoe UI Emoji"/>
         </w:rPr>
         <w:pict w14:anchorId="2891382F">
-          <v:rect id="_x0000_i1352" style="width:0;height:1.5pt" o:hralign="center" o:hrstd="t" o:hr="t" fillcolor="#a0a0a0" stroked="f"/>
+          <v:rect id="_x0000_i1101" style="width:0;height:1.5pt" o:hralign="center" o:hrstd="t" o:hr="t" fillcolor="#a0a0a0" stroked="f"/>
         </w:pict>
       </w:r>
     </w:p>
@@ -10732,7 +10732,7 @@
           <w:rFonts w:ascii="Segoe UI Emoji" w:hAnsi="Segoe UI Emoji" w:cs="Segoe UI Emoji"/>
         </w:rPr>
         <w:pict w14:anchorId="66253006">
-          <v:rect id="_x0000_i1353" style="width:0;height:1.5pt" o:hralign="center" o:hrstd="t" o:hr="t" fillcolor="#a0a0a0" stroked="f"/>
+          <v:rect id="_x0000_i1102" style="width:0;height:1.5pt" o:hralign="center" o:hrstd="t" o:hr="t" fillcolor="#a0a0a0" stroked="f"/>
         </w:pict>
       </w:r>
     </w:p>
@@ -10894,7 +10894,7 @@
           <w:rFonts w:ascii="Segoe UI Emoji" w:hAnsi="Segoe UI Emoji" w:cs="Segoe UI Emoji"/>
         </w:rPr>
         <w:pict w14:anchorId="3BB0506D">
-          <v:rect id="_x0000_i1354" style="width:0;height:1.5pt" o:hralign="center" o:hrstd="t" o:hr="t" fillcolor="#a0a0a0" stroked="f"/>
+          <v:rect id="_x0000_i1103" style="width:0;height:1.5pt" o:hralign="center" o:hrstd="t" o:hr="t" fillcolor="#a0a0a0" stroked="f"/>
         </w:pict>
       </w:r>
     </w:p>
@@ -11045,7 +11045,7 @@
           <w:rFonts w:ascii="Segoe UI Emoji" w:hAnsi="Segoe UI Emoji" w:cs="Segoe UI Emoji"/>
         </w:rPr>
         <w:pict w14:anchorId="760A3984">
-          <v:rect id="_x0000_i1355" style="width:0;height:1.5pt" o:hralign="center" o:hrstd="t" o:hr="t" fillcolor="#a0a0a0" stroked="f"/>
+          <v:rect id="_x0000_i1104" style="width:0;height:1.5pt" o:hralign="center" o:hrstd="t" o:hr="t" fillcolor="#a0a0a0" stroked="f"/>
         </w:pict>
       </w:r>
     </w:p>
@@ -11143,7 +11143,7 @@
           <w:rFonts w:ascii="Segoe UI Emoji" w:hAnsi="Segoe UI Emoji" w:cs="Segoe UI Emoji"/>
         </w:rPr>
         <w:pict w14:anchorId="014D6795">
-          <v:rect id="_x0000_i1356" style="width:0;height:1.5pt" o:hralign="center" o:hrstd="t" o:hr="t" fillcolor="#a0a0a0" stroked="f"/>
+          <v:rect id="_x0000_i1105" style="width:0;height:1.5pt" o:hralign="center" o:hrstd="t" o:hr="t" fillcolor="#a0a0a0" stroked="f"/>
         </w:pict>
       </w:r>
     </w:p>
@@ -11279,7 +11279,7 @@
           <w:rFonts w:ascii="Segoe UI Emoji" w:hAnsi="Segoe UI Emoji" w:cs="Segoe UI Emoji"/>
         </w:rPr>
         <w:pict w14:anchorId="118B5E87">
-          <v:rect id="_x0000_i1357" style="width:0;height:1.5pt" o:hralign="center" o:hrstd="t" o:hr="t" fillcolor="#a0a0a0" stroked="f"/>
+          <v:rect id="_x0000_i1106" style="width:0;height:1.5pt" o:hralign="center" o:hrstd="t" o:hr="t" fillcolor="#a0a0a0" stroked="f"/>
         </w:pict>
       </w:r>
     </w:p>
@@ -11389,7 +11389,7 @@
           <w:rFonts w:ascii="Segoe UI Emoji" w:hAnsi="Segoe UI Emoji" w:cs="Segoe UI Emoji"/>
         </w:rPr>
         <w:pict w14:anchorId="2AB618A4">
-          <v:rect id="_x0000_i1358" style="width:0;height:1.5pt" o:hralign="center" o:hrstd="t" o:hr="t" fillcolor="#a0a0a0" stroked="f"/>
+          <v:rect id="_x0000_i1107" style="width:0;height:1.5pt" o:hralign="center" o:hrstd="t" o:hr="t" fillcolor="#a0a0a0" stroked="f"/>
         </w:pict>
       </w:r>
     </w:p>
@@ -11526,7 +11526,7 @@
           <w:rFonts w:ascii="Segoe UI Emoji" w:hAnsi="Segoe UI Emoji" w:cs="Segoe UI Emoji"/>
         </w:rPr>
         <w:pict w14:anchorId="26DC2861">
-          <v:rect id="_x0000_i1359" style="width:0;height:1.5pt" o:hralign="center" o:hrstd="t" o:hr="t" fillcolor="#a0a0a0" stroked="f"/>
+          <v:rect id="_x0000_i1108" style="width:0;height:1.5pt" o:hralign="center" o:hrstd="t" o:hr="t" fillcolor="#a0a0a0" stroked="f"/>
         </w:pict>
       </w:r>
     </w:p>
@@ -11764,7 +11764,7 @@
           <w:rFonts w:ascii="Segoe UI Emoji" w:hAnsi="Segoe UI Emoji" w:cs="Segoe UI Emoji"/>
         </w:rPr>
         <w:pict w14:anchorId="6705D66F">
-          <v:rect id="_x0000_i1360" style="width:0;height:1.5pt" o:hralign="center" o:hrstd="t" o:hr="t" fillcolor="#a0a0a0" stroked="f"/>
+          <v:rect id="_x0000_i1109" style="width:0;height:1.5pt" o:hralign="center" o:hrstd="t" o:hr="t" fillcolor="#a0a0a0" stroked="f"/>
         </w:pict>
       </w:r>
     </w:p>
@@ -11841,7 +11841,7 @@
           <w:rFonts w:ascii="Segoe UI Emoji" w:hAnsi="Segoe UI Emoji" w:cs="Segoe UI Emoji"/>
         </w:rPr>
         <w:pict w14:anchorId="66004391">
-          <v:rect id="_x0000_i1361" style="width:0;height:1.5pt" o:hralign="center" o:hrstd="t" o:hr="t" fillcolor="#a0a0a0" stroked="f"/>
+          <v:rect id="_x0000_i1110" style="width:0;height:1.5pt" o:hralign="center" o:hrstd="t" o:hr="t" fillcolor="#a0a0a0" stroked="f"/>
         </w:pict>
       </w:r>
     </w:p>
@@ -11925,7 +11925,7 @@
           <w:rFonts w:ascii="Segoe UI Emoji" w:hAnsi="Segoe UI Emoji" w:cs="Segoe UI Emoji"/>
         </w:rPr>
         <w:pict w14:anchorId="332CEEBD">
-          <v:rect id="_x0000_i1362" style="width:0;height:1.5pt" o:hralign="center" o:hrstd="t" o:hr="t" fillcolor="#a0a0a0" stroked="f"/>
+          <v:rect id="_x0000_i1111" style="width:0;height:1.5pt" o:hralign="center" o:hrstd="t" o:hr="t" fillcolor="#a0a0a0" stroked="f"/>
         </w:pict>
       </w:r>
     </w:p>
@@ -11987,7 +11987,7 @@
           <w:rFonts w:ascii="Segoe UI Emoji" w:hAnsi="Segoe UI Emoji" w:cs="Segoe UI Emoji"/>
         </w:rPr>
         <w:pict w14:anchorId="5DCF9310">
-          <v:rect id="_x0000_i1363" style="width:0;height:1.5pt" o:hralign="center" o:hrstd="t" o:hr="t" fillcolor="#a0a0a0" stroked="f"/>
+          <v:rect id="_x0000_i1112" style="width:0;height:1.5pt" o:hralign="center" o:hrstd="t" o:hr="t" fillcolor="#a0a0a0" stroked="f"/>
         </w:pict>
       </w:r>
     </w:p>
@@ -12033,7 +12033,7 @@
         </w:rPr>
         <w:lastRenderedPageBreak/>
         <w:pict w14:anchorId="7F49B4CF">
-          <v:rect id="_x0000_i1364" style="width:0;height:1.5pt" o:hralign="center" o:hrstd="t" o:hr="t" fillcolor="#a0a0a0" stroked="f"/>
+          <v:rect id="_x0000_i1113" style="width:0;height:1.5pt" o:hralign="center" o:hrstd="t" o:hr="t" fillcolor="#a0a0a0" stroked="f"/>
         </w:pict>
       </w:r>
     </w:p>
@@ -12341,7 +12341,7 @@
     <w:p>
       <w:r>
         <w:pict w14:anchorId="283580DD">
-          <v:rect id="_x0000_i1518" style="width:0;height:1.5pt" o:hralign="center" o:hrstd="t" o:hr="t" fillcolor="#a0a0a0" stroked="f"/>
+          <v:rect id="_x0000_i1114" style="width:0;height:1.5pt" o:hralign="center" o:hrstd="t" o:hr="t" fillcolor="#a0a0a0" stroked="f"/>
         </w:pict>
       </w:r>
     </w:p>
@@ -12445,7 +12445,7 @@
     <w:p>
       <w:r>
         <w:pict w14:anchorId="279D61A6">
-          <v:rect id="_x0000_i1519" style="width:0;height:1.5pt" o:hralign="center" o:hrstd="t" o:hr="t" fillcolor="#a0a0a0" stroked="f"/>
+          <v:rect id="_x0000_i1115" style="width:0;height:1.5pt" o:hralign="center" o:hrstd="t" o:hr="t" fillcolor="#a0a0a0" stroked="f"/>
         </w:pict>
       </w:r>
     </w:p>
@@ -12522,7 +12522,7 @@
     <w:p>
       <w:r>
         <w:pict w14:anchorId="5BB7DC18">
-          <v:rect id="_x0000_i1520" style="width:0;height:1.5pt" o:hralign="center" o:hrstd="t" o:hr="t" fillcolor="#a0a0a0" stroked="f"/>
+          <v:rect id="_x0000_i1116" style="width:0;height:1.5pt" o:hralign="center" o:hrstd="t" o:hr="t" fillcolor="#a0a0a0" stroked="f"/>
         </w:pict>
       </w:r>
     </w:p>
@@ -12639,7 +12639,7 @@
     <w:p>
       <w:r>
         <w:pict w14:anchorId="378366CD">
-          <v:rect id="_x0000_i1521" style="width:0;height:1.5pt" o:hralign="center" o:hrstd="t" o:hr="t" fillcolor="#a0a0a0" stroked="f"/>
+          <v:rect id="_x0000_i1117" style="width:0;height:1.5pt" o:hralign="center" o:hrstd="t" o:hr="t" fillcolor="#a0a0a0" stroked="f"/>
         </w:pict>
       </w:r>
     </w:p>
@@ -12727,7 +12727,7 @@
     <w:p>
       <w:r>
         <w:pict w14:anchorId="470B9765">
-          <v:rect id="_x0000_i1522" style="width:0;height:1.5pt" o:hralign="center" o:hrstd="t" o:hr="t" fillcolor="#a0a0a0" stroked="f"/>
+          <v:rect id="_x0000_i1118" style="width:0;height:1.5pt" o:hralign="center" o:hrstd="t" o:hr="t" fillcolor="#a0a0a0" stroked="f"/>
         </w:pict>
       </w:r>
     </w:p>
@@ -12843,7 +12843,7 @@
     <w:p>
       <w:r>
         <w:pict w14:anchorId="22BBDE20">
-          <v:rect id="_x0000_i1523" style="width:0;height:1.5pt" o:hralign="center" o:hrstd="t" o:hr="t" fillcolor="#a0a0a0" stroked="f"/>
+          <v:rect id="_x0000_i1119" style="width:0;height:1.5pt" o:hralign="center" o:hrstd="t" o:hr="t" fillcolor="#a0a0a0" stroked="f"/>
         </w:pict>
       </w:r>
     </w:p>
@@ -12925,7 +12925,7 @@
     <w:p>
       <w:r>
         <w:pict w14:anchorId="1C4542B3">
-          <v:rect id="_x0000_i1524" style="width:0;height:1.5pt" o:hralign="center" o:hrstd="t" o:hr="t" fillcolor="#a0a0a0" stroked="f"/>
+          <v:rect id="_x0000_i1120" style="width:0;height:1.5pt" o:hralign="center" o:hrstd="t" o:hr="t" fillcolor="#a0a0a0" stroked="f"/>
         </w:pict>
       </w:r>
     </w:p>
@@ -12969,7 +12969,7 @@
     <w:p>
       <w:r>
         <w:pict w14:anchorId="281C9509">
-          <v:rect id="_x0000_i1525" style="width:0;height:1.5pt" o:hralign="center" o:hrstd="t" o:hr="t" fillcolor="#a0a0a0" stroked="f"/>
+          <v:rect id="_x0000_i1121" style="width:0;height:1.5pt" o:hralign="center" o:hrstd="t" o:hr="t" fillcolor="#a0a0a0" stroked="f"/>
         </w:pict>
       </w:r>
     </w:p>
@@ -13036,7 +13036,7 @@
     <w:p>
       <w:r>
         <w:pict w14:anchorId="6B8E4319">
-          <v:rect id="_x0000_i1526" style="width:0;height:1.5pt" o:hralign="center" o:hrstd="t" o:hr="t" fillcolor="#a0a0a0" stroked="f"/>
+          <v:rect id="_x0000_i1122" style="width:0;height:1.5pt" o:hralign="center" o:hrstd="t" o:hr="t" fillcolor="#a0a0a0" stroked="f"/>
         </w:pict>
       </w:r>
     </w:p>
@@ -13123,7 +13123,7 @@
     <w:p>
       <w:r>
         <w:pict w14:anchorId="4BB10533">
-          <v:rect id="_x0000_i1527" style="width:0;height:1.5pt" o:hralign="center" o:hrstd="t" o:hr="t" fillcolor="#a0a0a0" stroked="f"/>
+          <v:rect id="_x0000_i1123" style="width:0;height:1.5pt" o:hralign="center" o:hrstd="t" o:hr="t" fillcolor="#a0a0a0" stroked="f"/>
         </w:pict>
       </w:r>
     </w:p>
@@ -13215,7 +13215,7 @@
     <w:p>
       <w:r>
         <w:pict w14:anchorId="61215DC0">
-          <v:rect id="_x0000_i1528" style="width:0;height:1.5pt" o:hralign="center" o:hrstd="t" o:hr="t" fillcolor="#a0a0a0" stroked="f"/>
+          <v:rect id="_x0000_i1124" style="width:0;height:1.5pt" o:hralign="center" o:hrstd="t" o:hr="t" fillcolor="#a0a0a0" stroked="f"/>
         </w:pict>
       </w:r>
     </w:p>
@@ -13294,7 +13294,7 @@
     <w:p>
       <w:r>
         <w:pict w14:anchorId="581681FD">
-          <v:rect id="_x0000_i1529" style="width:0;height:1.5pt" o:hralign="center" o:hrstd="t" o:hr="t" fillcolor="#a0a0a0" stroked="f"/>
+          <v:rect id="_x0000_i1125" style="width:0;height:1.5pt" o:hralign="center" o:hrstd="t" o:hr="t" fillcolor="#a0a0a0" stroked="f"/>
         </w:pict>
       </w:r>
     </w:p>
@@ -13348,7 +13348,7 @@
     <w:p>
       <w:r>
         <w:pict w14:anchorId="7285AEAF">
-          <v:rect id="_x0000_i1530" style="width:0;height:1.5pt" o:hralign="center" o:hrstd="t" o:hr="t" fillcolor="#a0a0a0" stroked="f"/>
+          <v:rect id="_x0000_i1126" style="width:0;height:1.5pt" o:hralign="center" o:hrstd="t" o:hr="t" fillcolor="#a0a0a0" stroked="f"/>
         </w:pict>
       </w:r>
     </w:p>
@@ -13444,7 +13444,7 @@
     <w:p>
       <w:r>
         <w:pict w14:anchorId="0D8B5F5F">
-          <v:rect id="_x0000_i1531" style="width:0;height:1.5pt" o:hralign="center" o:hrstd="t" o:hr="t" fillcolor="#a0a0a0" stroked="f"/>
+          <v:rect id="_x0000_i1127" style="width:0;height:1.5pt" o:hralign="center" o:hrstd="t" o:hr="t" fillcolor="#a0a0a0" stroked="f"/>
         </w:pict>
       </w:r>
     </w:p>
@@ -13486,7 +13486,7 @@
     <w:p>
       <w:r>
         <w:pict w14:anchorId="36D6734A">
-          <v:rect id="_x0000_i1532" style="width:0;height:1.5pt" o:hralign="center" o:hrstd="t" o:hr="t" fillcolor="#a0a0a0" stroked="f"/>
+          <v:rect id="_x0000_i1128" style="width:0;height:1.5pt" o:hralign="center" o:hrstd="t" o:hr="t" fillcolor="#a0a0a0" stroked="f"/>
         </w:pict>
       </w:r>
     </w:p>
@@ -13553,7 +13553,7 @@
     <w:p>
       <w:r>
         <w:pict w14:anchorId="5C11A510">
-          <v:rect id="_x0000_i1533" style="width:0;height:1.5pt" o:hralign="center" o:hrstd="t" o:hr="t" fillcolor="#a0a0a0" stroked="f"/>
+          <v:rect id="_x0000_i1129" style="width:0;height:1.5pt" o:hralign="center" o:hrstd="t" o:hr="t" fillcolor="#a0a0a0" stroked="f"/>
         </w:pict>
       </w:r>
     </w:p>
@@ -13621,7 +13621,7 @@
     <w:p>
       <w:r>
         <w:pict w14:anchorId="2BF64615">
-          <v:rect id="_x0000_i1534" style="width:0;height:1.5pt" o:hralign="center" o:hrstd="t" o:hr="t" fillcolor="#a0a0a0" stroked="f"/>
+          <v:rect id="_x0000_i1130" style="width:0;height:1.5pt" o:hralign="center" o:hrstd="t" o:hr="t" fillcolor="#a0a0a0" stroked="f"/>
         </w:pict>
       </w:r>
     </w:p>
@@ -13704,7 +13704,7 @@
     <w:p>
       <w:r>
         <w:pict w14:anchorId="21EB635B">
-          <v:rect id="_x0000_i1535" style="width:0;height:1.5pt" o:hralign="center" o:hrstd="t" o:hr="t" fillcolor="#a0a0a0" stroked="f"/>
+          <v:rect id="_x0000_i1131" style="width:0;height:1.5pt" o:hralign="center" o:hrstd="t" o:hr="t" fillcolor="#a0a0a0" stroked="f"/>
         </w:pict>
       </w:r>
     </w:p>
@@ -13830,7 +13830,7 @@
     <w:p>
       <w:r>
         <w:pict w14:anchorId="5E4F57B9">
-          <v:rect id="_x0000_i1536" style="width:0;height:1.5pt" o:hralign="center" o:hrstd="t" o:hr="t" fillcolor="#a0a0a0" stroked="f"/>
+          <v:rect id="_x0000_i1132" style="width:0;height:1.5pt" o:hralign="center" o:hrstd="t" o:hr="t" fillcolor="#a0a0a0" stroked="f"/>
         </w:pict>
       </w:r>
     </w:p>
@@ -13918,7 +13918,7 @@
     <w:p>
       <w:r>
         <w:pict w14:anchorId="24E540DB">
-          <v:rect id="_x0000_i1537" style="width:0;height:1.5pt" o:hralign="center" o:hrstd="t" o:hr="t" fillcolor="#a0a0a0" stroked="f"/>
+          <v:rect id="_x0000_i1133" style="width:0;height:1.5pt" o:hralign="center" o:hrstd="t" o:hr="t" fillcolor="#a0a0a0" stroked="f"/>
         </w:pict>
       </w:r>
     </w:p>
@@ -13960,7 +13960,7 @@
     <w:p>
       <w:r>
         <w:pict w14:anchorId="09F5D393">
-          <v:rect id="_x0000_i1538" style="width:0;height:1.5pt" o:hralign="center" o:hrstd="t" o:hr="t" fillcolor="#a0a0a0" stroked="f"/>
+          <v:rect id="_x0000_i1134" style="width:0;height:1.5pt" o:hralign="center" o:hrstd="t" o:hr="t" fillcolor="#a0a0a0" stroked="f"/>
         </w:pict>
       </w:r>
     </w:p>
@@ -13992,7 +13992,7 @@
     <w:p>
       <w:r>
         <w:pict w14:anchorId="36C262DA">
-          <v:rect id="_x0000_i1539" style="width:0;height:1.5pt" o:hralign="center" o:hrstd="t" o:hr="t" fillcolor="#a0a0a0" stroked="f"/>
+          <v:rect id="_x0000_i1135" style="width:0;height:1.5pt" o:hralign="center" o:hrstd="t" o:hr="t" fillcolor="#a0a0a0" stroked="f"/>
         </w:pict>
       </w:r>
     </w:p>
@@ -14035,7 +14035,7 @@
       <w:r>
         <w:lastRenderedPageBreak/>
         <w:pict w14:anchorId="5A5724BA">
-          <v:rect id="_x0000_i1540" style="width:0;height:1.5pt" o:hralign="center" o:hrstd="t" o:hr="t" fillcolor="#a0a0a0" stroked="f"/>
+          <v:rect id="_x0000_i1136" style="width:0;height:1.5pt" o:hralign="center" o:hrstd="t" o:hr="t" fillcolor="#a0a0a0" stroked="f"/>
         </w:pict>
       </w:r>
     </w:p>
@@ -14093,6 +14093,5624 @@
       </w:r>
     </w:p>
     <w:p/>
+    <w:p/>
+    <w:p/>
+    <w:p/>
+    <w:p/>
+    <w:p/>
+    <w:p/>
+    <w:p/>
+    <w:p/>
+    <w:p/>
+    <w:p/>
+    <w:p/>
+    <w:p/>
+    <w:p/>
+    <w:p/>
+    <w:p/>
+    <w:p/>
+    <w:p/>
+    <w:p/>
+    <w:p/>
+    <w:p/>
+    <w:p/>
+    <w:p/>
+    <w:p/>
+    <w:p/>
+    <w:p/>
+    <w:p>
+      <w:r>
+        <w:lastRenderedPageBreak/>
+        <w:t xml:space="preserve">Perfect bro! </w:t>
+      </w:r>
+      <w:r>
+        <w:rPr>
+          <w:rFonts w:ascii="Segoe UI Emoji" w:hAnsi="Segoe UI Emoji" w:cs="Segoe UI Emoji"/>
+        </w:rPr>
+        <w:t>😎🔥</w:t>
+      </w:r>
+    </w:p>
+    <w:p>
+      <w:r>
+        <w:t xml:space="preserve">Ab hum Git ke </w:t>
+      </w:r>
+      <w:r>
+        <w:rPr>
+          <w:b/>
+          <w:bCs/>
+        </w:rPr>
+        <w:t xml:space="preserve">heart </w:t>
+      </w:r>
+      <w:r>
+        <w:rPr>
+          <w:rFonts w:ascii="Segoe UI Emoji" w:hAnsi="Segoe UI Emoji" w:cs="Segoe UI Emoji"/>
+          <w:b/>
+          <w:bCs/>
+        </w:rPr>
+        <w:t>❤️</w:t>
+      </w:r>
+      <w:r>
+        <w:t xml:space="preserve"> par aa gaye hain.</w:t>
+      </w:r>
+    </w:p>
+    <w:p>
+      <w:r>
+        <w:t xml:space="preserve">Agar tu </w:t>
+      </w:r>
+      <w:r>
+        <w:rPr>
+          <w:b/>
+          <w:bCs/>
+        </w:rPr>
+        <w:t>Staging Area</w:t>
+      </w:r>
+      <w:r>
+        <w:t xml:space="preserve"> samajh gaya, to git commit, git push, git restore, sab bahut easy ho jayega.</w:t>
+      </w:r>
+    </w:p>
+    <w:p>
+      <w:pPr>
+        <w:rPr>
+          <w:b/>
+          <w:bCs/>
+        </w:rPr>
+      </w:pPr>
+      <w:r>
+        <w:rPr>
+          <w:rFonts w:ascii="Segoe UI Emoji" w:hAnsi="Segoe UI Emoji" w:cs="Segoe UI Emoji"/>
+          <w:b/>
+          <w:bCs/>
+        </w:rPr>
+        <w:t>📖</w:t>
+      </w:r>
+      <w:r>
+        <w:rPr>
+          <w:b/>
+          <w:bCs/>
+        </w:rPr>
+        <w:t xml:space="preserve"> CHAPTER 7 – Staging Area (Git ka Waiting Room)</w:t>
+      </w:r>
+    </w:p>
+    <w:p>
+      <w:r>
+        <w:rPr>
+          <w:b/>
+          <w:bCs/>
+        </w:rPr>
+        <w:t>Ye chapter Git ka sabse important concept hai.</w:t>
+      </w:r>
+    </w:p>
+    <w:p>
+      <w:r>
+        <w:t>Maximum beginners ko lagta hai:</w:t>
+      </w:r>
+    </w:p>
+    <w:p>
+      <w:r>
+        <w:t>Working Directory</w:t>
+      </w:r>
+    </w:p>
+    <w:p>
+      <w:r>
+        <w:t xml:space="preserve">        │</w:t>
+      </w:r>
+    </w:p>
+    <w:p>
+      <w:r>
+        <w:t xml:space="preserve">        </w:t>
+      </w:r>
+      <w:r>
+        <w:rPr>
+          <w:rFonts w:ascii="Arial" w:hAnsi="Arial" w:cs="Arial"/>
+        </w:rPr>
+        <w:t>▼</w:t>
+      </w:r>
+    </w:p>
+    <w:p>
+      <w:r>
+        <w:t>git commit</w:t>
+      </w:r>
+    </w:p>
+    <w:p>
+      <w:r>
+        <w:rPr>
+          <w:rFonts w:ascii="Segoe UI Emoji" w:hAnsi="Segoe UI Emoji" w:cs="Segoe UI Emoji"/>
+        </w:rPr>
+        <w:t>❌</w:t>
+      </w:r>
+      <w:r>
+        <w:t xml:space="preserve"> Galat.</w:t>
+      </w:r>
+    </w:p>
+    <w:p>
+      <w:r>
+        <w:t>Beech me ek aur room hota hai.</w:t>
+      </w:r>
+    </w:p>
+    <w:p>
+      <w:r>
+        <w:t>Uska naam hai:</w:t>
+      </w:r>
+    </w:p>
+    <w:p>
+      <w:pPr>
+        <w:rPr>
+          <w:b/>
+          <w:bCs/>
+        </w:rPr>
+      </w:pPr>
+      <w:r>
+        <w:rPr>
+          <w:b/>
+          <w:bCs/>
+        </w:rPr>
+        <w:t>Staging Area</w:t>
+      </w:r>
+    </w:p>
+    <w:p>
+      <w:r>
+        <w:pict w14:anchorId="5C982769">
+          <v:rect id="_x0000_i1251" style="width:0;height:1.5pt" o:hralign="center" o:hrstd="t" o:hr="t" fillcolor="#a0a0a0" stroked="f"/>
+        </w:pict>
+      </w:r>
+    </w:p>
+    <w:p>
+      <w:pPr>
+        <w:rPr>
+          <w:b/>
+          <w:bCs/>
+        </w:rPr>
+      </w:pPr>
+      <w:r>
+        <w:rPr>
+          <w:b/>
+          <w:bCs/>
+        </w:rPr>
+        <w:t>PART 1 : Staging Area ka English Meaning</w:t>
+      </w:r>
+    </w:p>
+    <w:p>
+      <w:r>
+        <w:t>Word ko todte hain.</w:t>
+      </w:r>
+    </w:p>
+    <w:p>
+      <w:r>
+        <w:rPr>
+          <w:b/>
+          <w:bCs/>
+        </w:rPr>
+        <w:t>Stage</w:t>
+      </w:r>
+    </w:p>
+    <w:p>
+      <w:r>
+        <w:t>Matlab</w:t>
+      </w:r>
+    </w:p>
+    <w:p>
+      <w:r>
+        <w:t>Ready karna</w:t>
+      </w:r>
+    </w:p>
+    <w:p>
+      <w:r>
+        <w:t>Jaise theatre me actor stage par aane se pehle backstage me ready hota hai.</w:t>
+      </w:r>
+    </w:p>
+    <w:p>
+      <w:r>
+        <w:t>Ya airport par flight boarding se pehle waiting area hota hai.</w:t>
+      </w:r>
+    </w:p>
+    <w:p>
+      <w:r>
+        <w:t>Git me bhi same.</w:t>
+      </w:r>
+    </w:p>
+    <w:p>
+      <w:r>
+        <w:pict w14:anchorId="542CD2E4">
+          <v:rect id="_x0000_i1252" style="width:0;height:1.5pt" o:hralign="center" o:hrstd="t" o:hr="t" fillcolor="#a0a0a0" stroked="f"/>
+        </w:pict>
+      </w:r>
+    </w:p>
+    <w:p>
+      <w:pPr>
+        <w:rPr>
+          <w:b/>
+          <w:bCs/>
+        </w:rPr>
+      </w:pPr>
+      <w:r>
+        <w:rPr>
+          <w:b/>
+          <w:bCs/>
+        </w:rPr>
+        <w:t>PART 2 : Git ke andar 3 jagah hoti hain</w:t>
+      </w:r>
+    </w:p>
+    <w:p>
+      <w:r>
+        <w:t>Git ko hamesha is diagram se samajhna.</w:t>
+      </w:r>
+    </w:p>
+    <w:p>
+      <w:r>
+        <w:t>Working Directory</w:t>
+      </w:r>
+    </w:p>
+    <w:p>
+      <w:r>
+        <w:t xml:space="preserve">        │</w:t>
+      </w:r>
+    </w:p>
+    <w:p>
+      <w:r>
+        <w:t xml:space="preserve">        </w:t>
+      </w:r>
+      <w:r>
+        <w:rPr>
+          <w:rFonts w:ascii="Arial" w:hAnsi="Arial" w:cs="Arial"/>
+        </w:rPr>
+        <w:t>▼</w:t>
+      </w:r>
+    </w:p>
+    <w:p>
+      <w:r>
+        <w:t>Staging Area</w:t>
+      </w:r>
+    </w:p>
+    <w:p>
+      <w:r>
+        <w:t xml:space="preserve">        │</w:t>
+      </w:r>
+    </w:p>
+    <w:p>
+      <w:r>
+        <w:lastRenderedPageBreak/>
+        <w:t xml:space="preserve">        </w:t>
+      </w:r>
+      <w:r>
+        <w:rPr>
+          <w:rFonts w:ascii="Arial" w:hAnsi="Arial" w:cs="Arial"/>
+        </w:rPr>
+        <w:t>▼</w:t>
+      </w:r>
+    </w:p>
+    <w:p>
+      <w:r>
+        <w:t>Git Repository (History)</w:t>
+      </w:r>
+    </w:p>
+    <w:p>
+      <w:r>
+        <w:t>Ye 3 boxes Git ka pura workflow hain.</w:t>
+      </w:r>
+    </w:p>
+    <w:p>
+      <w:r>
+        <w:pict w14:anchorId="56A3564F">
+          <v:rect id="_x0000_i1253" style="width:0;height:1.5pt" o:hralign="center" o:hrstd="t" o:hr="t" fillcolor="#a0a0a0" stroked="f"/>
+        </w:pict>
+      </w:r>
+    </w:p>
+    <w:p>
+      <w:pPr>
+        <w:rPr>
+          <w:b/>
+          <w:bCs/>
+        </w:rPr>
+      </w:pPr>
+      <w:r>
+        <w:rPr>
+          <w:b/>
+          <w:bCs/>
+        </w:rPr>
+        <w:t>PART 3 : Working Directory</w:t>
+      </w:r>
+    </w:p>
+    <w:p>
+      <w:r>
+        <w:t>Working Directory matlab</w:t>
+      </w:r>
+    </w:p>
+    <w:p>
+      <w:r>
+        <w:t>Jaha tum coding karte ho.</w:t>
+      </w:r>
+    </w:p>
+    <w:p>
+      <w:r>
+        <w:t>Example</w:t>
+      </w:r>
+    </w:p>
+    <w:p>
+      <w:r>
+        <w:t>print("Hello")</w:t>
+      </w:r>
+    </w:p>
+    <w:p>
+      <w:r>
+        <w:t>Ye VS Code me likh rahe ho.</w:t>
+      </w:r>
+    </w:p>
+    <w:p>
+      <w:r>
+        <w:t>Ye Working Directory hai.</w:t>
+      </w:r>
+    </w:p>
+    <w:p>
+      <w:r>
+        <w:pict w14:anchorId="5332FA9A">
+          <v:rect id="_x0000_i1254" style="width:0;height:1.5pt" o:hralign="center" o:hrstd="t" o:hr="t" fillcolor="#a0a0a0" stroked="f"/>
+        </w:pict>
+      </w:r>
+    </w:p>
+    <w:p>
+      <w:pPr>
+        <w:rPr>
+          <w:b/>
+          <w:bCs/>
+        </w:rPr>
+      </w:pPr>
+      <w:r>
+        <w:rPr>
+          <w:b/>
+          <w:bCs/>
+        </w:rPr>
+        <w:t>PART 4 : Staging Area</w:t>
+      </w:r>
+    </w:p>
+    <w:p>
+      <w:r>
+        <w:t>Ab tum bolte ho</w:t>
+      </w:r>
+    </w:p>
+    <w:p>
+      <w:r>
+        <w:t>git add app.py</w:t>
+      </w:r>
+    </w:p>
+    <w:p>
+      <w:r>
+        <w:t>Git file ko History me nahi bhejta.</w:t>
+      </w:r>
+    </w:p>
+    <w:p>
+      <w:r>
+        <w:t>Pehle Staging Area me rakhta hai.</w:t>
+      </w:r>
+    </w:p>
+    <w:p>
+      <w:r>
+        <w:t>Diagram</w:t>
+      </w:r>
+    </w:p>
+    <w:p>
+      <w:r>
+        <w:t>Working Directory</w:t>
+      </w:r>
+    </w:p>
+    <w:p/>
+    <w:p>
+      <w:r>
+        <w:t>app.py</w:t>
+      </w:r>
+    </w:p>
+    <w:p/>
+    <w:p>
+      <w:r>
+        <w:t>↓</w:t>
+      </w:r>
+    </w:p>
+    <w:p/>
+    <w:p>
+      <w:r>
+        <w:t>git add</w:t>
+      </w:r>
+    </w:p>
+    <w:p/>
+    <w:p>
+      <w:r>
+        <w:t>↓</w:t>
+      </w:r>
+    </w:p>
+    <w:p/>
+    <w:p>
+      <w:r>
+        <w:t>Staging Area</w:t>
+      </w:r>
+    </w:p>
+    <w:p/>
+    <w:p>
+      <w:r>
+        <w:t>app.py</w:t>
+      </w:r>
+    </w:p>
+    <w:p/>
+    <w:p>
+      <w:r>
+        <w:t>↓</w:t>
+      </w:r>
+    </w:p>
+    <w:p/>
+    <w:p>
+      <w:r>
+        <w:t>Abhi Commit nahi hua.</w:t>
+      </w:r>
+    </w:p>
+    <w:p>
+      <w:r>
+        <w:pict w14:anchorId="65C4C0FB">
+          <v:rect id="_x0000_i1255" style="width:0;height:1.5pt" o:hralign="center" o:hrstd="t" o:hr="t" fillcolor="#a0a0a0" stroked="f"/>
+        </w:pict>
+      </w:r>
+    </w:p>
+    <w:p>
+      <w:pPr>
+        <w:rPr>
+          <w:b/>
+          <w:bCs/>
+        </w:rPr>
+      </w:pPr>
+      <w:r>
+        <w:rPr>
+          <w:b/>
+          <w:bCs/>
+        </w:rPr>
+        <w:t>PART 5 : Git History</w:t>
+      </w:r>
+    </w:p>
+    <w:p>
+      <w:r>
+        <w:t>Ab tum bolte ho</w:t>
+      </w:r>
+    </w:p>
+    <w:p>
+      <w:r>
+        <w:t>git commit -m "First Commit"</w:t>
+      </w:r>
+    </w:p>
+    <w:p>
+      <w:r>
+        <w:t>Ab Git bolta hai</w:t>
+      </w:r>
+    </w:p>
+    <w:p>
+      <w:r>
+        <w:t>"Ab main Staging Area ki saari files ka permanent snapshot bana raha hu."</w:t>
+      </w:r>
+    </w:p>
+    <w:p>
+      <w:r>
+        <w:t>Diagram</w:t>
+      </w:r>
+    </w:p>
+    <w:p>
+      <w:r>
+        <w:t>Working Directory</w:t>
+      </w:r>
+    </w:p>
+    <w:p/>
+    <w:p>
+      <w:r>
+        <w:t>↓</w:t>
+      </w:r>
+    </w:p>
+    <w:p/>
+    <w:p>
+      <w:r>
+        <w:t>Staging Area</w:t>
+      </w:r>
+    </w:p>
+    <w:p/>
+    <w:p>
+      <w:r>
+        <w:t>↓</w:t>
+      </w:r>
+    </w:p>
+    <w:p/>
+    <w:p>
+      <w:r>
+        <w:t>Git History</w:t>
+      </w:r>
+    </w:p>
+    <w:p>
+      <w:r>
+        <w:t>Ab ye snapshot hamesha ke liye save ho gaya.</w:t>
+      </w:r>
+    </w:p>
+    <w:p>
+      <w:r>
+        <w:pict w14:anchorId="482C519F">
+          <v:rect id="_x0000_i1256" style="width:0;height:1.5pt" o:hralign="center" o:hrstd="t" o:hr="t" fillcolor="#a0a0a0" stroked="f"/>
+        </w:pict>
+      </w:r>
+    </w:p>
+    <w:p>
+      <w:pPr>
+        <w:rPr>
+          <w:b/>
+          <w:bCs/>
+        </w:rPr>
+      </w:pPr>
+      <w:r>
+        <w:rPr>
+          <w:b/>
+          <w:bCs/>
+        </w:rPr>
+        <w:t>PART 6 : Git seedha Commit kyu nahi karta?</w:t>
+      </w:r>
+    </w:p>
+    <w:p>
+      <w:r>
+        <w:t>Bahut important question.</w:t>
+      </w:r>
+    </w:p>
+    <w:p>
+      <w:r>
+        <w:t>Maan lo project me 10 files hain.</w:t>
+      </w:r>
+    </w:p>
+    <w:p>
+      <w:r>
+        <w:t>app.py</w:t>
+      </w:r>
+    </w:p>
+    <w:p/>
+    <w:p>
+      <w:r>
+        <w:t>main.py</w:t>
+      </w:r>
+    </w:p>
+    <w:p/>
+    <w:p>
+      <w:r>
+        <w:t>login.py</w:t>
+      </w:r>
+    </w:p>
+    <w:p/>
+    <w:p>
+      <w:r>
+        <w:lastRenderedPageBreak/>
+        <w:t>style.css</w:t>
+      </w:r>
+    </w:p>
+    <w:p/>
+    <w:p>
+      <w:r>
+        <w:t>notes.txt</w:t>
+      </w:r>
+    </w:p>
+    <w:p>
+      <w:r>
+        <w:t>Tum sirf</w:t>
+      </w:r>
+    </w:p>
+    <w:p>
+      <w:r>
+        <w:t>login.py</w:t>
+      </w:r>
+    </w:p>
+    <w:p>
+      <w:r>
+        <w:t>save karna chahte ho.</w:t>
+      </w:r>
+    </w:p>
+    <w:p>
+      <w:r>
+        <w:t>Agar Staging Area na hoti</w:t>
+      </w:r>
+    </w:p>
+    <w:p>
+      <w:r>
+        <w:t>To Git sab files commit kar deta.</w:t>
+      </w:r>
+    </w:p>
+    <w:p>
+      <w:r>
+        <w:t>Ye problem hoti.</w:t>
+      </w:r>
+    </w:p>
+    <w:p>
+      <w:r>
+        <w:pict w14:anchorId="674424F0">
+          <v:rect id="_x0000_i1257" style="width:0;height:1.5pt" o:hralign="center" o:hrstd="t" o:hr="t" fillcolor="#a0a0a0" stroked="f"/>
+        </w:pict>
+      </w:r>
+    </w:p>
+    <w:p>
+      <w:pPr>
+        <w:rPr>
+          <w:b/>
+          <w:bCs/>
+        </w:rPr>
+      </w:pPr>
+      <w:r>
+        <w:rPr>
+          <w:b/>
+          <w:bCs/>
+        </w:rPr>
+        <w:t>PART 7 : Staging Area ka fayda</w:t>
+      </w:r>
+    </w:p>
+    <w:p>
+      <w:r>
+        <w:t>Tum choose kar sakte ho.</w:t>
+      </w:r>
+    </w:p>
+    <w:p>
+      <w:r>
+        <w:t>Example</w:t>
+      </w:r>
+    </w:p>
+    <w:p>
+      <w:r>
+        <w:t>git add login.py</w:t>
+      </w:r>
+    </w:p>
+    <w:p>
+      <w:r>
+        <w:t>Sirf</w:t>
+      </w:r>
+    </w:p>
+    <w:p>
+      <w:r>
+        <w:t>login.py</w:t>
+      </w:r>
+    </w:p>
+    <w:p>
+      <w:r>
+        <w:t>ready hogi.</w:t>
+      </w:r>
+    </w:p>
+    <w:p>
+      <w:r>
+        <w:t>Baaki nahi.</w:t>
+      </w:r>
+    </w:p>
+    <w:p>
+      <w:r>
+        <w:t>Fir</w:t>
+      </w:r>
+    </w:p>
+    <w:p>
+      <w:r>
+        <w:t>git commit -m "Added Login"</w:t>
+      </w:r>
+    </w:p>
+    <w:p>
+      <w:r>
+        <w:t>Commit me sirf</w:t>
+      </w:r>
+    </w:p>
+    <w:p>
+      <w:r>
+        <w:t>login.py</w:t>
+      </w:r>
+    </w:p>
+    <w:p>
+      <w:r>
+        <w:t>jayegi.</w:t>
+      </w:r>
+    </w:p>
+    <w:p>
+      <w:r>
+        <w:t>Baaki files Working Directory me hi rahengi.</w:t>
+      </w:r>
+    </w:p>
+    <w:p>
+      <w:r>
+        <w:pict w14:anchorId="3C4A05C5">
+          <v:rect id="_x0000_i1258" style="width:0;height:1.5pt" o:hralign="center" o:hrstd="t" o:hr="t" fillcolor="#a0a0a0" stroked="f"/>
+        </w:pict>
+      </w:r>
+    </w:p>
+    <w:p>
+      <w:pPr>
+        <w:rPr>
+          <w:b/>
+          <w:bCs/>
+        </w:rPr>
+      </w:pPr>
+      <w:r>
+        <w:rPr>
+          <w:b/>
+          <w:bCs/>
+        </w:rPr>
+        <w:t>PART 8 : Example</w:t>
+      </w:r>
+    </w:p>
+    <w:p>
+      <w:r>
+        <w:t>Project</w:t>
+      </w:r>
+    </w:p>
+    <w:p>
+      <w:r>
+        <w:t>app.py</w:t>
+      </w:r>
+    </w:p>
+    <w:p>
+      <w:r>
+        <w:t>main.py</w:t>
+      </w:r>
+    </w:p>
+    <w:p>
+      <w:r>
+        <w:t>notes.txt</w:t>
+      </w:r>
+    </w:p>
+    <w:p>
+      <w:r>
+        <w:t>Sab modify ki.</w:t>
+      </w:r>
+    </w:p>
+    <w:p>
+      <w:r>
+        <w:lastRenderedPageBreak/>
+        <w:t>Ab</w:t>
+      </w:r>
+    </w:p>
+    <w:p>
+      <w:r>
+        <w:t>git add app.py</w:t>
+      </w:r>
+    </w:p>
+    <w:p>
+      <w:r>
+        <w:t>State</w:t>
+      </w:r>
+    </w:p>
+    <w:p>
+      <w:r>
+        <w:t>Working Directory</w:t>
+      </w:r>
+    </w:p>
+    <w:p/>
+    <w:p>
+      <w:r>
+        <w:t>main.py</w:t>
+      </w:r>
+    </w:p>
+    <w:p>
+      <w:r>
+        <w:t>notes.txt</w:t>
+      </w:r>
+    </w:p>
+    <w:p/>
+    <w:p>
+      <w:r>
+        <w:t>↓</w:t>
+      </w:r>
+    </w:p>
+    <w:p/>
+    <w:p>
+      <w:r>
+        <w:t>Staging Area</w:t>
+      </w:r>
+    </w:p>
+    <w:p/>
+    <w:p>
+      <w:r>
+        <w:t>app.py</w:t>
+      </w:r>
+    </w:p>
+    <w:p>
+      <w:r>
+        <w:t>Ab commit</w:t>
+      </w:r>
+    </w:p>
+    <w:p>
+      <w:r>
+        <w:t>git commit -m "Updated App"</w:t>
+      </w:r>
+    </w:p>
+    <w:p>
+      <w:r>
+        <w:t>History me sirf</w:t>
+      </w:r>
+    </w:p>
+    <w:p>
+      <w:r>
+        <w:t>app.py</w:t>
+      </w:r>
+    </w:p>
+    <w:p>
+      <w:r>
+        <w:t>jayegi.</w:t>
+      </w:r>
+    </w:p>
+    <w:p>
+      <w:r>
+        <w:pict w14:anchorId="7ECC36B2">
+          <v:rect id="_x0000_i1259" style="width:0;height:1.5pt" o:hralign="center" o:hrstd="t" o:hr="t" fillcolor="#a0a0a0" stroked="f"/>
+        </w:pict>
+      </w:r>
+    </w:p>
+    <w:p>
+      <w:pPr>
+        <w:rPr>
+          <w:b/>
+          <w:bCs/>
+        </w:rPr>
+      </w:pPr>
+      <w:r>
+        <w:rPr>
+          <w:b/>
+          <w:bCs/>
+        </w:rPr>
+        <w:t>PART 9 : Agar Staging ke baad fir file edit kar di?</w:t>
+      </w:r>
+    </w:p>
+    <w:p>
+      <w:r>
+        <w:t>Example</w:t>
+      </w:r>
+    </w:p>
+    <w:p>
+      <w:r>
+        <w:t>print("Hello")</w:t>
+      </w:r>
+    </w:p>
+    <w:p>
+      <w:r>
+        <w:t>↓</w:t>
+      </w:r>
+    </w:p>
+    <w:p>
+      <w:r>
+        <w:t>git add app.py</w:t>
+      </w:r>
+    </w:p>
+    <w:p>
+      <w:r>
+        <w:t>↓</w:t>
+      </w:r>
+    </w:p>
+    <w:p>
+      <w:r>
+        <w:t>Ab file Stage ho gayi.</w:t>
+      </w:r>
+    </w:p>
+    <w:p>
+      <w:r>
+        <w:t>Fir tumne likh diya</w:t>
+      </w:r>
+    </w:p>
+    <w:p>
+      <w:r>
+        <w:t>print("Hello Sandeep")</w:t>
+      </w:r>
+    </w:p>
+    <w:p>
+      <w:r>
+        <w:t>Ab kya hoga?</w:t>
+      </w:r>
+    </w:p>
+    <w:p>
+      <w:r>
+        <w:t>Git bolega</w:t>
+      </w:r>
+    </w:p>
+    <w:p>
+      <w:r>
+        <w:t>Modified</w:t>
+      </w:r>
+    </w:p>
+    <w:p>
+      <w:r>
+        <w:lastRenderedPageBreak/>
+        <w:t>Kyuki</w:t>
+      </w:r>
+    </w:p>
+    <w:p>
+      <w:r>
+        <w:t>Stage wali copy</w:t>
+      </w:r>
+    </w:p>
+    <w:p>
+      <w:r>
+        <w:t>Aur</w:t>
+      </w:r>
+    </w:p>
+    <w:p>
+      <w:r>
+        <w:t>Current file</w:t>
+      </w:r>
+    </w:p>
+    <w:p>
+      <w:r>
+        <w:t>Alag ho gayi.</w:t>
+      </w:r>
+    </w:p>
+    <w:p>
+      <w:r>
+        <w:t>Fir dubara</w:t>
+      </w:r>
+    </w:p>
+    <w:p>
+      <w:r>
+        <w:t>git add app.py</w:t>
+      </w:r>
+    </w:p>
+    <w:p>
+      <w:r>
+        <w:t>karna padega.</w:t>
+      </w:r>
+    </w:p>
+    <w:p>
+      <w:r>
+        <w:pict w14:anchorId="7B5B4C96">
+          <v:rect id="_x0000_i1260" style="width:0;height:1.5pt" o:hralign="center" o:hrstd="t" o:hr="t" fillcolor="#a0a0a0" stroked="f"/>
+        </w:pict>
+      </w:r>
+    </w:p>
+    <w:p>
+      <w:pPr>
+        <w:rPr>
+          <w:b/>
+          <w:bCs/>
+        </w:rPr>
+      </w:pPr>
+      <w:r>
+        <w:rPr>
+          <w:b/>
+          <w:bCs/>
+        </w:rPr>
+        <w:t>PART 10 : Shopping Cart Example</w:t>
+      </w:r>
+    </w:p>
+    <w:p>
+      <w:r>
+        <w:t>Shopping Mall</w:t>
+      </w:r>
+    </w:p>
+    <w:p>
+      <w:r>
+        <w:t>Shelf</w:t>
+      </w:r>
+    </w:p>
+    <w:p/>
+    <w:p>
+      <w:r>
+        <w:t>↓</w:t>
+      </w:r>
+    </w:p>
+    <w:p/>
+    <w:p>
+      <w:r>
+        <w:t>Shopping Cart</w:t>
+      </w:r>
+    </w:p>
+    <w:p/>
+    <w:p>
+      <w:r>
+        <w:t>↓</w:t>
+      </w:r>
+    </w:p>
+    <w:p/>
+    <w:p>
+      <w:r>
+        <w:t>Billing Counter</w:t>
+      </w:r>
+    </w:p>
+    <w:p>
+      <w:r>
+        <w:t>Git</w:t>
+      </w:r>
+    </w:p>
+    <w:p>
+      <w:r>
+        <w:t>Working Directory</w:t>
+      </w:r>
+    </w:p>
+    <w:p/>
+    <w:p>
+      <w:r>
+        <w:t>↓</w:t>
+      </w:r>
+    </w:p>
+    <w:p/>
+    <w:p>
+      <w:r>
+        <w:t>Staging Area</w:t>
+      </w:r>
+    </w:p>
+    <w:p/>
+    <w:p>
+      <w:r>
+        <w:t>↓</w:t>
+      </w:r>
+    </w:p>
+    <w:p/>
+    <w:p>
+      <w:r>
+        <w:t>Commit</w:t>
+      </w:r>
+    </w:p>
+    <w:p>
+      <w:r>
+        <w:t>Shelf = Code</w:t>
+      </w:r>
+    </w:p>
+    <w:p>
+      <w:r>
+        <w:lastRenderedPageBreak/>
+        <w:t>Cart = Staging Area</w:t>
+      </w:r>
+    </w:p>
+    <w:p>
+      <w:r>
+        <w:t>Bill = Commit</w:t>
+      </w:r>
+    </w:p>
+    <w:p>
+      <w:r>
+        <w:pict w14:anchorId="7896157E">
+          <v:rect id="_x0000_i1261" style="width:0;height:1.5pt" o:hralign="center" o:hrstd="t" o:hr="t" fillcolor="#a0a0a0" stroked="f"/>
+        </w:pict>
+      </w:r>
+    </w:p>
+    <w:p>
+      <w:pPr>
+        <w:rPr>
+          <w:b/>
+          <w:bCs/>
+        </w:rPr>
+      </w:pPr>
+      <w:r>
+        <w:rPr>
+          <w:b/>
+          <w:bCs/>
+        </w:rPr>
+        <w:t>PART 11 : Restaurant Example</w:t>
+      </w:r>
+    </w:p>
+    <w:p>
+      <w:r>
+        <w:t>Restaurant</w:t>
+      </w:r>
+    </w:p>
+    <w:p>
+      <w:r>
+        <w:t>Menu</w:t>
+      </w:r>
+    </w:p>
+    <w:p/>
+    <w:p>
+      <w:r>
+        <w:t>↓</w:t>
+      </w:r>
+    </w:p>
+    <w:p/>
+    <w:p>
+      <w:r>
+        <w:t>Kitchen</w:t>
+      </w:r>
+    </w:p>
+    <w:p/>
+    <w:p>
+      <w:r>
+        <w:t>↓</w:t>
+      </w:r>
+    </w:p>
+    <w:p/>
+    <w:p>
+      <w:r>
+        <w:t>Table</w:t>
+      </w:r>
+    </w:p>
+    <w:p>
+      <w:r>
+        <w:t>Git</w:t>
+      </w:r>
+    </w:p>
+    <w:p>
+      <w:r>
+        <w:t>Working Directory</w:t>
+      </w:r>
+    </w:p>
+    <w:p/>
+    <w:p>
+      <w:r>
+        <w:t>↓</w:t>
+      </w:r>
+    </w:p>
+    <w:p/>
+    <w:p>
+      <w:r>
+        <w:t>Staging Area</w:t>
+      </w:r>
+    </w:p>
+    <w:p/>
+    <w:p>
+      <w:r>
+        <w:t>↓</w:t>
+      </w:r>
+    </w:p>
+    <w:p/>
+    <w:p>
+      <w:r>
+        <w:t>Repository</w:t>
+      </w:r>
+    </w:p>
+    <w:p>
+      <w:r>
+        <w:t>Kitchen = Staging Area</w:t>
+      </w:r>
+    </w:p>
+    <w:p>
+      <w:r>
+        <w:pict w14:anchorId="30C37E7B">
+          <v:rect id="_x0000_i1262" style="width:0;height:1.5pt" o:hralign="center" o:hrstd="t" o:hr="t" fillcolor="#a0a0a0" stroked="f"/>
+        </w:pict>
+      </w:r>
+    </w:p>
+    <w:p>
+      <w:pPr>
+        <w:rPr>
+          <w:b/>
+          <w:bCs/>
+        </w:rPr>
+      </w:pPr>
+      <w:r>
+        <w:rPr>
+          <w:b/>
+          <w:bCs/>
+        </w:rPr>
+        <w:t>PART 12 : VS Code me A kyu aata hai?</w:t>
+      </w:r>
+    </w:p>
+    <w:p>
+      <w:r>
+        <w:t>Tumne dekha tha</w:t>
+      </w:r>
+    </w:p>
+    <w:p>
+      <w:r>
+        <w:t>A</w:t>
+      </w:r>
+    </w:p>
+    <w:p>
+      <w:r>
+        <w:t>Matlab</w:t>
+      </w:r>
+    </w:p>
+    <w:p>
+      <w:r>
+        <w:t>Added</w:t>
+      </w:r>
+    </w:p>
+    <w:p>
+      <w:r>
+        <w:lastRenderedPageBreak/>
+        <w:t>Yani file</w:t>
+      </w:r>
+    </w:p>
+    <w:p>
+      <w:r>
+        <w:t>Staging Area</w:t>
+      </w:r>
+    </w:p>
+    <w:p>
+      <w:r>
+        <w:t>me hai.</w:t>
+      </w:r>
+    </w:p>
+    <w:p>
+      <w:r>
+        <w:t>Abhi History me nahi gayi.</w:t>
+      </w:r>
+    </w:p>
+    <w:p>
+      <w:r>
+        <w:pict w14:anchorId="56D80A53">
+          <v:rect id="_x0000_i1263" style="width:0;height:1.5pt" o:hralign="center" o:hrstd="t" o:hr="t" fillcolor="#a0a0a0" stroked="f"/>
+        </w:pict>
+      </w:r>
+    </w:p>
+    <w:p>
+      <w:pPr>
+        <w:rPr>
+          <w:b/>
+          <w:bCs/>
+        </w:rPr>
+      </w:pPr>
+      <w:r>
+        <w:rPr>
+          <w:b/>
+          <w:bCs/>
+        </w:rPr>
+        <w:t>PART 13 : Agar PC band ho gaya</w:t>
+      </w:r>
+    </w:p>
+    <w:p>
+      <w:r>
+        <w:t>Situation</w:t>
+      </w:r>
+    </w:p>
+    <w:p>
+      <w:r>
+        <w:t>git add app.py</w:t>
+      </w:r>
+    </w:p>
+    <w:p>
+      <w:r>
+        <w:t>kiya.</w:t>
+      </w:r>
+    </w:p>
+    <w:p>
+      <w:r>
+        <w:t>Commit nahi kiya.</w:t>
+      </w:r>
+    </w:p>
+    <w:p>
+      <w:r>
+        <w:t>Laptop band.</w:t>
+      </w:r>
+    </w:p>
+    <w:p>
+      <w:r>
+        <w:t>Kya hoga?</w:t>
+      </w:r>
+    </w:p>
+    <w:p>
+      <w:r>
+        <w:rPr>
+          <w:rFonts w:ascii="Segoe UI Emoji" w:hAnsi="Segoe UI Emoji" w:cs="Segoe UI Emoji"/>
+        </w:rPr>
+        <w:t>❌</w:t>
+      </w:r>
+      <w:r>
+        <w:t xml:space="preserve"> Permanent commit nahi bana.</w:t>
+      </w:r>
+    </w:p>
+    <w:p>
+      <w:r>
+        <w:t>Staging Area temporary state hai.</w:t>
+      </w:r>
+    </w:p>
+    <w:p>
+      <w:r>
+        <w:t>Isliye important changes ke baad jaldi commit karna achha practice hai.</w:t>
+      </w:r>
+    </w:p>
+    <w:p>
+      <w:r>
+        <w:pict w14:anchorId="39110398">
+          <v:rect id="_x0000_i1264" style="width:0;height:1.5pt" o:hralign="center" o:hrstd="t" o:hr="t" fillcolor="#a0a0a0" stroked="f"/>
+        </w:pict>
+      </w:r>
+    </w:p>
+    <w:p>
+      <w:pPr>
+        <w:rPr>
+          <w:b/>
+          <w:bCs/>
+        </w:rPr>
+      </w:pPr>
+      <w:r>
+        <w:rPr>
+          <w:b/>
+          <w:bCs/>
+        </w:rPr>
+        <w:t>PART 14 : Sabse Important Diagram</w:t>
+      </w:r>
+    </w:p>
+    <w:p>
+      <w:r>
+        <w:t>VS Code</w:t>
+      </w:r>
+    </w:p>
+    <w:p/>
+    <w:p>
+      <w:r>
+        <w:t>↓</w:t>
+      </w:r>
+    </w:p>
+    <w:p/>
+    <w:p>
+      <w:r>
+        <w:t>Working Directory</w:t>
+      </w:r>
+    </w:p>
+    <w:p/>
+    <w:p>
+      <w:r>
+        <w:t>↓</w:t>
+      </w:r>
+    </w:p>
+    <w:p/>
+    <w:p>
+      <w:r>
+        <w:t>git add</w:t>
+      </w:r>
+    </w:p>
+    <w:p/>
+    <w:p>
+      <w:r>
+        <w:t>↓</w:t>
+      </w:r>
+    </w:p>
+    <w:p/>
+    <w:p>
+      <w:r>
+        <w:t>Staging Area</w:t>
+      </w:r>
+    </w:p>
+    <w:p/>
+    <w:p>
+      <w:r>
+        <w:lastRenderedPageBreak/>
+        <w:t>↓</w:t>
+      </w:r>
+    </w:p>
+    <w:p/>
+    <w:p>
+      <w:r>
+        <w:t>git commit</w:t>
+      </w:r>
+    </w:p>
+    <w:p/>
+    <w:p>
+      <w:r>
+        <w:t>↓</w:t>
+      </w:r>
+    </w:p>
+    <w:p/>
+    <w:p>
+      <w:r>
+        <w:t>Git History</w:t>
+      </w:r>
+    </w:p>
+    <w:p/>
+    <w:p>
+      <w:r>
+        <w:t>↓</w:t>
+      </w:r>
+    </w:p>
+    <w:p/>
+    <w:p>
+      <w:r>
+        <w:t>git push</w:t>
+      </w:r>
+    </w:p>
+    <w:p/>
+    <w:p>
+      <w:r>
+        <w:t>↓</w:t>
+      </w:r>
+    </w:p>
+    <w:p/>
+    <w:p>
+      <w:r>
+        <w:t>GitHub</w:t>
+      </w:r>
+    </w:p>
+    <w:p>
+      <w:r>
+        <w:t>Ye diagram pura Git + GitHub hai.</w:t>
+      </w:r>
+    </w:p>
+    <w:p>
+      <w:r>
+        <w:t>Isko yaad kar lo.</w:t>
+      </w:r>
+    </w:p>
+    <w:p>
+      <w:r>
+        <w:pict w14:anchorId="5CC3B835">
+          <v:rect id="_x0000_i1265" style="width:0;height:1.5pt" o:hralign="center" o:hrstd="t" o:hr="t" fillcolor="#a0a0a0" stroked="f"/>
+        </w:pict>
+      </w:r>
+    </w:p>
+    <w:p>
+      <w:pPr>
+        <w:rPr>
+          <w:b/>
+          <w:bCs/>
+        </w:rPr>
+      </w:pPr>
+      <w:r>
+        <w:rPr>
+          <w:b/>
+          <w:bCs/>
+        </w:rPr>
+        <w:t>Summary</w:t>
+      </w:r>
+    </w:p>
+    <w:p>
+      <w:r>
+        <w:rPr>
+          <w:rFonts w:ascii="Segoe UI Emoji" w:hAnsi="Segoe UI Emoji" w:cs="Segoe UI Emoji"/>
+        </w:rPr>
+        <w:t>✅</w:t>
+      </w:r>
+      <w:r>
+        <w:t xml:space="preserve"> Working Directory = Jaha code likhte ho.</w:t>
+      </w:r>
+    </w:p>
+    <w:p>
+      <w:r>
+        <w:rPr>
+          <w:rFonts w:ascii="Segoe UI Emoji" w:hAnsi="Segoe UI Emoji" w:cs="Segoe UI Emoji"/>
+        </w:rPr>
+        <w:t>✅</w:t>
+      </w:r>
+      <w:r>
+        <w:t xml:space="preserve"> Staging Area = Temporary waiting room.</w:t>
+      </w:r>
+    </w:p>
+    <w:p>
+      <w:r>
+        <w:rPr>
+          <w:rFonts w:ascii="Segoe UI Emoji" w:hAnsi="Segoe UI Emoji" w:cs="Segoe UI Emoji"/>
+        </w:rPr>
+        <w:t>✅</w:t>
+      </w:r>
+      <w:r>
+        <w:t xml:space="preserve"> Repository = Permanent history.</w:t>
+      </w:r>
+    </w:p>
+    <w:p>
+      <w:r>
+        <w:rPr>
+          <w:rFonts w:ascii="Segoe UI Emoji" w:hAnsi="Segoe UI Emoji" w:cs="Segoe UI Emoji"/>
+        </w:rPr>
+        <w:t>✅</w:t>
+      </w:r>
+      <w:r>
+        <w:t xml:space="preserve"> git add = Staging Area.</w:t>
+      </w:r>
+    </w:p>
+    <w:p>
+      <w:r>
+        <w:rPr>
+          <w:rFonts w:ascii="Segoe UI Emoji" w:hAnsi="Segoe UI Emoji" w:cs="Segoe UI Emoji"/>
+        </w:rPr>
+        <w:t>✅</w:t>
+      </w:r>
+      <w:r>
+        <w:t xml:space="preserve"> git commit = History.</w:t>
+      </w:r>
+    </w:p>
+    <w:p>
+      <w:r>
+        <w:pict w14:anchorId="5B7EA8DC">
+          <v:rect id="_x0000_i1266" style="width:0;height:1.5pt" o:hralign="center" o:hrstd="t" o:hr="t" fillcolor="#a0a0a0" stroked="f"/>
+        </w:pict>
+      </w:r>
+    </w:p>
+    <w:p>
+      <w:pPr>
+        <w:rPr>
+          <w:b/>
+          <w:bCs/>
+        </w:rPr>
+      </w:pPr>
+      <w:r>
+        <w:rPr>
+          <w:b/>
+          <w:bCs/>
+        </w:rPr>
+        <w:t>Homework</w:t>
+      </w:r>
+    </w:p>
+    <w:p>
+      <w:pPr>
+        <w:rPr>
+          <w:b/>
+          <w:bCs/>
+        </w:rPr>
+      </w:pPr>
+      <w:r>
+        <w:rPr>
+          <w:b/>
+          <w:bCs/>
+        </w:rPr>
+        <w:t>Q1</w:t>
+      </w:r>
+    </w:p>
+    <w:p>
+      <w:r>
+        <w:t>Staging Area ka main kaam kya hai?</w:t>
+      </w:r>
+    </w:p>
+    <w:p>
+      <w:r>
+        <w:pict w14:anchorId="2520F76F">
+          <v:rect id="_x0000_i1267" style="width:0;height:1.5pt" o:hralign="center" o:hrstd="t" o:hr="t" fillcolor="#a0a0a0" stroked="f"/>
+        </w:pict>
+      </w:r>
+    </w:p>
+    <w:p>
+      <w:pPr>
+        <w:rPr>
+          <w:b/>
+          <w:bCs/>
+        </w:rPr>
+      </w:pPr>
+      <w:r>
+        <w:rPr>
+          <w:b/>
+          <w:bCs/>
+        </w:rPr>
+        <w:t>Q2</w:t>
+      </w:r>
+    </w:p>
+    <w:p>
+      <w:r>
+        <w:t>Kya git add ke baad code permanently save ho jata hai?</w:t>
+      </w:r>
+    </w:p>
+    <w:p>
+      <w:r>
+        <w:lastRenderedPageBreak/>
+        <w:t>Yes / No</w:t>
+      </w:r>
+    </w:p>
+    <w:p>
+      <w:r>
+        <w:pict w14:anchorId="7CC12C4C">
+          <v:rect id="_x0000_i1268" style="width:0;height:1.5pt" o:hralign="center" o:hrstd="t" o:hr="t" fillcolor="#a0a0a0" stroked="f"/>
+        </w:pict>
+      </w:r>
+    </w:p>
+    <w:p>
+      <w:pPr>
+        <w:rPr>
+          <w:b/>
+          <w:bCs/>
+        </w:rPr>
+      </w:pPr>
+      <w:r>
+        <w:rPr>
+          <w:b/>
+          <w:bCs/>
+        </w:rPr>
+        <w:t>Q3</w:t>
+      </w:r>
+    </w:p>
+    <w:p>
+      <w:r>
+        <w:t>Ye flow complete karo.</w:t>
+      </w:r>
+    </w:p>
+    <w:p>
+      <w:r>
+        <w:t>Working Directory</w:t>
+      </w:r>
+    </w:p>
+    <w:p/>
+    <w:p>
+      <w:r>
+        <w:t>↓</w:t>
+      </w:r>
+    </w:p>
+    <w:p/>
+    <w:p>
+      <w:r>
+        <w:t>__________</w:t>
+      </w:r>
+    </w:p>
+    <w:p/>
+    <w:p>
+      <w:r>
+        <w:t>↓</w:t>
+      </w:r>
+    </w:p>
+    <w:p/>
+    <w:p>
+      <w:r>
+        <w:t>Git History</w:t>
+      </w:r>
+    </w:p>
+    <w:p>
+      <w:r>
+        <w:pict w14:anchorId="19CD4AAF">
+          <v:rect id="_x0000_i1269" style="width:0;height:1.5pt" o:hralign="center" o:hrstd="t" o:hr="t" fillcolor="#a0a0a0" stroked="f"/>
+        </w:pict>
+      </w:r>
+    </w:p>
+    <w:p>
+      <w:pPr>
+        <w:rPr>
+          <w:b/>
+          <w:bCs/>
+        </w:rPr>
+      </w:pPr>
+      <w:r>
+        <w:rPr>
+          <w:rFonts w:ascii="Segoe UI Emoji" w:hAnsi="Segoe UI Emoji" w:cs="Segoe UI Emoji"/>
+          <w:b/>
+          <w:bCs/>
+        </w:rPr>
+        <w:t>🚀</w:t>
+      </w:r>
+      <w:r>
+        <w:rPr>
+          <w:b/>
+          <w:bCs/>
+        </w:rPr>
+        <w:t xml:space="preserve"> Next Chapter</w:t>
+      </w:r>
+    </w:p>
+    <w:p>
+      <w:r>
+        <w:rPr>
+          <w:b/>
+          <w:bCs/>
+        </w:rPr>
+        <w:t>Chapter 8 – git commit</w:t>
+      </w:r>
+    </w:p>
+    <w:p>
+      <w:r>
+        <w:t>Ab tak jo kuch seekha hai, uska final use git commit me hoga.</w:t>
+      </w:r>
+    </w:p>
+    <w:p>
+      <w:r>
+        <w:t>Us chapter me hum line by line samjhenge:</w:t>
+      </w:r>
+    </w:p>
+    <w:p>
+      <w:pPr>
+        <w:numPr>
+          <w:ilvl w:val="0"/>
+          <w:numId w:val="16"/>
+        </w:numPr>
+      </w:pPr>
+      <w:r>
+        <w:t>Commit kya hai?</w:t>
+      </w:r>
+    </w:p>
+    <w:p>
+      <w:pPr>
+        <w:numPr>
+          <w:ilvl w:val="0"/>
+          <w:numId w:val="16"/>
+        </w:numPr>
+      </w:pPr>
+      <w:r>
+        <w:t>Snapshot kya hota hai?</w:t>
+      </w:r>
+    </w:p>
+    <w:p>
+      <w:pPr>
+        <w:numPr>
+          <w:ilvl w:val="0"/>
+          <w:numId w:val="16"/>
+        </w:numPr>
+      </w:pPr>
+      <w:r>
+        <w:t>-m ka matlab kya hai?</w:t>
+      </w:r>
+    </w:p>
+    <w:p>
+      <w:pPr>
+        <w:numPr>
+          <w:ilvl w:val="0"/>
+          <w:numId w:val="16"/>
+        </w:numPr>
+      </w:pPr>
+      <w:r>
+        <w:t>Commit ID kya hoti hai?</w:t>
+      </w:r>
+    </w:p>
+    <w:p>
+      <w:pPr>
+        <w:numPr>
+          <w:ilvl w:val="0"/>
+          <w:numId w:val="16"/>
+        </w:numPr>
+      </w:pPr>
+      <w:r>
+        <w:t>Commit message kaise likhte hain?</w:t>
+      </w:r>
+    </w:p>
+    <w:p>
+      <w:pPr>
+        <w:numPr>
+          <w:ilvl w:val="0"/>
+          <w:numId w:val="16"/>
+        </w:numPr>
+      </w:pPr>
+      <w:r>
+        <w:t>git log commit kaise dikhata hai?</w:t>
+      </w:r>
+    </w:p>
+    <w:p>
+      <w:pPr>
+        <w:numPr>
+          <w:ilvl w:val="0"/>
+          <w:numId w:val="16"/>
+        </w:numPr>
+      </w:pPr>
+      <w:r>
+        <w:t>Commit ke baad Git ke andar kya hota hai?</w:t>
+      </w:r>
+    </w:p>
+    <w:p>
+      <w:pPr>
+        <w:numPr>
+          <w:ilvl w:val="0"/>
+          <w:numId w:val="16"/>
+        </w:numPr>
+      </w:pPr>
+      <w:r>
+        <w:t>Purana commit kaise dekhte hain?</w:t>
+      </w:r>
+    </w:p>
+    <w:p>
+      <w:pPr>
+        <w:numPr>
+          <w:ilvl w:val="0"/>
+          <w:numId w:val="16"/>
+        </w:numPr>
+      </w:pPr>
+      <w:r>
+        <w:t>Commit history kaise kaam karti hai?</w:t>
+      </w:r>
+    </w:p>
+    <w:p>
+      <w:r>
+        <w:t xml:space="preserve">Us chapter ke baad Git ka core complete ho jayega. </w:t>
+      </w:r>
+      <w:r>
+        <w:rPr>
+          <w:rFonts w:ascii="Segoe UI Emoji" w:hAnsi="Segoe UI Emoji" w:cs="Segoe UI Emoji"/>
+        </w:rPr>
+        <w:t>🚀</w:t>
+      </w:r>
+    </w:p>
+    <w:p/>
+    <w:p/>
+    <w:p/>
+    <w:p>
+      <w:r>
+        <w:lastRenderedPageBreak/>
+        <w:t xml:space="preserve">Bro </w:t>
+      </w:r>
+      <w:r>
+        <w:rPr>
+          <w:rFonts w:ascii="Segoe UI Emoji" w:hAnsi="Segoe UI Emoji" w:cs="Segoe UI Emoji"/>
+        </w:rPr>
+        <w:t>😎🔥</w:t>
+      </w:r>
+      <w:r>
+        <w:t xml:space="preserve"> Aaj se Git ka </w:t>
+      </w:r>
+      <w:r>
+        <w:rPr>
+          <w:b/>
+          <w:bCs/>
+        </w:rPr>
+        <w:t>sabse important chapter</w:t>
+      </w:r>
+      <w:r>
+        <w:t xml:space="preserve"> start ho raha hai.</w:t>
+      </w:r>
+    </w:p>
+    <w:p>
+      <w:r>
+        <w:t xml:space="preserve">Ye chapter agar samajh gaya na, to tujhe samajh aa jayega ki </w:t>
+      </w:r>
+      <w:r>
+        <w:rPr>
+          <w:b/>
+          <w:bCs/>
+        </w:rPr>
+        <w:t>Git asal me save kaise karta hai.</w:t>
+      </w:r>
+    </w:p>
+    <w:p>
+      <w:pPr>
+        <w:rPr>
+          <w:b/>
+          <w:bCs/>
+        </w:rPr>
+      </w:pPr>
+      <w:r>
+        <w:rPr>
+          <w:rFonts w:ascii="Segoe UI Emoji" w:hAnsi="Segoe UI Emoji" w:cs="Segoe UI Emoji"/>
+          <w:b/>
+          <w:bCs/>
+        </w:rPr>
+        <w:t>📖</w:t>
+      </w:r>
+      <w:r>
+        <w:rPr>
+          <w:b/>
+          <w:bCs/>
+        </w:rPr>
+        <w:t xml:space="preserve"> CHAPTER 8 – git commit</w:t>
+      </w:r>
+    </w:p>
+    <w:p>
+      <w:r>
+        <w:rPr>
+          <w:b/>
+          <w:bCs/>
+        </w:rPr>
+        <w:t>Ye Git ki sabse important command hai.</w:t>
+      </w:r>
+    </w:p>
+    <w:p>
+      <w:r>
+        <w:t>Aaj hum line by line samjhenge ki git commit kya karta hai.</w:t>
+      </w:r>
+    </w:p>
+    <w:p>
+      <w:r>
+        <w:pict w14:anchorId="7207C353">
+          <v:rect id="_x0000_i1445" style="width:0;height:1.5pt" o:hralign="center" o:hrstd="t" o:hr="t" fillcolor="#a0a0a0" stroked="f"/>
+        </w:pict>
+      </w:r>
+    </w:p>
+    <w:p>
+      <w:pPr>
+        <w:rPr>
+          <w:b/>
+          <w:bCs/>
+        </w:rPr>
+      </w:pPr>
+      <w:r>
+        <w:rPr>
+          <w:b/>
+          <w:bCs/>
+        </w:rPr>
+        <w:t>PART 1 : Commit ka English Meaning</w:t>
+      </w:r>
+    </w:p>
+    <w:p>
+      <w:r>
+        <w:t>English me</w:t>
+      </w:r>
+    </w:p>
+    <w:p>
+      <w:r>
+        <w:rPr>
+          <w:b/>
+          <w:bCs/>
+        </w:rPr>
+        <w:t>Commit</w:t>
+      </w:r>
+    </w:p>
+    <w:p>
+      <w:r>
+        <w:t>Matlab:</w:t>
+      </w:r>
+    </w:p>
+    <w:p>
+      <w:r>
+        <w:t>"Permanently record kar dena."</w:t>
+      </w:r>
+    </w:p>
+    <w:p>
+      <w:r>
+        <w:t>Ya</w:t>
+      </w:r>
+    </w:p>
+    <w:p>
+      <w:r>
+        <w:t>"Officially save kar dena."</w:t>
+      </w:r>
+    </w:p>
+    <w:p>
+      <w:r>
+        <w:t>Real life me:</w:t>
+      </w:r>
+    </w:p>
+    <w:p>
+      <w:pPr>
+        <w:numPr>
+          <w:ilvl w:val="0"/>
+          <w:numId w:val="17"/>
+        </w:numPr>
+      </w:pPr>
+      <w:r>
+        <w:t>Bank transaction commit ho gayi.</w:t>
+      </w:r>
+    </w:p>
+    <w:p>
+      <w:pPr>
+        <w:numPr>
+          <w:ilvl w:val="0"/>
+          <w:numId w:val="17"/>
+        </w:numPr>
+      </w:pPr>
+      <w:r>
+        <w:t>Database commit ho gaya.</w:t>
+      </w:r>
+    </w:p>
+    <w:p>
+      <w:r>
+        <w:t>Matlab:</w:t>
+      </w:r>
+    </w:p>
+    <w:p>
+      <w:r>
+        <w:t>Ab ye permanently record ho gaya.</w:t>
+      </w:r>
+    </w:p>
+    <w:p>
+      <w:r>
+        <w:t>Git me bhi exactly yehi hota hai.</w:t>
+      </w:r>
+    </w:p>
+    <w:p>
+      <w:r>
+        <w:pict w14:anchorId="2EDD2C3B">
+          <v:rect id="_x0000_i1446" style="width:0;height:1.5pt" o:hralign="center" o:hrstd="t" o:hr="t" fillcolor="#a0a0a0" stroked="f"/>
+        </w:pict>
+      </w:r>
+    </w:p>
+    <w:p>
+      <w:pPr>
+        <w:rPr>
+          <w:b/>
+          <w:bCs/>
+        </w:rPr>
+      </w:pPr>
+      <w:r>
+        <w:rPr>
+          <w:b/>
+          <w:bCs/>
+        </w:rPr>
+        <w:t>PART 2 : Git me Commit kya hai?</w:t>
+      </w:r>
+    </w:p>
+    <w:p>
+      <w:r>
+        <w:t>Git me</w:t>
+      </w:r>
+    </w:p>
+    <w:p>
+      <w:r>
+        <w:t>git commit</w:t>
+      </w:r>
+    </w:p>
+    <w:p>
+      <w:r>
+        <w:t>Matlab:</w:t>
+      </w:r>
+    </w:p>
+    <w:p>
+      <w:r>
+        <w:t>"Staging Area me jo bhi ready hai, uska ek permanent snapshot bana do."</w:t>
+      </w:r>
+    </w:p>
+    <w:p>
+      <w:r>
+        <w:t>Yaha ek word bahut important hai:</w:t>
+      </w:r>
+    </w:p>
+    <w:p>
+      <w:pPr>
+        <w:rPr>
+          <w:b/>
+          <w:bCs/>
+        </w:rPr>
+      </w:pPr>
+      <w:r>
+        <w:rPr>
+          <w:b/>
+          <w:bCs/>
+        </w:rPr>
+        <w:t>Snapshot</w:t>
+      </w:r>
+    </w:p>
+    <w:p>
+      <w:r>
+        <w:t>Snapshot = Kisi ek time par project ki exact condition.</w:t>
+      </w:r>
+    </w:p>
+    <w:p>
+      <w:r>
+        <w:pict w14:anchorId="75F6AE9E">
+          <v:rect id="_x0000_i1447" style="width:0;height:1.5pt" o:hralign="center" o:hrstd="t" o:hr="t" fillcolor="#a0a0a0" stroked="f"/>
+        </w:pict>
+      </w:r>
+    </w:p>
+    <w:p>
+      <w:pPr>
+        <w:rPr>
+          <w:b/>
+          <w:bCs/>
+        </w:rPr>
+      </w:pPr>
+      <w:r>
+        <w:rPr>
+          <w:b/>
+          <w:bCs/>
+        </w:rPr>
+        <w:t>PART 3 : Snapshot kya hota hai?</w:t>
+      </w:r>
+    </w:p>
+    <w:p>
+      <w:r>
+        <w:t>Suppose tumhare project me sirf ek file hai.</w:t>
+      </w:r>
+    </w:p>
+    <w:p>
+      <w:r>
+        <w:lastRenderedPageBreak/>
+        <w:t>print("Hello World")</w:t>
+      </w:r>
+    </w:p>
+    <w:p>
+      <w:r>
+        <w:t>Tumne:</w:t>
+      </w:r>
+    </w:p>
+    <w:p>
+      <w:r>
+        <w:t>git add .</w:t>
+      </w:r>
+    </w:p>
+    <w:p>
+      <w:r>
+        <w:t>git commit -m "First Commit"</w:t>
+      </w:r>
+    </w:p>
+    <w:p>
+      <w:r>
+        <w:t>Git ne photo kheench li.</w:t>
+      </w:r>
+    </w:p>
+    <w:p>
+      <w:r>
+        <w:rPr>
+          <w:rFonts w:ascii="Segoe UI Emoji" w:hAnsi="Segoe UI Emoji" w:cs="Segoe UI Emoji"/>
+        </w:rPr>
+        <w:t>📸</w:t>
+      </w:r>
+      <w:r>
+        <w:t xml:space="preserve"> Snapshot 1</w:t>
+      </w:r>
+    </w:p>
+    <w:p>
+      <w:r>
+        <w:t>print("Hello World")</w:t>
+      </w:r>
+    </w:p>
+    <w:p>
+      <w:r>
+        <w:t>Ye photo hamesha ke liye save ho gayi.</w:t>
+      </w:r>
+    </w:p>
+    <w:p>
+      <w:r>
+        <w:pict w14:anchorId="1395E5C7">
+          <v:rect id="_x0000_i1448" style="width:0;height:1.5pt" o:hralign="center" o:hrstd="t" o:hr="t" fillcolor="#a0a0a0" stroked="f"/>
+        </w:pict>
+      </w:r>
+    </w:p>
+    <w:p>
+      <w:pPr>
+        <w:rPr>
+          <w:b/>
+          <w:bCs/>
+        </w:rPr>
+      </w:pPr>
+      <w:r>
+        <w:rPr>
+          <w:b/>
+          <w:bCs/>
+        </w:rPr>
+        <w:t>PART 4 : Ab code change kiya</w:t>
+      </w:r>
+    </w:p>
+    <w:p>
+      <w:r>
+        <w:t>Tumne likha:</w:t>
+      </w:r>
+    </w:p>
+    <w:p>
+      <w:r>
+        <w:t>print("Hello Sandeep")</w:t>
+      </w:r>
+    </w:p>
+    <w:p>
+      <w:r>
+        <w:t>Ab Git ke paas kya hai?</w:t>
+      </w:r>
+    </w:p>
+    <w:p>
+      <w:r>
+        <w:t>Current File</w:t>
+      </w:r>
+    </w:p>
+    <w:p>
+      <w:r>
+        <w:t>print("Hello Sandeep")</w:t>
+      </w:r>
+    </w:p>
+    <w:p>
+      <w:r>
+        <w:t>Aur History me</w:t>
+      </w:r>
+    </w:p>
+    <w:p>
+      <w:r>
+        <w:rPr>
+          <w:rFonts w:ascii="Segoe UI Emoji" w:hAnsi="Segoe UI Emoji" w:cs="Segoe UI Emoji"/>
+        </w:rPr>
+        <w:t>📸</w:t>
+      </w:r>
+      <w:r>
+        <w:t xml:space="preserve"> Snapshot 1</w:t>
+      </w:r>
+    </w:p>
+    <w:p>
+      <w:r>
+        <w:t>print("Hello World")</w:t>
+      </w:r>
+    </w:p>
+    <w:p>
+      <w:r>
+        <w:t>Dono alag cheezein hain.</w:t>
+      </w:r>
+    </w:p>
+    <w:p>
+      <w:r>
+        <w:pict w14:anchorId="789CB8DD">
+          <v:rect id="_x0000_i1449" style="width:0;height:1.5pt" o:hralign="center" o:hrstd="t" o:hr="t" fillcolor="#a0a0a0" stroked="f"/>
+        </w:pict>
+      </w:r>
+    </w:p>
+    <w:p>
+      <w:pPr>
+        <w:rPr>
+          <w:b/>
+          <w:bCs/>
+        </w:rPr>
+      </w:pPr>
+      <w:r>
+        <w:rPr>
+          <w:b/>
+          <w:bCs/>
+        </w:rPr>
+        <w:t>PART 5 : Fir Commit</w:t>
+      </w:r>
+    </w:p>
+    <w:p>
+      <w:r>
+        <w:t>Tumne fir kiya</w:t>
+      </w:r>
+    </w:p>
+    <w:p>
+      <w:r>
+        <w:t>git add .</w:t>
+      </w:r>
+    </w:p>
+    <w:p>
+      <w:r>
+        <w:t>git commit -m "Second Commit"</w:t>
+      </w:r>
+    </w:p>
+    <w:p>
+      <w:r>
+        <w:t>Ab Git ne doosri photo kheench li.</w:t>
+      </w:r>
+    </w:p>
+    <w:p>
+      <w:r>
+        <w:t>History</w:t>
+      </w:r>
+    </w:p>
+    <w:p>
+      <w:r>
+        <w:rPr>
+          <w:rFonts w:ascii="Segoe UI Emoji" w:hAnsi="Segoe UI Emoji" w:cs="Segoe UI Emoji"/>
+        </w:rPr>
+        <w:t>📸</w:t>
+      </w:r>
+      <w:r>
+        <w:t xml:space="preserve"> Snapshot 1</w:t>
+      </w:r>
+    </w:p>
+    <w:p/>
+    <w:p>
+      <w:r>
+        <w:t>print("Hello World")</w:t>
+      </w:r>
+    </w:p>
+    <w:p/>
+    <w:p/>
+    <w:p>
+      <w:r>
+        <w:rPr>
+          <w:rFonts w:ascii="Segoe UI Emoji" w:hAnsi="Segoe UI Emoji" w:cs="Segoe UI Emoji"/>
+        </w:rPr>
+        <w:lastRenderedPageBreak/>
+        <w:t>📸</w:t>
+      </w:r>
+      <w:r>
+        <w:t xml:space="preserve"> Snapshot 2</w:t>
+      </w:r>
+    </w:p>
+    <w:p/>
+    <w:p>
+      <w:r>
+        <w:t>print("Hello Sandeep")</w:t>
+      </w:r>
+    </w:p>
+    <w:p>
+      <w:r>
+        <w:t>Notice karo.</w:t>
+      </w:r>
+    </w:p>
+    <w:p>
+      <w:r>
+        <w:t>Git ne</w:t>
+      </w:r>
+    </w:p>
+    <w:p>
+      <w:r>
+        <w:rPr>
+          <w:rFonts w:ascii="Segoe UI Emoji" w:hAnsi="Segoe UI Emoji" w:cs="Segoe UI Emoji"/>
+        </w:rPr>
+        <w:t>❌</w:t>
+      </w:r>
+      <w:r>
+        <w:t xml:space="preserve"> Snapshot 1 ko overwrite nahi kiya.</w:t>
+      </w:r>
+    </w:p>
+    <w:p>
+      <w:r>
+        <w:t>Usne</w:t>
+      </w:r>
+    </w:p>
+    <w:p>
+      <w:r>
+        <w:rPr>
+          <w:rFonts w:ascii="Segoe UI Emoji" w:hAnsi="Segoe UI Emoji" w:cs="Segoe UI Emoji"/>
+        </w:rPr>
+        <w:t>✅</w:t>
+      </w:r>
+      <w:r>
+        <w:t xml:space="preserve"> Ek naya snapshot banaya.</w:t>
+      </w:r>
+    </w:p>
+    <w:p>
+      <w:r>
+        <w:t>Ye Git ka sabse bada magic hai.</w:t>
+      </w:r>
+    </w:p>
+    <w:p>
+      <w:r>
+        <w:pict w14:anchorId="2F6CF19E">
+          <v:rect id="_x0000_i1450" style="width:0;height:1.5pt" o:hralign="center" o:hrstd="t" o:hr="t" fillcolor="#a0a0a0" stroked="f"/>
+        </w:pict>
+      </w:r>
+    </w:p>
+    <w:p>
+      <w:pPr>
+        <w:rPr>
+          <w:b/>
+          <w:bCs/>
+        </w:rPr>
+      </w:pPr>
+      <w:r>
+        <w:rPr>
+          <w:b/>
+          <w:bCs/>
+        </w:rPr>
+        <w:t>PART 6 : git commit ke andar kya hota hai?</w:t>
+      </w:r>
+    </w:p>
+    <w:p>
+      <w:r>
+        <w:t>Command</w:t>
+      </w:r>
+    </w:p>
+    <w:p>
+      <w:r>
+        <w:t>git commit -m "First Commit"</w:t>
+      </w:r>
+    </w:p>
+    <w:p>
+      <w:r>
+        <w:t>Isko todte hain.</w:t>
+      </w:r>
+    </w:p>
+    <w:p>
+      <w:r>
+        <w:pict w14:anchorId="017E13A4">
+          <v:rect id="_x0000_i1451" style="width:0;height:1.5pt" o:hralign="center" o:hrstd="t" o:hr="t" fillcolor="#a0a0a0" stroked="f"/>
+        </w:pict>
+      </w:r>
+    </w:p>
+    <w:p>
+      <w:pPr>
+        <w:rPr>
+          <w:b/>
+          <w:bCs/>
+        </w:rPr>
+      </w:pPr>
+      <w:r>
+        <w:rPr>
+          <w:b/>
+          <w:bCs/>
+        </w:rPr>
+        <w:t>git</w:t>
+      </w:r>
+    </w:p>
+    <w:p>
+      <w:r>
+        <w:t>Git software.</w:t>
+      </w:r>
+    </w:p>
+    <w:p>
+      <w:r>
+        <w:pict w14:anchorId="5CC43ADD">
+          <v:rect id="_x0000_i1452" style="width:0;height:1.5pt" o:hralign="center" o:hrstd="t" o:hr="t" fillcolor="#a0a0a0" stroked="f"/>
+        </w:pict>
+      </w:r>
+    </w:p>
+    <w:p>
+      <w:pPr>
+        <w:rPr>
+          <w:b/>
+          <w:bCs/>
+        </w:rPr>
+      </w:pPr>
+      <w:r>
+        <w:rPr>
+          <w:b/>
+          <w:bCs/>
+        </w:rPr>
+        <w:t>commit</w:t>
+      </w:r>
+    </w:p>
+    <w:p>
+      <w:r>
+        <w:t>Permanent snapshot banao.</w:t>
+      </w:r>
+    </w:p>
+    <w:p>
+      <w:r>
+        <w:pict w14:anchorId="6F132AA4">
+          <v:rect id="_x0000_i1453" style="width:0;height:1.5pt" o:hralign="center" o:hrstd="t" o:hr="t" fillcolor="#a0a0a0" stroked="f"/>
+        </w:pict>
+      </w:r>
+    </w:p>
+    <w:p>
+      <w:pPr>
+        <w:rPr>
+          <w:b/>
+          <w:bCs/>
+        </w:rPr>
+      </w:pPr>
+      <w:r>
+        <w:rPr>
+          <w:b/>
+          <w:bCs/>
+        </w:rPr>
+        <w:t>-m</w:t>
+      </w:r>
+    </w:p>
+    <w:p>
+      <w:r>
+        <w:t>-m</w:t>
+      </w:r>
+    </w:p>
+    <w:p>
+      <w:r>
+        <w:t>Matlab</w:t>
+      </w:r>
+    </w:p>
+    <w:p>
+      <w:r>
+        <w:t>Message.</w:t>
+      </w:r>
+    </w:p>
+    <w:p>
+      <w:r>
+        <w:t>Ye commit ka title hota hai.</w:t>
+      </w:r>
+    </w:p>
+    <w:p>
+      <w:r>
+        <w:t>Example</w:t>
+      </w:r>
+    </w:p>
+    <w:p>
+      <w:r>
+        <w:t>git commit -m "First Commit"</w:t>
+      </w:r>
+    </w:p>
+    <w:p/>
+    <w:p>
+      <w:r>
+        <w:t>git commit -m "Added Login"</w:t>
+      </w:r>
+    </w:p>
+    <w:p/>
+    <w:p>
+      <w:r>
+        <w:lastRenderedPageBreak/>
+        <w:t>git commit -m "Fixed Bug"</w:t>
+      </w:r>
+    </w:p>
+    <w:p/>
+    <w:p>
+      <w:r>
+        <w:t>git commit -m "Updated Dashboard"</w:t>
+      </w:r>
+    </w:p>
+    <w:p>
+      <w:r>
+        <w:t>Ye message baad me git log me dikhta hai.</w:t>
+      </w:r>
+    </w:p>
+    <w:p>
+      <w:r>
+        <w:pict w14:anchorId="4D57D2A2">
+          <v:rect id="_x0000_i1454" style="width:0;height:1.5pt" o:hralign="center" o:hrstd="t" o:hr="t" fillcolor="#a0a0a0" stroked="f"/>
+        </w:pict>
+      </w:r>
+    </w:p>
+    <w:p>
+      <w:pPr>
+        <w:rPr>
+          <w:b/>
+          <w:bCs/>
+        </w:rPr>
+      </w:pPr>
+      <w:r>
+        <w:rPr>
+          <w:b/>
+          <w:bCs/>
+        </w:rPr>
+        <w:t>PART 7 : Message kyu likhte hain?</w:t>
+      </w:r>
+    </w:p>
+    <w:p>
+      <w:r>
+        <w:t>Suppose</w:t>
+      </w:r>
+    </w:p>
+    <w:p>
+      <w:r>
+        <w:t>100 commits ho gaye.</w:t>
+      </w:r>
+    </w:p>
+    <w:p>
+      <w:r>
+        <w:t>Agar message na ho</w:t>
+      </w:r>
+    </w:p>
+    <w:p>
+      <w:r>
+        <w:t>Commit</w:t>
+      </w:r>
+    </w:p>
+    <w:p/>
+    <w:p>
+      <w:r>
+        <w:t>Commit</w:t>
+      </w:r>
+    </w:p>
+    <w:p/>
+    <w:p>
+      <w:r>
+        <w:t>Commit</w:t>
+      </w:r>
+    </w:p>
+    <w:p/>
+    <w:p>
+      <w:r>
+        <w:t>Commit</w:t>
+      </w:r>
+    </w:p>
+    <w:p>
+      <w:r>
+        <w:t>Kuch samajh nahi aayega.</w:t>
+      </w:r>
+    </w:p>
+    <w:p>
+      <w:r>
+        <w:t>Message se pata chalta hai</w:t>
+      </w:r>
+    </w:p>
+    <w:p>
+      <w:r>
+        <w:t>Is commit me kya kiya tha.</w:t>
+      </w:r>
+    </w:p>
+    <w:p>
+      <w:r>
+        <w:pict w14:anchorId="3D3870D6">
+          <v:rect id="_x0000_i1455" style="width:0;height:1.5pt" o:hralign="center" o:hrstd="t" o:hr="t" fillcolor="#a0a0a0" stroked="f"/>
+        </w:pict>
+      </w:r>
+    </w:p>
+    <w:p>
+      <w:pPr>
+        <w:rPr>
+          <w:b/>
+          <w:bCs/>
+        </w:rPr>
+      </w:pPr>
+      <w:r>
+        <w:rPr>
+          <w:b/>
+          <w:bCs/>
+        </w:rPr>
+        <w:t>PART 8 : Commit ID kya hoti hai?</w:t>
+      </w:r>
+    </w:p>
+    <w:p>
+      <w:r>
+        <w:t>Jab commit hota hai</w:t>
+      </w:r>
+    </w:p>
+    <w:p>
+      <w:r>
+        <w:t>Git usko ek unique ID deta hai.</w:t>
+      </w:r>
+    </w:p>
+    <w:p>
+      <w:r>
+        <w:t>Example</w:t>
+      </w:r>
+    </w:p>
+    <w:p>
+      <w:r>
+        <w:t>59c056d4d2f12b64de9dd47e589e330381a77b9c</w:t>
+      </w:r>
+    </w:p>
+    <w:p>
+      <w:r>
+        <w:t>Ye duniya me sirf isi commit ki ID hai.</w:t>
+      </w:r>
+    </w:p>
+    <w:p>
+      <w:r>
+        <w:t>Do commits ki same ID kabhi nahi hoti.</w:t>
+      </w:r>
+    </w:p>
+    <w:p>
+      <w:r>
+        <w:t>Ye fingerprint ki tarah hoti hai.</w:t>
+      </w:r>
+    </w:p>
+    <w:p>
+      <w:r>
+        <w:pict w14:anchorId="394D8F5E">
+          <v:rect id="_x0000_i1456" style="width:0;height:1.5pt" o:hralign="center" o:hrstd="t" o:hr="t" fillcolor="#a0a0a0" stroked="f"/>
+        </w:pict>
+      </w:r>
+    </w:p>
+    <w:p>
+      <w:pPr>
+        <w:rPr>
+          <w:b/>
+          <w:bCs/>
+        </w:rPr>
+      </w:pPr>
+      <w:r>
+        <w:rPr>
+          <w:b/>
+          <w:bCs/>
+        </w:rPr>
+        <w:t>PART 9 : Commit ID ka use</w:t>
+      </w:r>
+    </w:p>
+    <w:p>
+      <w:r>
+        <w:t>Baad me hum kar sakte hain</w:t>
+      </w:r>
+    </w:p>
+    <w:p>
+      <w:pPr>
+        <w:numPr>
+          <w:ilvl w:val="0"/>
+          <w:numId w:val="18"/>
+        </w:numPr>
+      </w:pPr>
+      <w:r>
+        <w:lastRenderedPageBreak/>
+        <w:t>Purana code dekhna</w:t>
+      </w:r>
+    </w:p>
+    <w:p>
+      <w:pPr>
+        <w:numPr>
+          <w:ilvl w:val="0"/>
+          <w:numId w:val="18"/>
+        </w:numPr>
+      </w:pPr>
+      <w:r>
+        <w:t>Kisi specific version par jana</w:t>
+      </w:r>
+    </w:p>
+    <w:p>
+      <w:pPr>
+        <w:numPr>
+          <w:ilvl w:val="0"/>
+          <w:numId w:val="18"/>
+        </w:numPr>
+      </w:pPr>
+      <w:r>
+        <w:t>Compare karna</w:t>
+      </w:r>
+    </w:p>
+    <w:p>
+      <w:pPr>
+        <w:numPr>
+          <w:ilvl w:val="0"/>
+          <w:numId w:val="18"/>
+        </w:numPr>
+      </w:pPr>
+      <w:r>
+        <w:t>Restore karna</w:t>
+      </w:r>
+    </w:p>
+    <w:p>
+      <w:r>
+        <w:t>Ye sab Commit ID ki wajah se possible hai.</w:t>
+      </w:r>
+    </w:p>
+    <w:p>
+      <w:r>
+        <w:pict w14:anchorId="6F81E9E1">
+          <v:rect id="_x0000_i1457" style="width:0;height:1.5pt" o:hralign="center" o:hrstd="t" o:hr="t" fillcolor="#a0a0a0" stroked="f"/>
+        </w:pict>
+      </w:r>
+    </w:p>
+    <w:p>
+      <w:pPr>
+        <w:rPr>
+          <w:b/>
+          <w:bCs/>
+        </w:rPr>
+      </w:pPr>
+      <w:r>
+        <w:rPr>
+          <w:b/>
+          <w:bCs/>
+        </w:rPr>
+        <w:t>PART 10 : Commit ke baad Status</w:t>
+      </w:r>
+    </w:p>
+    <w:p>
+      <w:r>
+        <w:t>Commit ke baad</w:t>
+      </w:r>
+    </w:p>
+    <w:p>
+      <w:r>
+        <w:t>git status</w:t>
+      </w:r>
+    </w:p>
+    <w:p>
+      <w:r>
+        <w:t>Output</w:t>
+      </w:r>
+    </w:p>
+    <w:p>
+      <w:r>
+        <w:t>nothing to commit,</w:t>
+      </w:r>
+    </w:p>
+    <w:p>
+      <w:r>
+        <w:t>working tree clean</w:t>
+      </w:r>
+    </w:p>
+    <w:p>
+      <w:r>
+        <w:t>Meaning</w:t>
+      </w:r>
+    </w:p>
+    <w:p>
+      <w:r>
+        <w:t>Git bol raha hai:</w:t>
+      </w:r>
+    </w:p>
+    <w:p>
+      <w:r>
+        <w:t>"Jo save karna tha wo save ho gaya."</w:t>
+      </w:r>
+    </w:p>
+    <w:p>
+      <w:r>
+        <w:t>Ab Working Directory aur History same hain.</w:t>
+      </w:r>
+    </w:p>
+    <w:p>
+      <w:r>
+        <w:pict w14:anchorId="65F649AF">
+          <v:rect id="_x0000_i1458" style="width:0;height:1.5pt" o:hralign="center" o:hrstd="t" o:hr="t" fillcolor="#a0a0a0" stroked="f"/>
+        </w:pict>
+      </w:r>
+    </w:p>
+    <w:p>
+      <w:pPr>
+        <w:rPr>
+          <w:b/>
+          <w:bCs/>
+        </w:rPr>
+      </w:pPr>
+      <w:r>
+        <w:rPr>
+          <w:b/>
+          <w:bCs/>
+        </w:rPr>
+        <w:t>PART 11 : Agar commit ke baad code badal diya</w:t>
+      </w:r>
+    </w:p>
+    <w:p>
+      <w:r>
+        <w:t>Suppose</w:t>
+      </w:r>
+    </w:p>
+    <w:p>
+      <w:r>
+        <w:t>History</w:t>
+      </w:r>
+    </w:p>
+    <w:p>
+      <w:r>
+        <w:t>print("Hello World")</w:t>
+      </w:r>
+    </w:p>
+    <w:p>
+      <w:r>
+        <w:t>Current File</w:t>
+      </w:r>
+    </w:p>
+    <w:p>
+      <w:r>
+        <w:t>print("Hello Sandeep")</w:t>
+      </w:r>
+    </w:p>
+    <w:p>
+      <w:r>
+        <w:t>Ab</w:t>
+      </w:r>
+    </w:p>
+    <w:p>
+      <w:r>
+        <w:t>git status</w:t>
+      </w:r>
+    </w:p>
+    <w:p>
+      <w:r>
+        <w:t>Output</w:t>
+      </w:r>
+    </w:p>
+    <w:p>
+      <w:r>
+        <w:t>Modified</w:t>
+      </w:r>
+    </w:p>
+    <w:p>
+      <w:r>
+        <w:t>Kyuki</w:t>
+      </w:r>
+    </w:p>
+    <w:p>
+      <w:r>
+        <w:t>Current File</w:t>
+      </w:r>
+    </w:p>
+    <w:p>
+      <w:r>
+        <w:t>≠</w:t>
+      </w:r>
+    </w:p>
+    <w:p>
+      <w:r>
+        <w:t>Last Commit</w:t>
+      </w:r>
+    </w:p>
+    <w:p>
+      <w:r>
+        <w:lastRenderedPageBreak/>
+        <w:pict w14:anchorId="34759C9C">
+          <v:rect id="_x0000_i1459" style="width:0;height:1.5pt" o:hralign="center" o:hrstd="t" o:hr="t" fillcolor="#a0a0a0" stroked="f"/>
+        </w:pict>
+      </w:r>
+    </w:p>
+    <w:p>
+      <w:pPr>
+        <w:rPr>
+          <w:b/>
+          <w:bCs/>
+        </w:rPr>
+      </w:pPr>
+      <w:r>
+        <w:rPr>
+          <w:b/>
+          <w:bCs/>
+        </w:rPr>
+        <w:t>PART 12 : Real Life Example</w:t>
+      </w:r>
+    </w:p>
+    <w:p>
+      <w:r>
+        <w:t>Socho tum mobile se photo lete ho.</w:t>
+      </w:r>
+    </w:p>
+    <w:p>
+      <w:r>
+        <w:t>Photo 1</w:t>
+      </w:r>
+    </w:p>
+    <w:p>
+      <w:r>
+        <w:rPr>
+          <w:rFonts w:ascii="Segoe UI Emoji" w:hAnsi="Segoe UI Emoji" w:cs="Segoe UI Emoji"/>
+        </w:rPr>
+        <w:t>🙂</w:t>
+      </w:r>
+    </w:p>
+    <w:p>
+      <w:r>
+        <w:t>↓</w:t>
+      </w:r>
+    </w:p>
+    <w:p>
+      <w:r>
+        <w:t>Photo 2</w:t>
+      </w:r>
+    </w:p>
+    <w:p>
+      <w:r>
+        <w:rPr>
+          <w:rFonts w:ascii="Segoe UI Emoji" w:hAnsi="Segoe UI Emoji" w:cs="Segoe UI Emoji"/>
+        </w:rPr>
+        <w:t>😎</w:t>
+      </w:r>
+    </w:p>
+    <w:p>
+      <w:r>
+        <w:t>↓</w:t>
+      </w:r>
+    </w:p>
+    <w:p>
+      <w:r>
+        <w:t>Photo 3</w:t>
+      </w:r>
+    </w:p>
+    <w:p>
+      <w:r>
+        <w:rPr>
+          <w:rFonts w:ascii="Segoe UI Emoji" w:hAnsi="Segoe UI Emoji" w:cs="Segoe UI Emoji"/>
+        </w:rPr>
+        <w:t>🤖</w:t>
+      </w:r>
+    </w:p>
+    <w:p>
+      <w:r>
+        <w:t>Photo 3 lene se</w:t>
+      </w:r>
+    </w:p>
+    <w:p>
+      <w:r>
+        <w:t>Photo 1 delete hoti hai?</w:t>
+      </w:r>
+    </w:p>
+    <w:p>
+      <w:r>
+        <w:rPr>
+          <w:rFonts w:ascii="Segoe UI Emoji" w:hAnsi="Segoe UI Emoji" w:cs="Segoe UI Emoji"/>
+        </w:rPr>
+        <w:t>❌</w:t>
+      </w:r>
+      <w:r>
+        <w:t xml:space="preserve"> Nahi.</w:t>
+      </w:r>
+    </w:p>
+    <w:p>
+      <w:r>
+        <w:t>Git bhi waise hi kaam karta hai.</w:t>
+      </w:r>
+    </w:p>
+    <w:p>
+      <w:r>
+        <w:t>Har commit</w:t>
+      </w:r>
+    </w:p>
+    <w:p>
+      <w:r>
+        <w:t>Ek nayi photo.</w:t>
+      </w:r>
+    </w:p>
+    <w:p>
+      <w:r>
+        <w:pict w14:anchorId="1F05E4F1">
+          <v:rect id="_x0000_i1460" style="width:0;height:1.5pt" o:hralign="center" o:hrstd="t" o:hr="t" fillcolor="#a0a0a0" stroked="f"/>
+        </w:pict>
+      </w:r>
+    </w:p>
+    <w:p>
+      <w:pPr>
+        <w:rPr>
+          <w:b/>
+          <w:bCs/>
+        </w:rPr>
+      </w:pPr>
+      <w:r>
+        <w:rPr>
+          <w:b/>
+          <w:bCs/>
+        </w:rPr>
+        <w:t>PART 13 : Sabse Bada Myth</w:t>
+      </w:r>
+    </w:p>
+    <w:p>
+      <w:r>
+        <w:t>Log bolte hain</w:t>
+      </w:r>
+    </w:p>
+    <w:p>
+      <w:r>
+        <w:t>Commit matlab file save.</w:t>
+      </w:r>
+    </w:p>
+    <w:p>
+      <w:r>
+        <w:rPr>
+          <w:rFonts w:ascii="Segoe UI Emoji" w:hAnsi="Segoe UI Emoji" w:cs="Segoe UI Emoji"/>
+        </w:rPr>
+        <w:t>❌</w:t>
+      </w:r>
+      <w:r>
+        <w:t xml:space="preserve"> Galat.</w:t>
+      </w:r>
+    </w:p>
+    <w:p>
+      <w:r>
+        <w:t>Commit matlab</w:t>
+      </w:r>
+    </w:p>
+    <w:p>
+      <w:r>
+        <w:rPr>
+          <w:b/>
+          <w:bCs/>
+        </w:rPr>
+        <w:t>Project ka snapshot save.</w:t>
+      </w:r>
+    </w:p>
+    <w:p>
+      <w:r>
+        <w:t>Git file ko nahi,</w:t>
+      </w:r>
+    </w:p>
+    <w:p>
+      <w:r>
+        <w:t>Project ki us waqt ki state ko record karta hai.</w:t>
+      </w:r>
+    </w:p>
+    <w:p>
+      <w:r>
+        <w:pict w14:anchorId="402CA3FA">
+          <v:rect id="_x0000_i1461" style="width:0;height:1.5pt" o:hralign="center" o:hrstd="t" o:hr="t" fillcolor="#a0a0a0" stroked="f"/>
+        </w:pict>
+      </w:r>
+    </w:p>
+    <w:p>
+      <w:pPr>
+        <w:rPr>
+          <w:b/>
+          <w:bCs/>
+        </w:rPr>
+      </w:pPr>
+      <w:r>
+        <w:rPr>
+          <w:b/>
+          <w:bCs/>
+        </w:rPr>
+        <w:t>PART 14 : VS Code me kya hota hai?</w:t>
+      </w:r>
+    </w:p>
+    <w:p>
+      <w:r>
+        <w:t>Commit ke baad</w:t>
+      </w:r>
+    </w:p>
+    <w:p>
+      <w:pPr>
+        <w:numPr>
+          <w:ilvl w:val="0"/>
+          <w:numId w:val="19"/>
+        </w:numPr>
+      </w:pPr>
+      <w:r>
+        <w:t>A gayab</w:t>
+      </w:r>
+    </w:p>
+    <w:p>
+      <w:pPr>
+        <w:numPr>
+          <w:ilvl w:val="0"/>
+          <w:numId w:val="19"/>
+        </w:numPr>
+      </w:pPr>
+      <w:r>
+        <w:t>M gayab</w:t>
+      </w:r>
+    </w:p>
+    <w:p>
+      <w:pPr>
+        <w:numPr>
+          <w:ilvl w:val="0"/>
+          <w:numId w:val="19"/>
+        </w:numPr>
+      </w:pPr>
+      <w:r>
+        <w:lastRenderedPageBreak/>
+        <w:t>U gayab</w:t>
+      </w:r>
+    </w:p>
+    <w:p>
+      <w:r>
+        <w:t>Kyuki</w:t>
+      </w:r>
+    </w:p>
+    <w:p>
+      <w:r>
+        <w:t>Ab sab History ka hissa ban chuka hai.</w:t>
+      </w:r>
+    </w:p>
+    <w:p>
+      <w:r>
+        <w:pict w14:anchorId="0B9B9107">
+          <v:rect id="_x0000_i1462" style="width:0;height:1.5pt" o:hralign="center" o:hrstd="t" o:hr="t" fillcolor="#a0a0a0" stroked="f"/>
+        </w:pict>
+      </w:r>
+    </w:p>
+    <w:p>
+      <w:pPr>
+        <w:rPr>
+          <w:b/>
+          <w:bCs/>
+        </w:rPr>
+      </w:pPr>
+      <w:r>
+        <w:rPr>
+          <w:b/>
+          <w:bCs/>
+        </w:rPr>
+        <w:t>PART 15 : Kya Commit internet par jata hai?</w:t>
+      </w:r>
+    </w:p>
+    <w:p>
+      <w:r>
+        <w:rPr>
+          <w:rFonts w:ascii="Segoe UI Emoji" w:hAnsi="Segoe UI Emoji" w:cs="Segoe UI Emoji"/>
+        </w:rPr>
+        <w:t>❌</w:t>
+      </w:r>
+      <w:r>
+        <w:t xml:space="preserve"> Nahi.</w:t>
+      </w:r>
+    </w:p>
+    <w:p>
+      <w:r>
+        <w:t>Ye bahut important hai.</w:t>
+      </w:r>
+    </w:p>
+    <w:p>
+      <w:r>
+        <w:t>Commit sirf</w:t>
+      </w:r>
+    </w:p>
+    <w:p>
+      <w:r>
+        <w:t>Tumhare laptop me save hota hai.</w:t>
+      </w:r>
+    </w:p>
+    <w:p>
+      <w:r>
+        <w:t>GitHub par nahi.</w:t>
+      </w:r>
+    </w:p>
+    <w:p>
+      <w:r>
+        <w:t>GitHub par bhejne ke liye</w:t>
+      </w:r>
+    </w:p>
+    <w:p>
+      <w:r>
+        <w:t>Baad me</w:t>
+      </w:r>
+    </w:p>
+    <w:p>
+      <w:r>
+        <w:t>git push</w:t>
+      </w:r>
+    </w:p>
+    <w:p>
+      <w:r>
+        <w:t>karna padta hai.</w:t>
+      </w:r>
+    </w:p>
+    <w:p>
+      <w:r>
+        <w:pict w14:anchorId="6A177FE6">
+          <v:rect id="_x0000_i1463" style="width:0;height:1.5pt" o:hralign="center" o:hrstd="t" o:hr="t" fillcolor="#a0a0a0" stroked="f"/>
+        </w:pict>
+      </w:r>
+    </w:p>
+    <w:p>
+      <w:pPr>
+        <w:rPr>
+          <w:b/>
+          <w:bCs/>
+        </w:rPr>
+      </w:pPr>
+      <w:r>
+        <w:rPr>
+          <w:b/>
+          <w:bCs/>
+        </w:rPr>
+        <w:t>PART 16 : Agar laptop band ho gaya</w:t>
+      </w:r>
+    </w:p>
+    <w:p>
+      <w:r>
+        <w:t>Commit ho chuka tha.</w:t>
+      </w:r>
+    </w:p>
+    <w:p>
+      <w:r>
+        <w:t>Laptop band.</w:t>
+      </w:r>
+    </w:p>
+    <w:p>
+      <w:r>
+        <w:t>Open.</w:t>
+      </w:r>
+    </w:p>
+    <w:p>
+      <w:r>
+        <w:t>Sab safe.</w:t>
+      </w:r>
+    </w:p>
+    <w:p>
+      <w:r>
+        <w:t>Kyuki Commit permanent save hota hai.</w:t>
+      </w:r>
+    </w:p>
+    <w:p>
+      <w:r>
+        <w:pict w14:anchorId="229289E6">
+          <v:rect id="_x0000_i1464" style="width:0;height:1.5pt" o:hralign="center" o:hrstd="t" o:hr="t" fillcolor="#a0a0a0" stroked="f"/>
+        </w:pict>
+      </w:r>
+    </w:p>
+    <w:p>
+      <w:pPr>
+        <w:rPr>
+          <w:b/>
+          <w:bCs/>
+        </w:rPr>
+      </w:pPr>
+      <w:r>
+        <w:rPr>
+          <w:b/>
+          <w:bCs/>
+        </w:rPr>
+        <w:t>PART 17 : Sabse Important Diagram</w:t>
+      </w:r>
+    </w:p>
+    <w:p>
+      <w:r>
+        <w:t>Working Directory</w:t>
+      </w:r>
+    </w:p>
+    <w:p/>
+    <w:p>
+      <w:r>
+        <w:t>↓</w:t>
+      </w:r>
+    </w:p>
+    <w:p/>
+    <w:p>
+      <w:r>
+        <w:t>git add</w:t>
+      </w:r>
+    </w:p>
+    <w:p/>
+    <w:p>
+      <w:r>
+        <w:t>↓</w:t>
+      </w:r>
+    </w:p>
+    <w:p/>
+    <w:p>
+      <w:r>
+        <w:lastRenderedPageBreak/>
+        <w:t>Staging Area</w:t>
+      </w:r>
+    </w:p>
+    <w:p/>
+    <w:p>
+      <w:r>
+        <w:t>↓</w:t>
+      </w:r>
+    </w:p>
+    <w:p/>
+    <w:p>
+      <w:r>
+        <w:t>git commit</w:t>
+      </w:r>
+    </w:p>
+    <w:p/>
+    <w:p>
+      <w:r>
+        <w:t>↓</w:t>
+      </w:r>
+    </w:p>
+    <w:p/>
+    <w:p>
+      <w:r>
+        <w:t>Git History</w:t>
+      </w:r>
+    </w:p>
+    <w:p/>
+    <w:p>
+      <w:r>
+        <w:t>↓</w:t>
+      </w:r>
+    </w:p>
+    <w:p/>
+    <w:p>
+      <w:r>
+        <w:t>git push</w:t>
+      </w:r>
+    </w:p>
+    <w:p/>
+    <w:p>
+      <w:r>
+        <w:t>↓</w:t>
+      </w:r>
+    </w:p>
+    <w:p/>
+    <w:p>
+      <w:r>
+        <w:t>GitHub</w:t>
+      </w:r>
+    </w:p>
+    <w:p>
+      <w:r>
+        <w:t>Ye diagram Git ka backbone hai.</w:t>
+      </w:r>
+    </w:p>
+    <w:p>
+      <w:r>
+        <w:pict w14:anchorId="6AC1133F">
+          <v:rect id="_x0000_i1465" style="width:0;height:1.5pt" o:hralign="center" o:hrstd="t" o:hr="t" fillcolor="#a0a0a0" stroked="f"/>
+        </w:pict>
+      </w:r>
+    </w:p>
+    <w:p>
+      <w:pPr>
+        <w:rPr>
+          <w:b/>
+          <w:bCs/>
+        </w:rPr>
+      </w:pPr>
+      <w:r>
+        <w:rPr>
+          <w:b/>
+          <w:bCs/>
+        </w:rPr>
+        <w:t>Summary</w:t>
+      </w:r>
+    </w:p>
+    <w:p>
+      <w:r>
+        <w:rPr>
+          <w:rFonts w:ascii="Segoe UI Emoji" w:hAnsi="Segoe UI Emoji" w:cs="Segoe UI Emoji"/>
+        </w:rPr>
+        <w:t>✅</w:t>
+      </w:r>
+      <w:r>
+        <w:t xml:space="preserve"> Commit = Permanent Snapshot</w:t>
+      </w:r>
+    </w:p>
+    <w:p>
+      <w:r>
+        <w:rPr>
+          <w:rFonts w:ascii="Segoe UI Emoji" w:hAnsi="Segoe UI Emoji" w:cs="Segoe UI Emoji"/>
+        </w:rPr>
+        <w:t>✅</w:t>
+      </w:r>
+      <w:r>
+        <w:t xml:space="preserve"> Snapshot overwrite nahi hota.</w:t>
+      </w:r>
+    </w:p>
+    <w:p>
+      <w:r>
+        <w:rPr>
+          <w:rFonts w:ascii="Segoe UI Emoji" w:hAnsi="Segoe UI Emoji" w:cs="Segoe UI Emoji"/>
+        </w:rPr>
+        <w:t>✅</w:t>
+      </w:r>
+      <w:r>
+        <w:t xml:space="preserve"> Har commit ki unique ID hoti hai.</w:t>
+      </w:r>
+    </w:p>
+    <w:p>
+      <w:r>
+        <w:rPr>
+          <w:rFonts w:ascii="Segoe UI Emoji" w:hAnsi="Segoe UI Emoji" w:cs="Segoe UI Emoji"/>
+        </w:rPr>
+        <w:t>✅</w:t>
+      </w:r>
+      <w:r>
+        <w:t xml:space="preserve"> -m = Message</w:t>
+      </w:r>
+    </w:p>
+    <w:p>
+      <w:r>
+        <w:rPr>
+          <w:rFonts w:ascii="Segoe UI Emoji" w:hAnsi="Segoe UI Emoji" w:cs="Segoe UI Emoji"/>
+        </w:rPr>
+        <w:t>✅</w:t>
+      </w:r>
+      <w:r>
+        <w:t xml:space="preserve"> Commit sirf local laptop me hota hai.</w:t>
+      </w:r>
+    </w:p>
+    <w:p>
+      <w:r>
+        <w:rPr>
+          <w:rFonts w:ascii="Segoe UI Emoji" w:hAnsi="Segoe UI Emoji" w:cs="Segoe UI Emoji"/>
+        </w:rPr>
+        <w:t>✅</w:t>
+      </w:r>
+      <w:r>
+        <w:t xml:space="preserve"> GitHub par nahi jata.</w:t>
+      </w:r>
+    </w:p>
+    <w:p>
+      <w:r>
+        <w:pict w14:anchorId="0C0C37CC">
+          <v:rect id="_x0000_i1466" style="width:0;height:1.5pt" o:hralign="center" o:hrstd="t" o:hr="t" fillcolor="#a0a0a0" stroked="f"/>
+        </w:pict>
+      </w:r>
+    </w:p>
+    <w:p>
+      <w:pPr>
+        <w:rPr>
+          <w:b/>
+          <w:bCs/>
+        </w:rPr>
+      </w:pPr>
+      <w:r>
+        <w:rPr>
+          <w:b/>
+          <w:bCs/>
+        </w:rPr>
+        <w:t>Homework</w:t>
+      </w:r>
+    </w:p>
+    <w:p>
+      <w:pPr>
+        <w:rPr>
+          <w:b/>
+          <w:bCs/>
+        </w:rPr>
+      </w:pPr>
+      <w:r>
+        <w:rPr>
+          <w:b/>
+          <w:bCs/>
+        </w:rPr>
+        <w:t>Q1</w:t>
+      </w:r>
+    </w:p>
+    <w:p>
+      <w:r>
+        <w:t>Commit ka simple meaning apni language me likho.</w:t>
+      </w:r>
+    </w:p>
+    <w:p>
+      <w:r>
+        <w:pict w14:anchorId="4BC553C4">
+          <v:rect id="_x0000_i1467" style="width:0;height:1.5pt" o:hralign="center" o:hrstd="t" o:hr="t" fillcolor="#a0a0a0" stroked="f"/>
+        </w:pict>
+      </w:r>
+    </w:p>
+    <w:p>
+      <w:pPr>
+        <w:rPr>
+          <w:b/>
+          <w:bCs/>
+        </w:rPr>
+      </w:pPr>
+      <w:r>
+        <w:rPr>
+          <w:b/>
+          <w:bCs/>
+        </w:rPr>
+        <w:lastRenderedPageBreak/>
+        <w:t>Q2</w:t>
+      </w:r>
+    </w:p>
+    <w:p>
+      <w:r>
+        <w:t>git commit file save karta hai ya project ka snapshot?</w:t>
+      </w:r>
+    </w:p>
+    <w:p>
+      <w:r>
+        <w:pict w14:anchorId="6C2B6B0E">
+          <v:rect id="_x0000_i1468" style="width:0;height:1.5pt" o:hralign="center" o:hrstd="t" o:hr="t" fillcolor="#a0a0a0" stroked="f"/>
+        </w:pict>
+      </w:r>
+    </w:p>
+    <w:p>
+      <w:pPr>
+        <w:rPr>
+          <w:b/>
+          <w:bCs/>
+        </w:rPr>
+      </w:pPr>
+      <w:r>
+        <w:rPr>
+          <w:b/>
+          <w:bCs/>
+        </w:rPr>
+        <w:t>Q3</w:t>
+      </w:r>
+    </w:p>
+    <w:p>
+      <w:r>
+        <w:t>-m ka kya matlab hai?</w:t>
+      </w:r>
+    </w:p>
+    <w:p>
+      <w:r>
+        <w:pict w14:anchorId="58B6E4A8">
+          <v:rect id="_x0000_i1469" style="width:0;height:1.5pt" o:hralign="center" o:hrstd="t" o:hr="t" fillcolor="#a0a0a0" stroked="f"/>
+        </w:pict>
+      </w:r>
+    </w:p>
+    <w:p>
+      <w:pPr>
+        <w:rPr>
+          <w:b/>
+          <w:bCs/>
+        </w:rPr>
+      </w:pPr>
+      <w:r>
+        <w:rPr>
+          <w:b/>
+          <w:bCs/>
+        </w:rPr>
+        <w:t>Q4</w:t>
+      </w:r>
+    </w:p>
+    <w:p>
+      <w:r>
+        <w:t>Commit ke baad changes internet par chale jate hain?</w:t>
+      </w:r>
+    </w:p>
+    <w:p>
+      <w:r>
+        <w:t>Yes / No</w:t>
+      </w:r>
+    </w:p>
+    <w:p>
+      <w:r>
+        <w:pict w14:anchorId="7B6EE282">
+          <v:rect id="_x0000_i1470" style="width:0;height:1.5pt" o:hralign="center" o:hrstd="t" o:hr="t" fillcolor="#a0a0a0" stroked="f"/>
+        </w:pict>
+      </w:r>
+    </w:p>
+    <w:p>
+      <w:pPr>
+        <w:rPr>
+          <w:b/>
+          <w:bCs/>
+        </w:rPr>
+      </w:pPr>
+      <w:r>
+        <w:rPr>
+          <w:rFonts w:ascii="Segoe UI Emoji" w:hAnsi="Segoe UI Emoji" w:cs="Segoe UI Emoji"/>
+          <w:b/>
+          <w:bCs/>
+        </w:rPr>
+        <w:t>🚀</w:t>
+      </w:r>
+      <w:r>
+        <w:rPr>
+          <w:b/>
+          <w:bCs/>
+        </w:rPr>
+        <w:t xml:space="preserve"> Next Chapter</w:t>
+      </w:r>
+    </w:p>
+    <w:p>
+      <w:pPr>
+        <w:rPr>
+          <w:b/>
+          <w:bCs/>
+        </w:rPr>
+      </w:pPr>
+      <w:r>
+        <w:rPr>
+          <w:b/>
+          <w:bCs/>
+        </w:rPr>
+        <w:t>Chapter 9 – git log</w:t>
+      </w:r>
+    </w:p>
+    <w:p>
+      <w:r>
+        <w:t>Ye chapter bahut interesting hoga.</w:t>
+      </w:r>
+    </w:p>
+    <w:p>
+      <w:r>
+        <w:t>Usme hum seekhenge:</w:t>
+      </w:r>
+    </w:p>
+    <w:p>
+      <w:pPr>
+        <w:numPr>
+          <w:ilvl w:val="0"/>
+          <w:numId w:val="20"/>
+        </w:numPr>
+      </w:pPr>
+      <w:r>
+        <w:t>git log line by line</w:t>
+      </w:r>
+    </w:p>
+    <w:p>
+      <w:pPr>
+        <w:numPr>
+          <w:ilvl w:val="0"/>
+          <w:numId w:val="20"/>
+        </w:numPr>
+      </w:pPr>
+      <w:r>
+        <w:t>Commit ID</w:t>
+      </w:r>
+    </w:p>
+    <w:p>
+      <w:pPr>
+        <w:numPr>
+          <w:ilvl w:val="0"/>
+          <w:numId w:val="20"/>
+        </w:numPr>
+      </w:pPr>
+      <w:r>
+        <w:t>Author</w:t>
+      </w:r>
+    </w:p>
+    <w:p>
+      <w:pPr>
+        <w:numPr>
+          <w:ilvl w:val="0"/>
+          <w:numId w:val="20"/>
+        </w:numPr>
+      </w:pPr>
+      <w:r>
+        <w:t>Date</w:t>
+      </w:r>
+    </w:p>
+    <w:p>
+      <w:pPr>
+        <w:numPr>
+          <w:ilvl w:val="0"/>
+          <w:numId w:val="20"/>
+        </w:numPr>
+      </w:pPr>
+      <w:r>
+        <w:t>Message</w:t>
+      </w:r>
+    </w:p>
+    <w:p>
+      <w:pPr>
+        <w:numPr>
+          <w:ilvl w:val="0"/>
+          <w:numId w:val="20"/>
+        </w:numPr>
+      </w:pPr>
+      <w:r>
+        <w:t>git log --oneline</w:t>
+      </w:r>
+    </w:p>
+    <w:p>
+      <w:pPr>
+        <w:numPr>
+          <w:ilvl w:val="0"/>
+          <w:numId w:val="20"/>
+        </w:numPr>
+      </w:pPr>
+      <w:r>
+        <w:t>git show</w:t>
+      </w:r>
+    </w:p>
+    <w:p>
+      <w:pPr>
+        <w:numPr>
+          <w:ilvl w:val="0"/>
+          <w:numId w:val="20"/>
+        </w:numPr>
+      </w:pPr>
+      <w:r>
+        <w:t>q se exit kyu karte hain?</w:t>
+      </w:r>
+    </w:p>
+    <w:p>
+      <w:pPr>
+        <w:numPr>
+          <w:ilvl w:val="0"/>
+          <w:numId w:val="20"/>
+        </w:numPr>
+      </w:pPr>
+      <w:r>
+        <w:t>less pager kya hota hai?</w:t>
+      </w:r>
+    </w:p>
+    <w:p>
+      <w:pPr>
+        <w:numPr>
+          <w:ilvl w:val="0"/>
+          <w:numId w:val="20"/>
+        </w:numPr>
+      </w:pPr>
+      <w:r>
+        <w:t>Purana commit kaise dekhte hain?</w:t>
+      </w:r>
+    </w:p>
+    <w:p>
+      <w:pPr>
+        <w:numPr>
+          <w:ilvl w:val="0"/>
+          <w:numId w:val="20"/>
+        </w:numPr>
+      </w:pPr>
+      <w:r>
+        <w:t>HEAD kya point karta hai?</w:t>
+      </w:r>
+    </w:p>
+    <w:p>
+      <w:r>
+        <w:t>Us chapter ke baad tum Git History ko professional level par read kar paoge.</w:t>
+      </w:r>
+    </w:p>
+    <w:p/>
+    <w:p/>
+    <w:p/>
+    <w:p/>
+    <w:p/>
+    <w:p>
+      <w:r>
+        <w:lastRenderedPageBreak/>
+        <w:t xml:space="preserve">Bro, ab hum </w:t>
+      </w:r>
+      <w:r>
+        <w:rPr>
+          <w:b/>
+          <w:bCs/>
+        </w:rPr>
+        <w:t>Chapter 9</w:t>
+      </w:r>
+      <w:r>
+        <w:t xml:space="preserve"> start karte hain. Aur is chapter me main ek promise karta hu:</w:t>
+      </w:r>
+    </w:p>
+    <w:p>
+      <w:r>
+        <w:rPr>
+          <w:b/>
+          <w:bCs/>
+        </w:rPr>
+        <w:t>Is chapter ke baad tu git log kabhi nahi bhulega.</w:t>
+      </w:r>
+    </w:p>
+    <w:p>
+      <w:r>
+        <w:t xml:space="preserve">Aur haan, is baar </w:t>
+      </w:r>
+      <w:r>
+        <w:rPr>
+          <w:b/>
+          <w:bCs/>
+        </w:rPr>
+        <w:t>q kyu dabana padta hai</w:t>
+      </w:r>
+      <w:r>
+        <w:t xml:space="preserve">, </w:t>
+      </w:r>
+      <w:r>
+        <w:rPr>
+          <w:b/>
+          <w:bCs/>
+        </w:rPr>
+        <w:t>END kyu aata hai</w:t>
+      </w:r>
+      <w:r>
+        <w:t xml:space="preserve">, </w:t>
+      </w:r>
+      <w:r>
+        <w:rPr>
+          <w:b/>
+          <w:bCs/>
+        </w:rPr>
+        <w:t>Author</w:t>
+      </w:r>
+      <w:r>
+        <w:t xml:space="preserve">, </w:t>
+      </w:r>
+      <w:r>
+        <w:rPr>
+          <w:b/>
+          <w:bCs/>
+        </w:rPr>
+        <w:t>Date</w:t>
+      </w:r>
+      <w:r>
+        <w:t xml:space="preserve">, </w:t>
+      </w:r>
+      <w:r>
+        <w:rPr>
+          <w:b/>
+          <w:bCs/>
+        </w:rPr>
+        <w:t>Commit ID</w:t>
+      </w:r>
+      <w:r>
+        <w:t xml:space="preserve"> sab explain karunga. </w:t>
+      </w:r>
+      <w:r>
+        <w:rPr>
+          <w:rFonts w:ascii="Segoe UI Emoji" w:hAnsi="Segoe UI Emoji" w:cs="Segoe UI Emoji"/>
+        </w:rPr>
+        <w:t>💯</w:t>
+      </w:r>
+    </w:p>
+    <w:p>
+      <w:pPr>
+        <w:rPr>
+          <w:b/>
+          <w:bCs/>
+        </w:rPr>
+      </w:pPr>
+      <w:r>
+        <w:rPr>
+          <w:rFonts w:ascii="Segoe UI Emoji" w:hAnsi="Segoe UI Emoji" w:cs="Segoe UI Emoji"/>
+          <w:b/>
+          <w:bCs/>
+        </w:rPr>
+        <w:t>📖</w:t>
+      </w:r>
+      <w:r>
+        <w:rPr>
+          <w:b/>
+          <w:bCs/>
+        </w:rPr>
+        <w:t xml:space="preserve"> CHAPTER 9 – git log</w:t>
+      </w:r>
+    </w:p>
+    <w:p>
+      <w:r>
+        <w:rPr>
+          <w:b/>
+          <w:bCs/>
+        </w:rPr>
+        <w:t>git log Git ki History Book hai.</w:t>
+      </w:r>
+    </w:p>
+    <w:p>
+      <w:r>
+        <w:t>Agar Git ek diary hai, to git log us diary ko padhne ki command hai.</w:t>
+      </w:r>
+    </w:p>
+    <w:p>
+      <w:r>
+        <w:pict w14:anchorId="2E3EF02A">
+          <v:rect id="_x0000_i1629" style="width:0;height:1.5pt" o:hralign="center" o:hrstd="t" o:hr="t" fillcolor="#a0a0a0" stroked="f"/>
+        </w:pict>
+      </w:r>
+    </w:p>
+    <w:p>
+      <w:pPr>
+        <w:rPr>
+          <w:b/>
+          <w:bCs/>
+        </w:rPr>
+      </w:pPr>
+      <w:r>
+        <w:rPr>
+          <w:b/>
+          <w:bCs/>
+        </w:rPr>
+        <w:t>PART 1 : log ka English Meaning</w:t>
+      </w:r>
+    </w:p>
+    <w:p>
+      <w:r>
+        <w:t>English me</w:t>
+      </w:r>
+    </w:p>
+    <w:p>
+      <w:r>
+        <w:t>Log</w:t>
+      </w:r>
+    </w:p>
+    <w:p>
+      <w:r>
+        <w:t>Matlab</w:t>
+      </w:r>
+    </w:p>
+    <w:p>
+      <w:r>
+        <w:t>Record</w:t>
+      </w:r>
+    </w:p>
+    <w:p>
+      <w:r>
+        <w:t>Ya</w:t>
+      </w:r>
+    </w:p>
+    <w:p>
+      <w:r>
+        <w:t>History</w:t>
+      </w:r>
+    </w:p>
+    <w:p>
+      <w:r>
+        <w:t>Example</w:t>
+      </w:r>
+    </w:p>
+    <w:p>
+      <w:pPr>
+        <w:rPr>
+          <w:b/>
+          <w:bCs/>
+        </w:rPr>
+      </w:pPr>
+      <w:r>
+        <w:rPr>
+          <w:b/>
+          <w:bCs/>
+        </w:rPr>
+        <w:t>School Attendance Log</w:t>
+      </w:r>
+    </w:p>
+    <w:p>
+      <w:r>
+        <w:t>01 July - Present</w:t>
+      </w:r>
+    </w:p>
+    <w:p/>
+    <w:p>
+      <w:r>
+        <w:t>02 July - Present</w:t>
+      </w:r>
+    </w:p>
+    <w:p/>
+    <w:p>
+      <w:r>
+        <w:t>03 July - Absent</w:t>
+      </w:r>
+    </w:p>
+    <w:p>
+      <w:r>
+        <w:t>Ye attendance ki history hai.</w:t>
+      </w:r>
+    </w:p>
+    <w:p>
+      <w:r>
+        <w:pict w14:anchorId="3F9055C6">
+          <v:rect id="_x0000_i1630" style="width:0;height:1.5pt" o:hralign="center" o:hrstd="t" o:hr="t" fillcolor="#a0a0a0" stroked="f"/>
+        </w:pict>
+      </w:r>
+    </w:p>
+    <w:p>
+      <w:pPr>
+        <w:rPr>
+          <w:b/>
+          <w:bCs/>
+        </w:rPr>
+      </w:pPr>
+      <w:r>
+        <w:rPr>
+          <w:b/>
+          <w:bCs/>
+        </w:rPr>
+        <w:t>Bank Transaction Log</w:t>
+      </w:r>
+    </w:p>
+    <w:p>
+      <w:r>
+        <w:t>₹500 Deposit</w:t>
+      </w:r>
+    </w:p>
+    <w:p/>
+    <w:p>
+      <w:r>
+        <w:t>₹200 Withdraw</w:t>
+      </w:r>
+    </w:p>
+    <w:p/>
+    <w:p>
+      <w:r>
+        <w:t>₹1000 Deposit</w:t>
+      </w:r>
+    </w:p>
+    <w:p>
+      <w:r>
+        <w:t>Ye bank ki history hai.</w:t>
+      </w:r>
+    </w:p>
+    <w:p>
+      <w:r>
+        <w:lastRenderedPageBreak/>
+        <w:pict w14:anchorId="1F375098">
+          <v:rect id="_x0000_i1631" style="width:0;height:1.5pt" o:hralign="center" o:hrstd="t" o:hr="t" fillcolor="#a0a0a0" stroked="f"/>
+        </w:pict>
+      </w:r>
+    </w:p>
+    <w:p>
+      <w:r>
+        <w:t>Git me bhi</w:t>
+      </w:r>
+    </w:p>
+    <w:p>
+      <w:r>
+        <w:t>git log</w:t>
+      </w:r>
+    </w:p>
+    <w:p>
+      <w:r>
+        <w:t>Matlab</w:t>
+      </w:r>
+    </w:p>
+    <w:p>
+      <w:r>
+        <w:t>"Git, mujhe saare commits ki history dikhao."</w:t>
+      </w:r>
+    </w:p>
+    <w:p>
+      <w:r>
+        <w:pict w14:anchorId="281B8B85">
+          <v:rect id="_x0000_i1632" style="width:0;height:1.5pt" o:hralign="center" o:hrstd="t" o:hr="t" fillcolor="#a0a0a0" stroked="f"/>
+        </w:pict>
+      </w:r>
+    </w:p>
+    <w:p>
+      <w:pPr>
+        <w:rPr>
+          <w:b/>
+          <w:bCs/>
+        </w:rPr>
+      </w:pPr>
+      <w:r>
+        <w:rPr>
+          <w:b/>
+          <w:bCs/>
+        </w:rPr>
+        <w:t>PART 2 : Command</w:t>
+      </w:r>
+    </w:p>
+    <w:p>
+      <w:r>
+        <w:t>git log</w:t>
+      </w:r>
+    </w:p>
+    <w:p>
+      <w:r>
+        <w:t>Example Output</w:t>
+      </w:r>
+    </w:p>
+    <w:p>
+      <w:r>
+        <w:t>commit 05d1c95d3d.....</w:t>
+      </w:r>
+    </w:p>
+    <w:p/>
+    <w:p>
+      <w:r>
+        <w:t>Author: Sandeep &lt;abc@gmail.com&gt;</w:t>
+      </w:r>
+    </w:p>
+    <w:p/>
+    <w:p>
+      <w:r>
+        <w:t>Date: Thu Jul 3 11:45:21 2026</w:t>
+      </w:r>
+    </w:p>
+    <w:p/>
+    <w:p>
+      <w:r>
+        <w:t xml:space="preserve">    Second Commit</w:t>
+      </w:r>
+    </w:p>
+    <w:p/>
+    <w:p>
+      <w:r>
+        <w:t>commit 59c056d4d....</w:t>
+      </w:r>
+    </w:p>
+    <w:p/>
+    <w:p>
+      <w:r>
+        <w:t>Author: Sandeep &lt;abc@gmail.com&gt;</w:t>
+      </w:r>
+    </w:p>
+    <w:p/>
+    <w:p>
+      <w:r>
+        <w:t>Date: Thu Jul 3 11:30:18 2026</w:t>
+      </w:r>
+    </w:p>
+    <w:p/>
+    <w:p>
+      <w:r>
+        <w:t xml:space="preserve">    First Commit</w:t>
+      </w:r>
+    </w:p>
+    <w:p>
+      <w:r>
+        <w:t>Ab is output ko line by line samjhte hain.</w:t>
+      </w:r>
+    </w:p>
+    <w:p>
+      <w:r>
+        <w:pict w14:anchorId="43C43EEA">
+          <v:rect id="_x0000_i1633" style="width:0;height:1.5pt" o:hralign="center" o:hrstd="t" o:hr="t" fillcolor="#a0a0a0" stroked="f"/>
+        </w:pict>
+      </w:r>
+    </w:p>
+    <w:p>
+      <w:pPr>
+        <w:rPr>
+          <w:b/>
+          <w:bCs/>
+        </w:rPr>
+      </w:pPr>
+      <w:r>
+        <w:rPr>
+          <w:b/>
+          <w:bCs/>
+        </w:rPr>
+        <w:t>PART 3 : commit</w:t>
+      </w:r>
+    </w:p>
+    <w:p>
+      <w:r>
+        <w:t>Example</w:t>
+      </w:r>
+    </w:p>
+    <w:p>
+      <w:r>
+        <w:t>commit 59c056d4d2f12b64de9dd47e589e330381a77b9c</w:t>
+      </w:r>
+    </w:p>
+    <w:p>
+      <w:r>
+        <w:t>Ye Commit ID hai.</w:t>
+      </w:r>
+    </w:p>
+    <w:p>
+      <w:r>
+        <w:t>Har commit ki alag ID hoti hai.</w:t>
+      </w:r>
+    </w:p>
+    <w:p>
+      <w:r>
+        <w:lastRenderedPageBreak/>
+        <w:t>Ye bilkul Aadhaar Number ya Fingerprint ki tarah unique hoti hai.</w:t>
+      </w:r>
+    </w:p>
+    <w:p>
+      <w:r>
+        <w:t>Do commits ki same ID kabhi nahi hoti.</w:t>
+      </w:r>
+    </w:p>
+    <w:p>
+      <w:r>
+        <w:pict w14:anchorId="5AAE696D">
+          <v:rect id="_x0000_i1634" style="width:0;height:1.5pt" o:hralign="center" o:hrstd="t" o:hr="t" fillcolor="#a0a0a0" stroked="f"/>
+        </w:pict>
+      </w:r>
+    </w:p>
+    <w:p>
+      <w:pPr>
+        <w:rPr>
+          <w:b/>
+          <w:bCs/>
+        </w:rPr>
+      </w:pPr>
+      <w:r>
+        <w:rPr>
+          <w:b/>
+          <w:bCs/>
+        </w:rPr>
+        <w:t>PART 4 : Author</w:t>
+      </w:r>
+    </w:p>
+    <w:p>
+      <w:r>
+        <w:t>Example</w:t>
+      </w:r>
+    </w:p>
+    <w:p>
+      <w:r>
+        <w:t>Author: Sandeep</w:t>
+      </w:r>
+    </w:p>
+    <w:p>
+      <w:r>
+        <w:t>Matlab</w:t>
+      </w:r>
+    </w:p>
+    <w:p>
+      <w:r>
+        <w:t>Ye commit kisne banaya.</w:t>
+      </w:r>
+    </w:p>
+    <w:p>
+      <w:r>
+        <w:t>Git ye information</w:t>
+      </w:r>
+    </w:p>
+    <w:p>
+      <w:r>
+        <w:t>git config</w:t>
+      </w:r>
+    </w:p>
+    <w:p>
+      <w:r>
+        <w:t>se leta hai.</w:t>
+      </w:r>
+    </w:p>
+    <w:p>
+      <w:r>
+        <w:t>Baad me hum git config bhi seekhenge.</w:t>
+      </w:r>
+    </w:p>
+    <w:p>
+      <w:r>
+        <w:pict w14:anchorId="700F734E">
+          <v:rect id="_x0000_i1635" style="width:0;height:1.5pt" o:hralign="center" o:hrstd="t" o:hr="t" fillcolor="#a0a0a0" stroked="f"/>
+        </w:pict>
+      </w:r>
+    </w:p>
+    <w:p>
+      <w:pPr>
+        <w:rPr>
+          <w:b/>
+          <w:bCs/>
+        </w:rPr>
+      </w:pPr>
+      <w:r>
+        <w:rPr>
+          <w:b/>
+          <w:bCs/>
+        </w:rPr>
+        <w:t>PART 5 : Date</w:t>
+      </w:r>
+    </w:p>
+    <w:p>
+      <w:r>
+        <w:t>Example</w:t>
+      </w:r>
+    </w:p>
+    <w:p>
+      <w:r>
+        <w:t>Date:</w:t>
+      </w:r>
+    </w:p>
+    <w:p>
+      <w:r>
+        <w:t>Thu Jul 3</w:t>
+      </w:r>
+    </w:p>
+    <w:p>
+      <w:r>
+        <w:t>Matlab</w:t>
+      </w:r>
+    </w:p>
+    <w:p>
+      <w:r>
+        <w:t>Ye commit kab hua.</w:t>
+      </w:r>
+    </w:p>
+    <w:p>
+      <w:r>
+        <w:t>Git har commit ka exact date aur time save karta hai.</w:t>
+      </w:r>
+    </w:p>
+    <w:p>
+      <w:r>
+        <w:pict w14:anchorId="1BC76914">
+          <v:rect id="_x0000_i1636" style="width:0;height:1.5pt" o:hralign="center" o:hrstd="t" o:hr="t" fillcolor="#a0a0a0" stroked="f"/>
+        </w:pict>
+      </w:r>
+    </w:p>
+    <w:p>
+      <w:pPr>
+        <w:rPr>
+          <w:b/>
+          <w:bCs/>
+        </w:rPr>
+      </w:pPr>
+      <w:r>
+        <w:rPr>
+          <w:b/>
+          <w:bCs/>
+        </w:rPr>
+        <w:t>PART 6 : Commit Message</w:t>
+      </w:r>
+    </w:p>
+    <w:p>
+      <w:r>
+        <w:t>Example</w:t>
+      </w:r>
+    </w:p>
+    <w:p>
+      <w:r>
+        <w:t>First Commit</w:t>
+      </w:r>
+    </w:p>
+    <w:p>
+      <w:r>
+        <w:t>Ye wahi message hai jo tumne likha tha.</w:t>
+      </w:r>
+    </w:p>
+    <w:p>
+      <w:r>
+        <w:t>git commit -m "First Commit"</w:t>
+      </w:r>
+    </w:p>
+    <w:p>
+      <w:r>
+        <w:t>Isi liye commit message important hota hai.</w:t>
+      </w:r>
+    </w:p>
+    <w:p>
+      <w:r>
+        <w:pict w14:anchorId="4C16F3EA">
+          <v:rect id="_x0000_i1637" style="width:0;height:1.5pt" o:hralign="center" o:hrstd="t" o:hr="t" fillcolor="#a0a0a0" stroked="f"/>
+        </w:pict>
+      </w:r>
+    </w:p>
+    <w:p>
+      <w:pPr>
+        <w:rPr>
+          <w:b/>
+          <w:bCs/>
+        </w:rPr>
+      </w:pPr>
+      <w:r>
+        <w:rPr>
+          <w:b/>
+          <w:bCs/>
+        </w:rPr>
+        <w:t>PART 7 : Commits kis order me dikhte hain?</w:t>
+      </w:r>
+    </w:p>
+    <w:p>
+      <w:r>
+        <w:t>Git hamesha</w:t>
+      </w:r>
+    </w:p>
+    <w:p>
+      <w:r>
+        <w:t>Latest</w:t>
+      </w:r>
+    </w:p>
+    <w:p>
+      <w:r>
+        <w:lastRenderedPageBreak/>
+        <w:t>↓</w:t>
+      </w:r>
+    </w:p>
+    <w:p>
+      <w:r>
+        <w:t>Oldest</w:t>
+      </w:r>
+    </w:p>
+    <w:p>
+      <w:r>
+        <w:t>order me dikhata hai.</w:t>
+      </w:r>
+    </w:p>
+    <w:p>
+      <w:r>
+        <w:t>Example</w:t>
+      </w:r>
+    </w:p>
+    <w:p>
+      <w:r>
+        <w:t>Second Commit</w:t>
+      </w:r>
+    </w:p>
+    <w:p/>
+    <w:p>
+      <w:r>
+        <w:t>↓</w:t>
+      </w:r>
+    </w:p>
+    <w:p/>
+    <w:p>
+      <w:r>
+        <w:t>First Commit</w:t>
+      </w:r>
+    </w:p>
+    <w:p>
+      <w:r>
+        <w:t>Latest commit sabse upar hota hai.</w:t>
+      </w:r>
+    </w:p>
+    <w:p>
+      <w:r>
+        <w:pict w14:anchorId="27983512">
+          <v:rect id="_x0000_i1638" style="width:0;height:1.5pt" o:hralign="center" o:hrstd="t" o:hr="t" fillcolor="#a0a0a0" stroked="f"/>
+        </w:pict>
+      </w:r>
+    </w:p>
+    <w:p>
+      <w:pPr>
+        <w:rPr>
+          <w:b/>
+          <w:bCs/>
+        </w:rPr>
+      </w:pPr>
+      <w:r>
+        <w:rPr>
+          <w:b/>
+          <w:bCs/>
+        </w:rPr>
+        <w:t>PART 8 : git log ke baad (END) kyu aata hai?</w:t>
+      </w:r>
+    </w:p>
+    <w:p>
+      <w:r>
+        <w:t>Ye wahi cheez hai jisme tum confuse hue the.</w:t>
+      </w:r>
+    </w:p>
+    <w:p>
+      <w:r>
+        <w:t>Git git log ka output directly terminal me nahi dikhata.</w:t>
+      </w:r>
+    </w:p>
+    <w:p>
+      <w:r>
+        <w:t>Ye ek program use karta hai.</w:t>
+      </w:r>
+    </w:p>
+    <w:p>
+      <w:r>
+        <w:t>Uska naam hai</w:t>
+      </w:r>
+    </w:p>
+    <w:p>
+      <w:r>
+        <w:t>less</w:t>
+      </w:r>
+    </w:p>
+    <w:p>
+      <w:r>
+        <w:t>less ek Pager hai.</w:t>
+      </w:r>
+    </w:p>
+    <w:p>
+      <w:r>
+        <w:pict w14:anchorId="1538BDF2">
+          <v:rect id="_x0000_i1639" style="width:0;height:1.5pt" o:hralign="center" o:hrstd="t" o:hr="t" fillcolor="#a0a0a0" stroked="f"/>
+        </w:pict>
+      </w:r>
+    </w:p>
+    <w:p>
+      <w:pPr>
+        <w:rPr>
+          <w:b/>
+          <w:bCs/>
+        </w:rPr>
+      </w:pPr>
+      <w:r>
+        <w:rPr>
+          <w:b/>
+          <w:bCs/>
+        </w:rPr>
+        <w:t>Pager kya hota hai?</w:t>
+      </w:r>
+    </w:p>
+    <w:p>
+      <w:r>
+        <w:t>Suppose</w:t>
+      </w:r>
+    </w:p>
+    <w:p>
+      <w:r>
+        <w:t>1000 commits hain.</w:t>
+      </w:r>
+    </w:p>
+    <w:p>
+      <w:r>
+        <w:t>Agar Git ek saath sab terminal me print kar de</w:t>
+      </w:r>
+    </w:p>
+    <w:p>
+      <w:r>
+        <w:t>To kuch samajh nahi aayega.</w:t>
+      </w:r>
+    </w:p>
+    <w:p>
+      <w:r>
+        <w:t>Isliye Git bolta hai</w:t>
+      </w:r>
+    </w:p>
+    <w:p>
+      <w:r>
+        <w:t>Main ek Viewer khol deta hu.</w:t>
+      </w:r>
+    </w:p>
+    <w:p>
+      <w:r>
+        <w:t>Ye Viewer hi</w:t>
+      </w:r>
+    </w:p>
+    <w:p>
+      <w:r>
+        <w:t>less</w:t>
+      </w:r>
+    </w:p>
+    <w:p>
+      <w:r>
+        <w:t>hai.</w:t>
+      </w:r>
+    </w:p>
+    <w:p>
+      <w:r>
+        <w:pict w14:anchorId="3CDBAE8D">
+          <v:rect id="_x0000_i1640" style="width:0;height:1.5pt" o:hralign="center" o:hrstd="t" o:hr="t" fillcolor="#a0a0a0" stroked="f"/>
+        </w:pict>
+      </w:r>
+    </w:p>
+    <w:p>
+      <w:pPr>
+        <w:rPr>
+          <w:b/>
+          <w:bCs/>
+        </w:rPr>
+      </w:pPr>
+      <w:r>
+        <w:rPr>
+          <w:b/>
+          <w:bCs/>
+        </w:rPr>
+        <w:t>PART 9 : less ke andar kya kar sakte ho?</w:t>
+      </w:r>
+    </w:p>
+    <w:tbl>
+      <w:tblPr>
+        <w:tblW w:w="0" w:type="auto"/>
+        <w:tblCellSpacing w:w="15" w:type="dxa"/>
+        <w:tblCellMar>
+          <w:top w:w="15" w:type="dxa"/>
+          <w:left w:w="15" w:type="dxa"/>
+          <w:bottom w:w="15" w:type="dxa"/>
+          <w:right w:w="15" w:type="dxa"/>
+        </w:tblCellMar>
+        <w:tblLook w:val="04A0" w:firstRow="1" w:lastRow="0" w:firstColumn="1" w:lastColumn="0" w:noHBand="0" w:noVBand="1"/>
+      </w:tblPr>
+      <w:tblGrid>
+        <w:gridCol w:w="621"/>
+        <w:gridCol w:w="1742"/>
+      </w:tblGrid>
+      <w:tr>
+        <w:trPr>
+          <w:tblHeader/>
+          <w:tblCellSpacing w:w="15" w:type="dxa"/>
+        </w:trPr>
+        <w:tc>
+          <w:tcPr>
+            <w:tcW w:w="0" w:type="auto"/>
+            <w:vAlign w:val="center"/>
+            <w:hideMark/>
+          </w:tcPr>
+          <w:p>
+            <w:pPr>
+              <w:rPr>
+                <w:b/>
+                <w:bCs/>
+              </w:rPr>
+            </w:pPr>
+            <w:r>
+              <w:rPr>
+                <w:b/>
+                <w:bCs/>
+              </w:rPr>
+              <w:lastRenderedPageBreak/>
+              <w:t>Key</w:t>
+            </w:r>
+          </w:p>
+        </w:tc>
+        <w:tc>
+          <w:tcPr>
+            <w:tcW w:w="0" w:type="auto"/>
+            <w:vAlign w:val="center"/>
+            <w:hideMark/>
+          </w:tcPr>
+          <w:p>
+            <w:pPr>
+              <w:rPr>
+                <w:b/>
+                <w:bCs/>
+              </w:rPr>
+            </w:pPr>
+            <w:r>
+              <w:rPr>
+                <w:b/>
+                <w:bCs/>
+              </w:rPr>
+              <w:t>Kaam</w:t>
+            </w:r>
+          </w:p>
+        </w:tc>
+      </w:tr>
+      <w:tr>
+        <w:trPr>
+          <w:tblCellSpacing w:w="15" w:type="dxa"/>
+        </w:trPr>
+        <w:tc>
+          <w:tcPr>
+            <w:tcW w:w="0" w:type="auto"/>
+            <w:vAlign w:val="center"/>
+            <w:hideMark/>
+          </w:tcPr>
+          <w:p>
+            <w:r>
+              <w:t>↑</w:t>
+            </w:r>
+          </w:p>
+        </w:tc>
+        <w:tc>
+          <w:tcPr>
+            <w:tcW w:w="0" w:type="auto"/>
+            <w:vAlign w:val="center"/>
+            <w:hideMark/>
+          </w:tcPr>
+          <w:p>
+            <w:r>
+              <w:t>Upar jaana</w:t>
+            </w:r>
+          </w:p>
+        </w:tc>
+      </w:tr>
+      <w:tr>
+        <w:trPr>
+          <w:tblCellSpacing w:w="15" w:type="dxa"/>
+        </w:trPr>
+        <w:tc>
+          <w:tcPr>
+            <w:tcW w:w="0" w:type="auto"/>
+            <w:vAlign w:val="center"/>
+            <w:hideMark/>
+          </w:tcPr>
+          <w:p>
+            <w:r>
+              <w:t>↓</w:t>
+            </w:r>
+          </w:p>
+        </w:tc>
+        <w:tc>
+          <w:tcPr>
+            <w:tcW w:w="0" w:type="auto"/>
+            <w:vAlign w:val="center"/>
+            <w:hideMark/>
+          </w:tcPr>
+          <w:p>
+            <w:r>
+              <w:t>Neeche jaana</w:t>
+            </w:r>
+          </w:p>
+        </w:tc>
+      </w:tr>
+      <w:tr>
+        <w:trPr>
+          <w:tblCellSpacing w:w="15" w:type="dxa"/>
+        </w:trPr>
+        <w:tc>
+          <w:tcPr>
+            <w:tcW w:w="0" w:type="auto"/>
+            <w:vAlign w:val="center"/>
+            <w:hideMark/>
+          </w:tcPr>
+          <w:p>
+            <w:r>
+              <w:t>Space</w:t>
+            </w:r>
+          </w:p>
+        </w:tc>
+        <w:tc>
+          <w:tcPr>
+            <w:tcW w:w="0" w:type="auto"/>
+            <w:vAlign w:val="center"/>
+            <w:hideMark/>
+          </w:tcPr>
+          <w:p>
+            <w:r>
+              <w:t>Next Page</w:t>
+            </w:r>
+          </w:p>
+        </w:tc>
+      </w:tr>
+      <w:tr>
+        <w:trPr>
+          <w:tblCellSpacing w:w="15" w:type="dxa"/>
+        </w:trPr>
+        <w:tc>
+          <w:tcPr>
+            <w:tcW w:w="0" w:type="auto"/>
+            <w:vAlign w:val="center"/>
+            <w:hideMark/>
+          </w:tcPr>
+          <w:p>
+            <w:r>
+              <w:t>b</w:t>
+            </w:r>
+          </w:p>
+        </w:tc>
+        <w:tc>
+          <w:tcPr>
+            <w:tcW w:w="0" w:type="auto"/>
+            <w:vAlign w:val="center"/>
+            <w:hideMark/>
+          </w:tcPr>
+          <w:p>
+            <w:r>
+              <w:t>Previous Page</w:t>
+            </w:r>
+          </w:p>
+        </w:tc>
+      </w:tr>
+      <w:tr>
+        <w:trPr>
+          <w:tblCellSpacing w:w="15" w:type="dxa"/>
+        </w:trPr>
+        <w:tc>
+          <w:tcPr>
+            <w:tcW w:w="0" w:type="auto"/>
+            <w:vAlign w:val="center"/>
+            <w:hideMark/>
+          </w:tcPr>
+          <w:p>
+            <w:r>
+              <w:t>g</w:t>
+            </w:r>
+          </w:p>
+        </w:tc>
+        <w:tc>
+          <w:tcPr>
+            <w:tcW w:w="0" w:type="auto"/>
+            <w:vAlign w:val="center"/>
+            <w:hideMark/>
+          </w:tcPr>
+          <w:p>
+            <w:r>
+              <w:t>Sabse upar</w:t>
+            </w:r>
+          </w:p>
+        </w:tc>
+      </w:tr>
+      <w:tr>
+        <w:trPr>
+          <w:tblCellSpacing w:w="15" w:type="dxa"/>
+        </w:trPr>
+        <w:tc>
+          <w:tcPr>
+            <w:tcW w:w="0" w:type="auto"/>
+            <w:vAlign w:val="center"/>
+            <w:hideMark/>
+          </w:tcPr>
+          <w:p>
+            <w:r>
+              <w:t>G</w:t>
+            </w:r>
+          </w:p>
+        </w:tc>
+        <w:tc>
+          <w:tcPr>
+            <w:tcW w:w="0" w:type="auto"/>
+            <w:vAlign w:val="center"/>
+            <w:hideMark/>
+          </w:tcPr>
+          <w:p>
+            <w:r>
+              <w:t>Sabse neeche</w:t>
+            </w:r>
+          </w:p>
+        </w:tc>
+      </w:tr>
+      <w:tr>
+        <w:trPr>
+          <w:tblCellSpacing w:w="15" w:type="dxa"/>
+        </w:trPr>
+        <w:tc>
+          <w:tcPr>
+            <w:tcW w:w="0" w:type="auto"/>
+            <w:vAlign w:val="center"/>
+            <w:hideMark/>
+          </w:tcPr>
+          <w:p>
+            <w:r>
+              <w:t>/word</w:t>
+            </w:r>
+          </w:p>
+        </w:tc>
+        <w:tc>
+          <w:tcPr>
+            <w:tcW w:w="0" w:type="auto"/>
+            <w:vAlign w:val="center"/>
+            <w:hideMark/>
+          </w:tcPr>
+          <w:p>
+            <w:r>
+              <w:t>Search</w:t>
+            </w:r>
+          </w:p>
+        </w:tc>
+      </w:tr>
+      <w:tr>
+        <w:trPr>
+          <w:tblCellSpacing w:w="15" w:type="dxa"/>
+        </w:trPr>
+        <w:tc>
+          <w:tcPr>
+            <w:tcW w:w="0" w:type="auto"/>
+            <w:vAlign w:val="center"/>
+            <w:hideMark/>
+          </w:tcPr>
+          <w:p>
+            <w:r>
+              <w:t>n</w:t>
+            </w:r>
+          </w:p>
+        </w:tc>
+        <w:tc>
+          <w:tcPr>
+            <w:tcW w:w="0" w:type="auto"/>
+            <w:vAlign w:val="center"/>
+            <w:hideMark/>
+          </w:tcPr>
+          <w:p>
+            <w:r>
+              <w:t>Next Search Result</w:t>
+            </w:r>
+          </w:p>
+        </w:tc>
+      </w:tr>
+      <w:tr>
+        <w:trPr>
+          <w:tblCellSpacing w:w="15" w:type="dxa"/>
+        </w:trPr>
+        <w:tc>
+          <w:tcPr>
+            <w:tcW w:w="0" w:type="auto"/>
+            <w:vAlign w:val="center"/>
+            <w:hideMark/>
+          </w:tcPr>
+          <w:p>
+            <w:r>
+              <w:t>q</w:t>
+            </w:r>
+          </w:p>
+        </w:tc>
+        <w:tc>
+          <w:tcPr>
+            <w:tcW w:w="0" w:type="auto"/>
+            <w:vAlign w:val="center"/>
+            <w:hideMark/>
+          </w:tcPr>
+          <w:p>
+            <w:r>
+              <w:t>Bahar nikalna</w:t>
+            </w:r>
+          </w:p>
+        </w:tc>
+      </w:tr>
+    </w:tbl>
+    <w:p>
+      <w:r>
+        <w:pict w14:anchorId="52C4358E">
+          <v:rect id="_x0000_i1641" style="width:0;height:1.5pt" o:hralign="center" o:hrstd="t" o:hr="t" fillcolor="#a0a0a0" stroked="f"/>
+        </w:pict>
+      </w:r>
+    </w:p>
+    <w:p>
+      <w:pPr>
+        <w:rPr>
+          <w:b/>
+          <w:bCs/>
+        </w:rPr>
+      </w:pPr>
+      <w:r>
+        <w:rPr>
+          <w:b/>
+          <w:bCs/>
+        </w:rPr>
+        <w:t>PART 10 : q kyu dabate hain?</w:t>
+      </w:r>
+    </w:p>
+    <w:p>
+      <w:r>
+        <w:t>Ye bahut important hai.</w:t>
+      </w:r>
+    </w:p>
+    <w:p>
+      <w:r>
+        <w:t>git log</w:t>
+      </w:r>
+    </w:p>
+    <w:p>
+      <w:r>
+        <w:t>↓</w:t>
+      </w:r>
+    </w:p>
+    <w:p>
+      <w:r>
+        <w:t>less open karta hai.</w:t>
+      </w:r>
+    </w:p>
+    <w:p>
+      <w:r>
+        <w:t>q</w:t>
+      </w:r>
+    </w:p>
+    <w:p>
+      <w:r>
+        <w:t>Matlab</w:t>
+      </w:r>
+    </w:p>
+    <w:p>
+      <w:r>
+        <w:t>Quit</w:t>
+      </w:r>
+    </w:p>
+    <w:p>
+      <w:r>
+        <w:t>Yani</w:t>
+      </w:r>
+    </w:p>
+    <w:p>
+      <w:r>
+        <w:t>Viewer band karo.</w:t>
+      </w:r>
+    </w:p>
+    <w:p>
+      <w:r>
+        <w:t>Aur normal terminal par wapas le chalo.</w:t>
+      </w:r>
+    </w:p>
+    <w:p>
+      <w:r>
+        <w:t>Isliye jab tumne (END) dekha tha</w:t>
+      </w:r>
+    </w:p>
+    <w:p>
+      <w:r>
+        <w:t>Sirf</w:t>
+      </w:r>
+    </w:p>
+    <w:p>
+      <w:r>
+        <w:t>q</w:t>
+      </w:r>
+    </w:p>
+    <w:p>
+      <w:r>
+        <w:t>dabana tha.</w:t>
+      </w:r>
+    </w:p>
+    <w:p>
+      <w:r>
+        <w:pict w14:anchorId="4C477CB9">
+          <v:rect id="_x0000_i1642" style="width:0;height:1.5pt" o:hralign="center" o:hrstd="t" o:hr="t" fillcolor="#a0a0a0" stroked="f"/>
+        </w:pict>
+      </w:r>
+    </w:p>
+    <w:p>
+      <w:pPr>
+        <w:rPr>
+          <w:b/>
+          <w:bCs/>
+        </w:rPr>
+      </w:pPr>
+      <w:r>
+        <w:rPr>
+          <w:b/>
+          <w:bCs/>
+        </w:rPr>
+        <w:t>PART 11 : git log --oneline</w:t>
+      </w:r>
+    </w:p>
+    <w:p>
+      <w:r>
+        <w:t>Normal</w:t>
+      </w:r>
+    </w:p>
+    <w:p>
+      <w:r>
+        <w:t>git log</w:t>
+      </w:r>
+    </w:p>
+    <w:p>
+      <w:r>
+        <w:lastRenderedPageBreak/>
+        <w:t>Output bada hota hai.</w:t>
+      </w:r>
+    </w:p>
+    <w:p>
+      <w:r>
+        <w:t>Beginners aur Developers zyada use karte hain</w:t>
+      </w:r>
+    </w:p>
+    <w:p>
+      <w:r>
+        <w:t>git log --oneline</w:t>
+      </w:r>
+    </w:p>
+    <w:p>
+      <w:r>
+        <w:t>Output</w:t>
+      </w:r>
+    </w:p>
+    <w:p>
+      <w:r>
+        <w:t>05d1c95 Second Commit</w:t>
+      </w:r>
+    </w:p>
+    <w:p/>
+    <w:p>
+      <w:r>
+        <w:t>59c056d First Commit</w:t>
+      </w:r>
+    </w:p>
+    <w:p>
+      <w:r>
+        <w:t>Isme</w:t>
+      </w:r>
+    </w:p>
+    <w:p>
+      <w:pPr>
+        <w:numPr>
+          <w:ilvl w:val="0"/>
+          <w:numId w:val="21"/>
+        </w:numPr>
+      </w:pPr>
+      <w:r>
+        <w:t>Chhoti Commit ID</w:t>
+      </w:r>
+    </w:p>
+    <w:p>
+      <w:pPr>
+        <w:numPr>
+          <w:ilvl w:val="0"/>
+          <w:numId w:val="21"/>
+        </w:numPr>
+      </w:pPr>
+      <w:r>
+        <w:t>Sirf Message</w:t>
+      </w:r>
+    </w:p>
+    <w:p>
+      <w:r>
+        <w:t>Dikhta hai.</w:t>
+      </w:r>
+    </w:p>
+    <w:p>
+      <w:r>
+        <w:t>Isliye ye fast hota hai.</w:t>
+      </w:r>
+    </w:p>
+    <w:p>
+      <w:r>
+        <w:pict w14:anchorId="6D88B3E0">
+          <v:rect id="_x0000_i1643" style="width:0;height:1.5pt" o:hralign="center" o:hrstd="t" o:hr="t" fillcolor="#a0a0a0" stroked="f"/>
+        </w:pict>
+      </w:r>
+    </w:p>
+    <w:p>
+      <w:pPr>
+        <w:rPr>
+          <w:b/>
+          <w:bCs/>
+        </w:rPr>
+      </w:pPr>
+      <w:r>
+        <w:rPr>
+          <w:b/>
+          <w:bCs/>
+        </w:rPr>
+        <w:t>PART 12 : Kya git log kuch change karta hai?</w:t>
+      </w:r>
+    </w:p>
+    <w:p>
+      <w:r>
+        <w:rPr>
+          <w:rFonts w:ascii="Segoe UI Emoji" w:hAnsi="Segoe UI Emoji" w:cs="Segoe UI Emoji"/>
+        </w:rPr>
+        <w:t>❌</w:t>
+      </w:r>
+      <w:r>
+        <w:t xml:space="preserve"> Bilkul nahi.</w:t>
+      </w:r>
+    </w:p>
+    <w:p>
+      <w:r>
+        <w:t>Ye sirf history dikhata hai.</w:t>
+      </w:r>
+    </w:p>
+    <w:p>
+      <w:r>
+        <w:t>Jaise</w:t>
+      </w:r>
+    </w:p>
+    <w:p>
+      <w:r>
+        <w:t>Gallery kholne se photo change nahi hoti.</w:t>
+      </w:r>
+    </w:p>
+    <w:p>
+      <w:r>
+        <w:t>Waise hi</w:t>
+      </w:r>
+    </w:p>
+    <w:p>
+      <w:r>
+        <w:t>git log</w:t>
+      </w:r>
+    </w:p>
+    <w:p>
+      <w:r>
+        <w:t>History nahi badalta.</w:t>
+      </w:r>
+    </w:p>
+    <w:p>
+      <w:r>
+        <w:t>Sirf dikhata hai.</w:t>
+      </w:r>
+    </w:p>
+    <w:p>
+      <w:r>
+        <w:pict w14:anchorId="30697D14">
+          <v:rect id="_x0000_i1644" style="width:0;height:1.5pt" o:hralign="center" o:hrstd="t" o:hr="t" fillcolor="#a0a0a0" stroked="f"/>
+        </w:pict>
+      </w:r>
+    </w:p>
+    <w:p>
+      <w:pPr>
+        <w:rPr>
+          <w:b/>
+          <w:bCs/>
+        </w:rPr>
+      </w:pPr>
+      <w:r>
+        <w:rPr>
+          <w:b/>
+          <w:bCs/>
+        </w:rPr>
+        <w:t>PART 13 : Agar 100 baar git log chalao?</w:t>
+      </w:r>
+    </w:p>
+    <w:p>
+      <w:r>
+        <w:t>Kuch nahi hoga.</w:t>
+      </w:r>
+    </w:p>
+    <w:p>
+      <w:r>
+        <w:t>Na code change hoga.</w:t>
+      </w:r>
+    </w:p>
+    <w:p>
+      <w:r>
+        <w:t>Na commit delete hoga.</w:t>
+      </w:r>
+    </w:p>
+    <w:p>
+      <w:r>
+        <w:t>Na history.</w:t>
+      </w:r>
+    </w:p>
+    <w:p>
+      <w:r>
+        <w:t>Ye sirf Read Only command hai.</w:t>
+      </w:r>
+    </w:p>
+    <w:p>
+      <w:r>
+        <w:pict w14:anchorId="59F046E6">
+          <v:rect id="_x0000_i1645" style="width:0;height:1.5pt" o:hralign="center" o:hrstd="t" o:hr="t" fillcolor="#a0a0a0" stroked="f"/>
+        </w:pict>
+      </w:r>
+    </w:p>
+    <w:p>
+      <w:pPr>
+        <w:rPr>
+          <w:b/>
+          <w:bCs/>
+        </w:rPr>
+      </w:pPr>
+      <w:r>
+        <w:rPr>
+          <w:b/>
+          <w:bCs/>
+        </w:rPr>
+        <w:t>PART 14 : Real Life Example</w:t>
+      </w:r>
+    </w:p>
+    <w:p>
+      <w:r>
+        <w:lastRenderedPageBreak/>
+        <w:t>Soch</w:t>
+      </w:r>
+    </w:p>
+    <w:p>
+      <w:r>
+        <w:t>Tumhare paas Photo Gallery hai.</w:t>
+      </w:r>
+    </w:p>
+    <w:p>
+      <w:r>
+        <w:rPr>
+          <w:rFonts w:ascii="Segoe UI Emoji" w:hAnsi="Segoe UI Emoji" w:cs="Segoe UI Emoji"/>
+        </w:rPr>
+        <w:t>📷</w:t>
+      </w:r>
+      <w:r>
+        <w:t xml:space="preserve"> Goa Trip</w:t>
+      </w:r>
+    </w:p>
+    <w:p/>
+    <w:p>
+      <w:r>
+        <w:rPr>
+          <w:rFonts w:ascii="Segoe UI Emoji" w:hAnsi="Segoe UI Emoji" w:cs="Segoe UI Emoji"/>
+        </w:rPr>
+        <w:t>📷</w:t>
+      </w:r>
+      <w:r>
+        <w:t xml:space="preserve"> Birthday</w:t>
+      </w:r>
+    </w:p>
+    <w:p/>
+    <w:p>
+      <w:r>
+        <w:rPr>
+          <w:rFonts w:ascii="Segoe UI Emoji" w:hAnsi="Segoe UI Emoji" w:cs="Segoe UI Emoji"/>
+        </w:rPr>
+        <w:t>📷</w:t>
+      </w:r>
+      <w:r>
+        <w:t xml:space="preserve"> College</w:t>
+      </w:r>
+    </w:p>
+    <w:p>
+      <w:r>
+        <w:t>Gallery kholna</w:t>
+      </w:r>
+    </w:p>
+    <w:p>
+      <w:r>
+        <w:t>=</w:t>
+      </w:r>
+    </w:p>
+    <w:p>
+      <w:r>
+        <w:t>History dekhna.</w:t>
+      </w:r>
+    </w:p>
+    <w:p>
+      <w:r>
+        <w:t>Photo edit nahi hoti.</w:t>
+      </w:r>
+    </w:p>
+    <w:p>
+      <w:r>
+        <w:t>Git bhi waise hi.</w:t>
+      </w:r>
+    </w:p>
+    <w:p>
+      <w:r>
+        <w:pict w14:anchorId="71DCCF33">
+          <v:rect id="_x0000_i1646" style="width:0;height:1.5pt" o:hralign="center" o:hrstd="t" o:hr="t" fillcolor="#a0a0a0" stroked="f"/>
+        </w:pict>
+      </w:r>
+    </w:p>
+    <w:p>
+      <w:pPr>
+        <w:rPr>
+          <w:b/>
+          <w:bCs/>
+        </w:rPr>
+      </w:pPr>
+      <w:r>
+        <w:rPr>
+          <w:b/>
+          <w:bCs/>
+        </w:rPr>
+        <w:t>Summary</w:t>
+      </w:r>
+    </w:p>
+    <w:p>
+      <w:r>
+        <w:rPr>
+          <w:rFonts w:ascii="Segoe UI Emoji" w:hAnsi="Segoe UI Emoji" w:cs="Segoe UI Emoji"/>
+        </w:rPr>
+        <w:t>✅</w:t>
+      </w:r>
+      <w:r>
+        <w:t xml:space="preserve"> git log = Commit History dikhata hai.</w:t>
+      </w:r>
+    </w:p>
+    <w:p>
+      <w:r>
+        <w:rPr>
+          <w:rFonts w:ascii="Segoe UI Emoji" w:hAnsi="Segoe UI Emoji" w:cs="Segoe UI Emoji"/>
+        </w:rPr>
+        <w:t>✅</w:t>
+      </w:r>
+      <w:r>
+        <w:t xml:space="preserve"> Commit ID unique hoti hai.</w:t>
+      </w:r>
+    </w:p>
+    <w:p>
+      <w:r>
+        <w:rPr>
+          <w:rFonts w:ascii="Segoe UI Emoji" w:hAnsi="Segoe UI Emoji" w:cs="Segoe UI Emoji"/>
+        </w:rPr>
+        <w:t>✅</w:t>
+      </w:r>
+      <w:r>
+        <w:t xml:space="preserve"> Author batata hai kisne commit kiya.</w:t>
+      </w:r>
+    </w:p>
+    <w:p>
+      <w:r>
+        <w:rPr>
+          <w:rFonts w:ascii="Segoe UI Emoji" w:hAnsi="Segoe UI Emoji" w:cs="Segoe UI Emoji"/>
+        </w:rPr>
+        <w:t>✅</w:t>
+      </w:r>
+      <w:r>
+        <w:t xml:space="preserve"> Date batata hai kab commit hua.</w:t>
+      </w:r>
+    </w:p>
+    <w:p>
+      <w:r>
+        <w:rPr>
+          <w:rFonts w:ascii="Segoe UI Emoji" w:hAnsi="Segoe UI Emoji" w:cs="Segoe UI Emoji"/>
+        </w:rPr>
+        <w:t>✅</w:t>
+      </w:r>
+      <w:r>
+        <w:t xml:space="preserve"> Message batata hai commit me kya hua.</w:t>
+      </w:r>
+    </w:p>
+    <w:p>
+      <w:r>
+        <w:rPr>
+          <w:rFonts w:ascii="Segoe UI Emoji" w:hAnsi="Segoe UI Emoji" w:cs="Segoe UI Emoji"/>
+        </w:rPr>
+        <w:t>✅</w:t>
+      </w:r>
+      <w:r>
+        <w:t xml:space="preserve"> (END) = less pager.</w:t>
+      </w:r>
+    </w:p>
+    <w:p>
+      <w:r>
+        <w:rPr>
+          <w:rFonts w:ascii="Segoe UI Emoji" w:hAnsi="Segoe UI Emoji" w:cs="Segoe UI Emoji"/>
+        </w:rPr>
+        <w:t>✅</w:t>
+      </w:r>
+      <w:r>
+        <w:t xml:space="preserve"> q = Quit.</w:t>
+      </w:r>
+    </w:p>
+    <w:p>
+      <w:r>
+        <w:rPr>
+          <w:rFonts w:ascii="Segoe UI Emoji" w:hAnsi="Segoe UI Emoji" w:cs="Segoe UI Emoji"/>
+        </w:rPr>
+        <w:t>✅</w:t>
+      </w:r>
+      <w:r>
+        <w:t xml:space="preserve"> git log koi change nahi karta.</w:t>
+      </w:r>
+    </w:p>
+    <w:p>
+      <w:r>
+        <w:pict w14:anchorId="3F05DC13">
+          <v:rect id="_x0000_i1647" style="width:0;height:1.5pt" o:hralign="center" o:hrstd="t" o:hr="t" fillcolor="#a0a0a0" stroked="f"/>
+        </w:pict>
+      </w:r>
+    </w:p>
+    <w:p>
+      <w:pPr>
+        <w:rPr>
+          <w:b/>
+          <w:bCs/>
+        </w:rPr>
+      </w:pPr>
+      <w:r>
+        <w:rPr>
+          <w:b/>
+          <w:bCs/>
+        </w:rPr>
+        <w:t>Homework</w:t>
+      </w:r>
+    </w:p>
+    <w:p>
+      <w:pPr>
+        <w:rPr>
+          <w:b/>
+          <w:bCs/>
+        </w:rPr>
+      </w:pPr>
+      <w:r>
+        <w:rPr>
+          <w:b/>
+          <w:bCs/>
+        </w:rPr>
+        <w:t>Q1</w:t>
+      </w:r>
+    </w:p>
+    <w:p>
+      <w:r>
+        <w:t>git log ka main kaam kya hai?</w:t>
+      </w:r>
+    </w:p>
+    <w:p>
+      <w:r>
+        <w:pict w14:anchorId="5ED8AB2E">
+          <v:rect id="_x0000_i1648" style="width:0;height:1.5pt" o:hralign="center" o:hrstd="t" o:hr="t" fillcolor="#a0a0a0" stroked="f"/>
+        </w:pict>
+      </w:r>
+    </w:p>
+    <w:p>
+      <w:pPr>
+        <w:rPr>
+          <w:b/>
+          <w:bCs/>
+        </w:rPr>
+      </w:pPr>
+      <w:r>
+        <w:rPr>
+          <w:b/>
+          <w:bCs/>
+        </w:rPr>
+        <w:t>Q2</w:t>
+      </w:r>
+    </w:p>
+    <w:p>
+      <w:r>
+        <w:t>git log ke baad q kyu dabate hain?</w:t>
+      </w:r>
+    </w:p>
+    <w:p>
+      <w:r>
+        <w:pict w14:anchorId="392BDB3A">
+          <v:rect id="_x0000_i1649" style="width:0;height:1.5pt" o:hralign="center" o:hrstd="t" o:hr="t" fillcolor="#a0a0a0" stroked="f"/>
+        </w:pict>
+      </w:r>
+    </w:p>
+    <w:p>
+      <w:pPr>
+        <w:rPr>
+          <w:b/>
+          <w:bCs/>
+        </w:rPr>
+      </w:pPr>
+      <w:r>
+        <w:rPr>
+          <w:b/>
+          <w:bCs/>
+        </w:rPr>
+        <w:lastRenderedPageBreak/>
+        <w:t>Q3</w:t>
+      </w:r>
+    </w:p>
+    <w:p>
+      <w:r>
+        <w:t>Difference batao</w:t>
+      </w:r>
+    </w:p>
+    <w:p>
+      <w:r>
+        <w:t>git log</w:t>
+      </w:r>
+    </w:p>
+    <w:p>
+      <w:r>
+        <w:t>Aur</w:t>
+      </w:r>
+    </w:p>
+    <w:p>
+      <w:r>
+        <w:t>git log --oneline</w:t>
+      </w:r>
+    </w:p>
+    <w:p>
+      <w:r>
+        <w:pict w14:anchorId="62861FE7">
+          <v:rect id="_x0000_i1650" style="width:0;height:1.5pt" o:hralign="center" o:hrstd="t" o:hr="t" fillcolor="#a0a0a0" stroked="f"/>
+        </w:pict>
+      </w:r>
+    </w:p>
+    <w:p>
+      <w:pPr>
+        <w:rPr>
+          <w:b/>
+          <w:bCs/>
+        </w:rPr>
+      </w:pPr>
+      <w:r>
+        <w:rPr>
+          <w:rFonts w:ascii="Segoe UI Emoji" w:hAnsi="Segoe UI Emoji" w:cs="Segoe UI Emoji"/>
+          <w:b/>
+          <w:bCs/>
+        </w:rPr>
+        <w:t>🚀</w:t>
+      </w:r>
+      <w:r>
+        <w:rPr>
+          <w:b/>
+          <w:bCs/>
+        </w:rPr>
+        <w:t xml:space="preserve"> Next Chapter</w:t>
+      </w:r>
+    </w:p>
+    <w:p>
+      <w:pPr>
+        <w:rPr>
+          <w:b/>
+          <w:bCs/>
+        </w:rPr>
+      </w:pPr>
+      <w:r>
+        <w:rPr>
+          <w:b/>
+          <w:bCs/>
+        </w:rPr>
+        <w:t>Chapter 10 – HEAD (Git ka Pointer)</w:t>
+      </w:r>
+    </w:p>
+    <w:p>
+      <w:r>
+        <w:t>Ye Git ka sabse confusing topic hota hai.</w:t>
+      </w:r>
+    </w:p>
+    <w:p>
+      <w:r>
+        <w:t>Hum seekhenge:</w:t>
+      </w:r>
+    </w:p>
+    <w:p>
+      <w:pPr>
+        <w:numPr>
+          <w:ilvl w:val="0"/>
+          <w:numId w:val="22"/>
+        </w:numPr>
+      </w:pPr>
+      <w:r>
+        <w:t>HEAD kya hai?</w:t>
+      </w:r>
+    </w:p>
+    <w:p>
+      <w:pPr>
+        <w:numPr>
+          <w:ilvl w:val="0"/>
+          <w:numId w:val="22"/>
+        </w:numPr>
+      </w:pPr>
+      <w:r>
+        <w:t>HEAD kis taraf point karta hai?</w:t>
+      </w:r>
+    </w:p>
+    <w:p>
+      <w:pPr>
+        <w:numPr>
+          <w:ilvl w:val="0"/>
+          <w:numId w:val="22"/>
+        </w:numPr>
+      </w:pPr>
+      <w:r>
+        <w:t>HEAD aur master ka relation</w:t>
+      </w:r>
+    </w:p>
+    <w:p>
+      <w:pPr>
+        <w:numPr>
+          <w:ilvl w:val="0"/>
+          <w:numId w:val="22"/>
+        </w:numPr>
+      </w:pPr>
+      <w:r>
+        <w:t>HEAD~1 kya hota hai?</w:t>
+      </w:r>
+    </w:p>
+    <w:p>
+      <w:pPr>
+        <w:numPr>
+          <w:ilvl w:val="0"/>
+          <w:numId w:val="22"/>
+        </w:numPr>
+      </w:pPr>
+      <w:r>
+        <w:t xml:space="preserve">Detached HEAD kya hota hai? (Tumhare saath ye ho chuka hai </w:t>
+      </w:r>
+      <w:r>
+        <w:rPr>
+          <w:rFonts w:ascii="Segoe UI Emoji" w:hAnsi="Segoe UI Emoji" w:cs="Segoe UI Emoji"/>
+        </w:rPr>
+        <w:t>😄</w:t>
+      </w:r>
+      <w:r>
+        <w:t>)</w:t>
+      </w:r>
+    </w:p>
+    <w:p>
+      <w:pPr>
+        <w:numPr>
+          <w:ilvl w:val="0"/>
+          <w:numId w:val="22"/>
+        </w:numPr>
+      </w:pPr>
+      <w:r>
+        <w:t>git checkout ke baad files gayab kyu lagti hain?</w:t>
+      </w:r>
+    </w:p>
+    <w:p>
+      <w:pPr>
+        <w:numPr>
+          <w:ilvl w:val="0"/>
+          <w:numId w:val="22"/>
+        </w:numPr>
+      </w:pPr>
+      <w:r>
+        <w:t>git switch master sab wapas kaise laata hai?</w:t>
+      </w:r>
+    </w:p>
+    <w:p>
+      <w:r>
+        <w:t>Ye chapter bahut important hai, kyunki tumne iska practical experience already kar liya hai.</w:t>
+      </w:r>
+    </w:p>
     <w:p/>
     <w:p/>
     <w:p/>
@@ -14265,9 +19883,9 @@
     </w:lvl>
   </w:abstractNum>
   <w:abstractNum w:abstractNumId="1" w15:restartNumberingAfterBreak="0">
-    <w:nsid w:val="1176028E"/>
+    <w:nsid w:val="09C74B74"/>
     <w:multiLevelType w:val="multilevel"/>
-    <w:tmpl w:val="8394609C"/>
+    <w:tmpl w:val="EF2E7D14"/>
     <w:lvl w:ilvl="0">
       <w:start w:val="1"/>
       <w:numFmt w:val="bullet"/>
@@ -14414,122 +20032,9 @@
     </w:lvl>
   </w:abstractNum>
   <w:abstractNum w:abstractNumId="2" w15:restartNumberingAfterBreak="0">
-    <w:nsid w:val="133C1076"/>
+    <w:nsid w:val="1176028E"/>
     <w:multiLevelType w:val="multilevel"/>
-    <w:tmpl w:val="4FD873A8"/>
-    <w:lvl w:ilvl="0">
-      <w:start w:val="1"/>
-      <w:numFmt w:val="decimal"/>
-      <w:lvlText w:val="%1."/>
-      <w:lvlJc w:val="left"/>
-      <w:pPr>
-        <w:tabs>
-          <w:tab w:val="num" w:pos="720"/>
-        </w:tabs>
-        <w:ind w:left="720" w:hanging="360"/>
-      </w:pPr>
-    </w:lvl>
-    <w:lvl w:ilvl="1" w:tentative="1">
-      <w:start w:val="1"/>
-      <w:numFmt w:val="decimal"/>
-      <w:lvlText w:val="%2."/>
-      <w:lvlJc w:val="left"/>
-      <w:pPr>
-        <w:tabs>
-          <w:tab w:val="num" w:pos="1440"/>
-        </w:tabs>
-        <w:ind w:left="1440" w:hanging="360"/>
-      </w:pPr>
-    </w:lvl>
-    <w:lvl w:ilvl="2" w:tentative="1">
-      <w:start w:val="1"/>
-      <w:numFmt w:val="decimal"/>
-      <w:lvlText w:val="%3."/>
-      <w:lvlJc w:val="left"/>
-      <w:pPr>
-        <w:tabs>
-          <w:tab w:val="num" w:pos="2160"/>
-        </w:tabs>
-        <w:ind w:left="2160" w:hanging="360"/>
-      </w:pPr>
-    </w:lvl>
-    <w:lvl w:ilvl="3" w:tentative="1">
-      <w:start w:val="1"/>
-      <w:numFmt w:val="decimal"/>
-      <w:lvlText w:val="%4."/>
-      <w:lvlJc w:val="left"/>
-      <w:pPr>
-        <w:tabs>
-          <w:tab w:val="num" w:pos="2880"/>
-        </w:tabs>
-        <w:ind w:left="2880" w:hanging="360"/>
-      </w:pPr>
-    </w:lvl>
-    <w:lvl w:ilvl="4" w:tentative="1">
-      <w:start w:val="1"/>
-      <w:numFmt w:val="decimal"/>
-      <w:lvlText w:val="%5."/>
-      <w:lvlJc w:val="left"/>
-      <w:pPr>
-        <w:tabs>
-          <w:tab w:val="num" w:pos="3600"/>
-        </w:tabs>
-        <w:ind w:left="3600" w:hanging="360"/>
-      </w:pPr>
-    </w:lvl>
-    <w:lvl w:ilvl="5" w:tentative="1">
-      <w:start w:val="1"/>
-      <w:numFmt w:val="decimal"/>
-      <w:lvlText w:val="%6."/>
-      <w:lvlJc w:val="left"/>
-      <w:pPr>
-        <w:tabs>
-          <w:tab w:val="num" w:pos="4320"/>
-        </w:tabs>
-        <w:ind w:left="4320" w:hanging="360"/>
-      </w:pPr>
-    </w:lvl>
-    <w:lvl w:ilvl="6" w:tentative="1">
-      <w:start w:val="1"/>
-      <w:numFmt w:val="decimal"/>
-      <w:lvlText w:val="%7."/>
-      <w:lvlJc w:val="left"/>
-      <w:pPr>
-        <w:tabs>
-          <w:tab w:val="num" w:pos="5040"/>
-        </w:tabs>
-        <w:ind w:left="5040" w:hanging="360"/>
-      </w:pPr>
-    </w:lvl>
-    <w:lvl w:ilvl="7" w:tentative="1">
-      <w:start w:val="1"/>
-      <w:numFmt w:val="decimal"/>
-      <w:lvlText w:val="%8."/>
-      <w:lvlJc w:val="left"/>
-      <w:pPr>
-        <w:tabs>
-          <w:tab w:val="num" w:pos="5760"/>
-        </w:tabs>
-        <w:ind w:left="5760" w:hanging="360"/>
-      </w:pPr>
-    </w:lvl>
-    <w:lvl w:ilvl="8" w:tentative="1">
-      <w:start w:val="1"/>
-      <w:numFmt w:val="decimal"/>
-      <w:lvlText w:val="%9."/>
-      <w:lvlJc w:val="left"/>
-      <w:pPr>
-        <w:tabs>
-          <w:tab w:val="num" w:pos="6480"/>
-        </w:tabs>
-        <w:ind w:left="6480" w:hanging="360"/>
-      </w:pPr>
-    </w:lvl>
-  </w:abstractNum>
-  <w:abstractNum w:abstractNumId="3" w15:restartNumberingAfterBreak="0">
-    <w:nsid w:val="15702879"/>
-    <w:multiLevelType w:val="multilevel"/>
-    <w:tmpl w:val="E094461E"/>
+    <w:tmpl w:val="8394609C"/>
     <w:lvl w:ilvl="0">
       <w:start w:val="1"/>
       <w:numFmt w:val="bullet"/>
@@ -14675,10 +20180,123 @@
       </w:rPr>
     </w:lvl>
   </w:abstractNum>
+  <w:abstractNum w:abstractNumId="3" w15:restartNumberingAfterBreak="0">
+    <w:nsid w:val="133C1076"/>
+    <w:multiLevelType w:val="multilevel"/>
+    <w:tmpl w:val="4FD873A8"/>
+    <w:lvl w:ilvl="0">
+      <w:start w:val="1"/>
+      <w:numFmt w:val="decimal"/>
+      <w:lvlText w:val="%1."/>
+      <w:lvlJc w:val="left"/>
+      <w:pPr>
+        <w:tabs>
+          <w:tab w:val="num" w:pos="720"/>
+        </w:tabs>
+        <w:ind w:left="720" w:hanging="360"/>
+      </w:pPr>
+    </w:lvl>
+    <w:lvl w:ilvl="1" w:tentative="1">
+      <w:start w:val="1"/>
+      <w:numFmt w:val="decimal"/>
+      <w:lvlText w:val="%2."/>
+      <w:lvlJc w:val="left"/>
+      <w:pPr>
+        <w:tabs>
+          <w:tab w:val="num" w:pos="1440"/>
+        </w:tabs>
+        <w:ind w:left="1440" w:hanging="360"/>
+      </w:pPr>
+    </w:lvl>
+    <w:lvl w:ilvl="2" w:tentative="1">
+      <w:start w:val="1"/>
+      <w:numFmt w:val="decimal"/>
+      <w:lvlText w:val="%3."/>
+      <w:lvlJc w:val="left"/>
+      <w:pPr>
+        <w:tabs>
+          <w:tab w:val="num" w:pos="2160"/>
+        </w:tabs>
+        <w:ind w:left="2160" w:hanging="360"/>
+      </w:pPr>
+    </w:lvl>
+    <w:lvl w:ilvl="3" w:tentative="1">
+      <w:start w:val="1"/>
+      <w:numFmt w:val="decimal"/>
+      <w:lvlText w:val="%4."/>
+      <w:lvlJc w:val="left"/>
+      <w:pPr>
+        <w:tabs>
+          <w:tab w:val="num" w:pos="2880"/>
+        </w:tabs>
+        <w:ind w:left="2880" w:hanging="360"/>
+      </w:pPr>
+    </w:lvl>
+    <w:lvl w:ilvl="4" w:tentative="1">
+      <w:start w:val="1"/>
+      <w:numFmt w:val="decimal"/>
+      <w:lvlText w:val="%5."/>
+      <w:lvlJc w:val="left"/>
+      <w:pPr>
+        <w:tabs>
+          <w:tab w:val="num" w:pos="3600"/>
+        </w:tabs>
+        <w:ind w:left="3600" w:hanging="360"/>
+      </w:pPr>
+    </w:lvl>
+    <w:lvl w:ilvl="5" w:tentative="1">
+      <w:start w:val="1"/>
+      <w:numFmt w:val="decimal"/>
+      <w:lvlText w:val="%6."/>
+      <w:lvlJc w:val="left"/>
+      <w:pPr>
+        <w:tabs>
+          <w:tab w:val="num" w:pos="4320"/>
+        </w:tabs>
+        <w:ind w:left="4320" w:hanging="360"/>
+      </w:pPr>
+    </w:lvl>
+    <w:lvl w:ilvl="6" w:tentative="1">
+      <w:start w:val="1"/>
+      <w:numFmt w:val="decimal"/>
+      <w:lvlText w:val="%7."/>
+      <w:lvlJc w:val="left"/>
+      <w:pPr>
+        <w:tabs>
+          <w:tab w:val="num" w:pos="5040"/>
+        </w:tabs>
+        <w:ind w:left="5040" w:hanging="360"/>
+      </w:pPr>
+    </w:lvl>
+    <w:lvl w:ilvl="7" w:tentative="1">
+      <w:start w:val="1"/>
+      <w:numFmt w:val="decimal"/>
+      <w:lvlText w:val="%8."/>
+      <w:lvlJc w:val="left"/>
+      <w:pPr>
+        <w:tabs>
+          <w:tab w:val="num" w:pos="5760"/>
+        </w:tabs>
+        <w:ind w:left="5760" w:hanging="360"/>
+      </w:pPr>
+    </w:lvl>
+    <w:lvl w:ilvl="8" w:tentative="1">
+      <w:start w:val="1"/>
+      <w:numFmt w:val="decimal"/>
+      <w:lvlText w:val="%9."/>
+      <w:lvlJc w:val="left"/>
+      <w:pPr>
+        <w:tabs>
+          <w:tab w:val="num" w:pos="6480"/>
+        </w:tabs>
+        <w:ind w:left="6480" w:hanging="360"/>
+      </w:pPr>
+    </w:lvl>
+  </w:abstractNum>
   <w:abstractNum w:abstractNumId="4" w15:restartNumberingAfterBreak="0">
-    <w:nsid w:val="182030CE"/>
+    <w:nsid w:val="15702879"/>
     <w:multiLevelType w:val="multilevel"/>
-    <w:tmpl w:val="F4B2E8CC"/>
+    <w:tmpl w:val="E094461E"/>
     <w:lvl w:ilvl="0">
       <w:start w:val="1"/>
       <w:numFmt w:val="bullet"/>
@@ -14825,122 +20443,9 @@
     </w:lvl>
   </w:abstractNum>
   <w:abstractNum w:abstractNumId="5" w15:restartNumberingAfterBreak="0">
-    <w:nsid w:val="1A6D08D5"/>
+    <w:nsid w:val="182030CE"/>
     <w:multiLevelType w:val="multilevel"/>
-    <w:tmpl w:val="EE3C2600"/>
-    <w:lvl w:ilvl="0">
-      <w:start w:val="1"/>
-      <w:numFmt w:val="decimal"/>
-      <w:lvlText w:val="%1."/>
-      <w:lvlJc w:val="left"/>
-      <w:pPr>
-        <w:tabs>
-          <w:tab w:val="num" w:pos="720"/>
-        </w:tabs>
-        <w:ind w:left="720" w:hanging="360"/>
-      </w:pPr>
-    </w:lvl>
-    <w:lvl w:ilvl="1" w:tentative="1">
-      <w:start w:val="1"/>
-      <w:numFmt w:val="decimal"/>
-      <w:lvlText w:val="%2."/>
-      <w:lvlJc w:val="left"/>
-      <w:pPr>
-        <w:tabs>
-          <w:tab w:val="num" w:pos="1440"/>
-        </w:tabs>
-        <w:ind w:left="1440" w:hanging="360"/>
-      </w:pPr>
-    </w:lvl>
-    <w:lvl w:ilvl="2" w:tentative="1">
-      <w:start w:val="1"/>
-      <w:numFmt w:val="decimal"/>
-      <w:lvlText w:val="%3."/>
-      <w:lvlJc w:val="left"/>
-      <w:pPr>
-        <w:tabs>
-          <w:tab w:val="num" w:pos="2160"/>
-        </w:tabs>
-        <w:ind w:left="2160" w:hanging="360"/>
-      </w:pPr>
-    </w:lvl>
-    <w:lvl w:ilvl="3" w:tentative="1">
-      <w:start w:val="1"/>
-      <w:numFmt w:val="decimal"/>
-      <w:lvlText w:val="%4."/>
-      <w:lvlJc w:val="left"/>
-      <w:pPr>
-        <w:tabs>
-          <w:tab w:val="num" w:pos="2880"/>
-        </w:tabs>
-        <w:ind w:left="2880" w:hanging="360"/>
-      </w:pPr>
-    </w:lvl>
-    <w:lvl w:ilvl="4" w:tentative="1">
-      <w:start w:val="1"/>
-      <w:numFmt w:val="decimal"/>
-      <w:lvlText w:val="%5."/>
-      <w:lvlJc w:val="left"/>
-      <w:pPr>
-        <w:tabs>
-          <w:tab w:val="num" w:pos="3600"/>
-        </w:tabs>
-        <w:ind w:left="3600" w:hanging="360"/>
-      </w:pPr>
-    </w:lvl>
-    <w:lvl w:ilvl="5" w:tentative="1">
-      <w:start w:val="1"/>
-      <w:numFmt w:val="decimal"/>
-      <w:lvlText w:val="%6."/>
-      <w:lvlJc w:val="left"/>
-      <w:pPr>
-        <w:tabs>
-          <w:tab w:val="num" w:pos="4320"/>
-        </w:tabs>
-        <w:ind w:left="4320" w:hanging="360"/>
-      </w:pPr>
-    </w:lvl>
-    <w:lvl w:ilvl="6" w:tentative="1">
-      <w:start w:val="1"/>
-      <w:numFmt w:val="decimal"/>
-      <w:lvlText w:val="%7."/>
-      <w:lvlJc w:val="left"/>
-      <w:pPr>
-        <w:tabs>
-          <w:tab w:val="num" w:pos="5040"/>
-        </w:tabs>
-        <w:ind w:left="5040" w:hanging="360"/>
-      </w:pPr>
-    </w:lvl>
-    <w:lvl w:ilvl="7" w:tentative="1">
-      <w:start w:val="1"/>
-      <w:numFmt w:val="decimal"/>
-      <w:lvlText w:val="%8."/>
-      <w:lvlJc w:val="left"/>
-      <w:pPr>
-        <w:tabs>
-          <w:tab w:val="num" w:pos="5760"/>
-        </w:tabs>
-        <w:ind w:left="5760" w:hanging="360"/>
-      </w:pPr>
-    </w:lvl>
-    <w:lvl w:ilvl="8" w:tentative="1">
-      <w:start w:val="1"/>
-      <w:numFmt w:val="decimal"/>
-      <w:lvlText w:val="%9."/>
-      <w:lvlJc w:val="left"/>
-      <w:pPr>
-        <w:tabs>
-          <w:tab w:val="num" w:pos="6480"/>
-        </w:tabs>
-        <w:ind w:left="6480" w:hanging="360"/>
-      </w:pPr>
-    </w:lvl>
-  </w:abstractNum>
-  <w:abstractNum w:abstractNumId="6" w15:restartNumberingAfterBreak="0">
-    <w:nsid w:val="27495A4E"/>
-    <w:multiLevelType w:val="multilevel"/>
-    <w:tmpl w:val="5BEE3DF8"/>
+    <w:tmpl w:val="F4B2E8CC"/>
     <w:lvl w:ilvl="0">
       <w:start w:val="1"/>
       <w:numFmt w:val="bullet"/>
@@ -15086,10 +20591,123 @@
       </w:rPr>
     </w:lvl>
   </w:abstractNum>
+  <w:abstractNum w:abstractNumId="6" w15:restartNumberingAfterBreak="0">
+    <w:nsid w:val="1A6D08D5"/>
+    <w:multiLevelType w:val="multilevel"/>
+    <w:tmpl w:val="EE3C2600"/>
+    <w:lvl w:ilvl="0">
+      <w:start w:val="1"/>
+      <w:numFmt w:val="decimal"/>
+      <w:lvlText w:val="%1."/>
+      <w:lvlJc w:val="left"/>
+      <w:pPr>
+        <w:tabs>
+          <w:tab w:val="num" w:pos="720"/>
+        </w:tabs>
+        <w:ind w:left="720" w:hanging="360"/>
+      </w:pPr>
+    </w:lvl>
+    <w:lvl w:ilvl="1" w:tentative="1">
+      <w:start w:val="1"/>
+      <w:numFmt w:val="decimal"/>
+      <w:lvlText w:val="%2."/>
+      <w:lvlJc w:val="left"/>
+      <w:pPr>
+        <w:tabs>
+          <w:tab w:val="num" w:pos="1440"/>
+        </w:tabs>
+        <w:ind w:left="1440" w:hanging="360"/>
+      </w:pPr>
+    </w:lvl>
+    <w:lvl w:ilvl="2" w:tentative="1">
+      <w:start w:val="1"/>
+      <w:numFmt w:val="decimal"/>
+      <w:lvlText w:val="%3."/>
+      <w:lvlJc w:val="left"/>
+      <w:pPr>
+        <w:tabs>
+          <w:tab w:val="num" w:pos="2160"/>
+        </w:tabs>
+        <w:ind w:left="2160" w:hanging="360"/>
+      </w:pPr>
+    </w:lvl>
+    <w:lvl w:ilvl="3" w:tentative="1">
+      <w:start w:val="1"/>
+      <w:numFmt w:val="decimal"/>
+      <w:lvlText w:val="%4."/>
+      <w:lvlJc w:val="left"/>
+      <w:pPr>
+        <w:tabs>
+          <w:tab w:val="num" w:pos="2880"/>
+        </w:tabs>
+        <w:ind w:left="2880" w:hanging="360"/>
+      </w:pPr>
+    </w:lvl>
+    <w:lvl w:ilvl="4" w:tentative="1">
+      <w:start w:val="1"/>
+      <w:numFmt w:val="decimal"/>
+      <w:lvlText w:val="%5."/>
+      <w:lvlJc w:val="left"/>
+      <w:pPr>
+        <w:tabs>
+          <w:tab w:val="num" w:pos="3600"/>
+        </w:tabs>
+        <w:ind w:left="3600" w:hanging="360"/>
+      </w:pPr>
+    </w:lvl>
+    <w:lvl w:ilvl="5" w:tentative="1">
+      <w:start w:val="1"/>
+      <w:numFmt w:val="decimal"/>
+      <w:lvlText w:val="%6."/>
+      <w:lvlJc w:val="left"/>
+      <w:pPr>
+        <w:tabs>
+          <w:tab w:val="num" w:pos="4320"/>
+        </w:tabs>
+        <w:ind w:left="4320" w:hanging="360"/>
+      </w:pPr>
+    </w:lvl>
+    <w:lvl w:ilvl="6" w:tentative="1">
+      <w:start w:val="1"/>
+      <w:numFmt w:val="decimal"/>
+      <w:lvlText w:val="%7."/>
+      <w:lvlJc w:val="left"/>
+      <w:pPr>
+        <w:tabs>
+          <w:tab w:val="num" w:pos="5040"/>
+        </w:tabs>
+        <w:ind w:left="5040" w:hanging="360"/>
+      </w:pPr>
+    </w:lvl>
+    <w:lvl w:ilvl="7" w:tentative="1">
+      <w:start w:val="1"/>
+      <w:numFmt w:val="decimal"/>
+      <w:lvlText w:val="%8."/>
+      <w:lvlJc w:val="left"/>
+      <w:pPr>
+        <w:tabs>
+          <w:tab w:val="num" w:pos="5760"/>
+        </w:tabs>
+        <w:ind w:left="5760" w:hanging="360"/>
+      </w:pPr>
+    </w:lvl>
+    <w:lvl w:ilvl="8" w:tentative="1">
+      <w:start w:val="1"/>
+      <w:numFmt w:val="decimal"/>
+      <w:lvlText w:val="%9."/>
+      <w:lvlJc w:val="left"/>
+      <w:pPr>
+        <w:tabs>
+          <w:tab w:val="num" w:pos="6480"/>
+        </w:tabs>
+        <w:ind w:left="6480" w:hanging="360"/>
+      </w:pPr>
+    </w:lvl>
+  </w:abstractNum>
   <w:abstractNum w:abstractNumId="7" w15:restartNumberingAfterBreak="0">
-    <w:nsid w:val="2A7C17AA"/>
+    <w:nsid w:val="21CB3360"/>
     <w:multiLevelType w:val="multilevel"/>
-    <w:tmpl w:val="1FCC3CDA"/>
+    <w:tmpl w:val="4DDA3722"/>
     <w:lvl w:ilvl="0">
       <w:start w:val="1"/>
       <w:numFmt w:val="bullet"/>
@@ -15236,9 +20854,9 @@
     </w:lvl>
   </w:abstractNum>
   <w:abstractNum w:abstractNumId="8" w15:restartNumberingAfterBreak="0">
-    <w:nsid w:val="2C574456"/>
+    <w:nsid w:val="27495A4E"/>
     <w:multiLevelType w:val="multilevel"/>
-    <w:tmpl w:val="955675CA"/>
+    <w:tmpl w:val="5BEE3DF8"/>
     <w:lvl w:ilvl="0">
       <w:start w:val="1"/>
       <w:numFmt w:val="bullet"/>
@@ -15385,9 +21003,9 @@
     </w:lvl>
   </w:abstractNum>
   <w:abstractNum w:abstractNumId="9" w15:restartNumberingAfterBreak="0">
-    <w:nsid w:val="2F0040C2"/>
+    <w:nsid w:val="2A7C17AA"/>
     <w:multiLevelType w:val="multilevel"/>
-    <w:tmpl w:val="45B0E436"/>
+    <w:tmpl w:val="1FCC3CDA"/>
     <w:lvl w:ilvl="0">
       <w:start w:val="1"/>
       <w:numFmt w:val="bullet"/>
@@ -15534,9 +21152,9 @@
     </w:lvl>
   </w:abstractNum>
   <w:abstractNum w:abstractNumId="10" w15:restartNumberingAfterBreak="0">
-    <w:nsid w:val="3A422F8E"/>
+    <w:nsid w:val="2C574456"/>
     <w:multiLevelType w:val="multilevel"/>
-    <w:tmpl w:val="3EA0FFD2"/>
+    <w:tmpl w:val="955675CA"/>
     <w:lvl w:ilvl="0">
       <w:start w:val="1"/>
       <w:numFmt w:val="bullet"/>
@@ -15683,9 +21301,9 @@
     </w:lvl>
   </w:abstractNum>
   <w:abstractNum w:abstractNumId="11" w15:restartNumberingAfterBreak="0">
-    <w:nsid w:val="55A864BF"/>
+    <w:nsid w:val="2F0040C2"/>
     <w:multiLevelType w:val="multilevel"/>
-    <w:tmpl w:val="75640B34"/>
+    <w:tmpl w:val="45B0E436"/>
     <w:lvl w:ilvl="0">
       <w:start w:val="1"/>
       <w:numFmt w:val="bullet"/>
@@ -15832,9 +21450,9 @@
     </w:lvl>
   </w:abstractNum>
   <w:abstractNum w:abstractNumId="12" w15:restartNumberingAfterBreak="0">
-    <w:nsid w:val="59E2748B"/>
+    <w:nsid w:val="3A422F8E"/>
     <w:multiLevelType w:val="multilevel"/>
-    <w:tmpl w:val="9768D728"/>
+    <w:tmpl w:val="3EA0FFD2"/>
     <w:lvl w:ilvl="0">
       <w:start w:val="1"/>
       <w:numFmt w:val="bullet"/>
@@ -15981,9 +21599,9 @@
     </w:lvl>
   </w:abstractNum>
   <w:abstractNum w:abstractNumId="13" w15:restartNumberingAfterBreak="0">
-    <w:nsid w:val="66CD0EEC"/>
+    <w:nsid w:val="474F6863"/>
     <w:multiLevelType w:val="multilevel"/>
-    <w:tmpl w:val="31448C30"/>
+    <w:tmpl w:val="BEFC6C0C"/>
     <w:lvl w:ilvl="0">
       <w:start w:val="1"/>
       <w:numFmt w:val="bullet"/>
@@ -16130,9 +21748,9 @@
     </w:lvl>
   </w:abstractNum>
   <w:abstractNum w:abstractNumId="14" w15:restartNumberingAfterBreak="0">
-    <w:nsid w:val="67CF3BE9"/>
+    <w:nsid w:val="4D224E7E"/>
     <w:multiLevelType w:val="multilevel"/>
-    <w:tmpl w:val="1A3CC5C2"/>
+    <w:tmpl w:val="1242B9D2"/>
     <w:lvl w:ilvl="0">
       <w:start w:val="1"/>
       <w:numFmt w:val="bullet"/>
@@ -16278,49 +21896,1113 @@
       </w:rPr>
     </w:lvl>
   </w:abstractNum>
+  <w:abstractNum w:abstractNumId="15" w15:restartNumberingAfterBreak="0">
+    <w:nsid w:val="54D06FC6"/>
+    <w:multiLevelType w:val="multilevel"/>
+    <w:tmpl w:val="A79234BA"/>
+    <w:lvl w:ilvl="0">
+      <w:start w:val="1"/>
+      <w:numFmt w:val="bullet"/>
+      <w:lvlText w:val=""/>
+      <w:lvlJc w:val="left"/>
+      <w:pPr>
+        <w:tabs>
+          <w:tab w:val="num" w:pos="720"/>
+        </w:tabs>
+        <w:ind w:left="720" w:hanging="360"/>
+      </w:pPr>
+      <w:rPr>
+        <w:rFonts w:ascii="Symbol" w:hAnsi="Symbol" w:hint="default"/>
+        <w:sz w:val="20"/>
+      </w:rPr>
+    </w:lvl>
+    <w:lvl w:ilvl="1" w:tentative="1">
+      <w:start w:val="1"/>
+      <w:numFmt w:val="bullet"/>
+      <w:lvlText w:val="o"/>
+      <w:lvlJc w:val="left"/>
+      <w:pPr>
+        <w:tabs>
+          <w:tab w:val="num" w:pos="1440"/>
+        </w:tabs>
+        <w:ind w:left="1440" w:hanging="360"/>
+      </w:pPr>
+      <w:rPr>
+        <w:rFonts w:ascii="Courier New" w:hAnsi="Courier New" w:hint="default"/>
+        <w:sz w:val="20"/>
+      </w:rPr>
+    </w:lvl>
+    <w:lvl w:ilvl="2" w:tentative="1">
+      <w:start w:val="1"/>
+      <w:numFmt w:val="bullet"/>
+      <w:lvlText w:val=""/>
+      <w:lvlJc w:val="left"/>
+      <w:pPr>
+        <w:tabs>
+          <w:tab w:val="num" w:pos="2160"/>
+        </w:tabs>
+        <w:ind w:left="2160" w:hanging="360"/>
+      </w:pPr>
+      <w:rPr>
+        <w:rFonts w:ascii="Wingdings" w:hAnsi="Wingdings" w:hint="default"/>
+        <w:sz w:val="20"/>
+      </w:rPr>
+    </w:lvl>
+    <w:lvl w:ilvl="3" w:tentative="1">
+      <w:start w:val="1"/>
+      <w:numFmt w:val="bullet"/>
+      <w:lvlText w:val=""/>
+      <w:lvlJc w:val="left"/>
+      <w:pPr>
+        <w:tabs>
+          <w:tab w:val="num" w:pos="2880"/>
+        </w:tabs>
+        <w:ind w:left="2880" w:hanging="360"/>
+      </w:pPr>
+      <w:rPr>
+        <w:rFonts w:ascii="Wingdings" w:hAnsi="Wingdings" w:hint="default"/>
+        <w:sz w:val="20"/>
+      </w:rPr>
+    </w:lvl>
+    <w:lvl w:ilvl="4" w:tentative="1">
+      <w:start w:val="1"/>
+      <w:numFmt w:val="bullet"/>
+      <w:lvlText w:val=""/>
+      <w:lvlJc w:val="left"/>
+      <w:pPr>
+        <w:tabs>
+          <w:tab w:val="num" w:pos="3600"/>
+        </w:tabs>
+        <w:ind w:left="3600" w:hanging="360"/>
+      </w:pPr>
+      <w:rPr>
+        <w:rFonts w:ascii="Wingdings" w:hAnsi="Wingdings" w:hint="default"/>
+        <w:sz w:val="20"/>
+      </w:rPr>
+    </w:lvl>
+    <w:lvl w:ilvl="5" w:tentative="1">
+      <w:start w:val="1"/>
+      <w:numFmt w:val="bullet"/>
+      <w:lvlText w:val=""/>
+      <w:lvlJc w:val="left"/>
+      <w:pPr>
+        <w:tabs>
+          <w:tab w:val="num" w:pos="4320"/>
+        </w:tabs>
+        <w:ind w:left="4320" w:hanging="360"/>
+      </w:pPr>
+      <w:rPr>
+        <w:rFonts w:ascii="Wingdings" w:hAnsi="Wingdings" w:hint="default"/>
+        <w:sz w:val="20"/>
+      </w:rPr>
+    </w:lvl>
+    <w:lvl w:ilvl="6" w:tentative="1">
+      <w:start w:val="1"/>
+      <w:numFmt w:val="bullet"/>
+      <w:lvlText w:val=""/>
+      <w:lvlJc w:val="left"/>
+      <w:pPr>
+        <w:tabs>
+          <w:tab w:val="num" w:pos="5040"/>
+        </w:tabs>
+        <w:ind w:left="5040" w:hanging="360"/>
+      </w:pPr>
+      <w:rPr>
+        <w:rFonts w:ascii="Wingdings" w:hAnsi="Wingdings" w:hint="default"/>
+        <w:sz w:val="20"/>
+      </w:rPr>
+    </w:lvl>
+    <w:lvl w:ilvl="7" w:tentative="1">
+      <w:start w:val="1"/>
+      <w:numFmt w:val="bullet"/>
+      <w:lvlText w:val=""/>
+      <w:lvlJc w:val="left"/>
+      <w:pPr>
+        <w:tabs>
+          <w:tab w:val="num" w:pos="5760"/>
+        </w:tabs>
+        <w:ind w:left="5760" w:hanging="360"/>
+      </w:pPr>
+      <w:rPr>
+        <w:rFonts w:ascii="Wingdings" w:hAnsi="Wingdings" w:hint="default"/>
+        <w:sz w:val="20"/>
+      </w:rPr>
+    </w:lvl>
+    <w:lvl w:ilvl="8" w:tentative="1">
+      <w:start w:val="1"/>
+      <w:numFmt w:val="bullet"/>
+      <w:lvlText w:val=""/>
+      <w:lvlJc w:val="left"/>
+      <w:pPr>
+        <w:tabs>
+          <w:tab w:val="num" w:pos="6480"/>
+        </w:tabs>
+        <w:ind w:left="6480" w:hanging="360"/>
+      </w:pPr>
+      <w:rPr>
+        <w:rFonts w:ascii="Wingdings" w:hAnsi="Wingdings" w:hint="default"/>
+        <w:sz w:val="20"/>
+      </w:rPr>
+    </w:lvl>
+  </w:abstractNum>
+  <w:abstractNum w:abstractNumId="16" w15:restartNumberingAfterBreak="0">
+    <w:nsid w:val="55A864BF"/>
+    <w:multiLevelType w:val="multilevel"/>
+    <w:tmpl w:val="75640B34"/>
+    <w:lvl w:ilvl="0">
+      <w:start w:val="1"/>
+      <w:numFmt w:val="bullet"/>
+      <w:lvlText w:val=""/>
+      <w:lvlJc w:val="left"/>
+      <w:pPr>
+        <w:tabs>
+          <w:tab w:val="num" w:pos="720"/>
+        </w:tabs>
+        <w:ind w:left="720" w:hanging="360"/>
+      </w:pPr>
+      <w:rPr>
+        <w:rFonts w:ascii="Symbol" w:hAnsi="Symbol" w:hint="default"/>
+        <w:sz w:val="20"/>
+      </w:rPr>
+    </w:lvl>
+    <w:lvl w:ilvl="1" w:tentative="1">
+      <w:start w:val="1"/>
+      <w:numFmt w:val="bullet"/>
+      <w:lvlText w:val="o"/>
+      <w:lvlJc w:val="left"/>
+      <w:pPr>
+        <w:tabs>
+          <w:tab w:val="num" w:pos="1440"/>
+        </w:tabs>
+        <w:ind w:left="1440" w:hanging="360"/>
+      </w:pPr>
+      <w:rPr>
+        <w:rFonts w:ascii="Courier New" w:hAnsi="Courier New" w:hint="default"/>
+        <w:sz w:val="20"/>
+      </w:rPr>
+    </w:lvl>
+    <w:lvl w:ilvl="2" w:tentative="1">
+      <w:start w:val="1"/>
+      <w:numFmt w:val="bullet"/>
+      <w:lvlText w:val=""/>
+      <w:lvlJc w:val="left"/>
+      <w:pPr>
+        <w:tabs>
+          <w:tab w:val="num" w:pos="2160"/>
+        </w:tabs>
+        <w:ind w:left="2160" w:hanging="360"/>
+      </w:pPr>
+      <w:rPr>
+        <w:rFonts w:ascii="Wingdings" w:hAnsi="Wingdings" w:hint="default"/>
+        <w:sz w:val="20"/>
+      </w:rPr>
+    </w:lvl>
+    <w:lvl w:ilvl="3" w:tentative="1">
+      <w:start w:val="1"/>
+      <w:numFmt w:val="bullet"/>
+      <w:lvlText w:val=""/>
+      <w:lvlJc w:val="left"/>
+      <w:pPr>
+        <w:tabs>
+          <w:tab w:val="num" w:pos="2880"/>
+        </w:tabs>
+        <w:ind w:left="2880" w:hanging="360"/>
+      </w:pPr>
+      <w:rPr>
+        <w:rFonts w:ascii="Wingdings" w:hAnsi="Wingdings" w:hint="default"/>
+        <w:sz w:val="20"/>
+      </w:rPr>
+    </w:lvl>
+    <w:lvl w:ilvl="4" w:tentative="1">
+      <w:start w:val="1"/>
+      <w:numFmt w:val="bullet"/>
+      <w:lvlText w:val=""/>
+      <w:lvlJc w:val="left"/>
+      <w:pPr>
+        <w:tabs>
+          <w:tab w:val="num" w:pos="3600"/>
+        </w:tabs>
+        <w:ind w:left="3600" w:hanging="360"/>
+      </w:pPr>
+      <w:rPr>
+        <w:rFonts w:ascii="Wingdings" w:hAnsi="Wingdings" w:hint="default"/>
+        <w:sz w:val="20"/>
+      </w:rPr>
+    </w:lvl>
+    <w:lvl w:ilvl="5" w:tentative="1">
+      <w:start w:val="1"/>
+      <w:numFmt w:val="bullet"/>
+      <w:lvlText w:val=""/>
+      <w:lvlJc w:val="left"/>
+      <w:pPr>
+        <w:tabs>
+          <w:tab w:val="num" w:pos="4320"/>
+        </w:tabs>
+        <w:ind w:left="4320" w:hanging="360"/>
+      </w:pPr>
+      <w:rPr>
+        <w:rFonts w:ascii="Wingdings" w:hAnsi="Wingdings" w:hint="default"/>
+        <w:sz w:val="20"/>
+      </w:rPr>
+    </w:lvl>
+    <w:lvl w:ilvl="6" w:tentative="1">
+      <w:start w:val="1"/>
+      <w:numFmt w:val="bullet"/>
+      <w:lvlText w:val=""/>
+      <w:lvlJc w:val="left"/>
+      <w:pPr>
+        <w:tabs>
+          <w:tab w:val="num" w:pos="5040"/>
+        </w:tabs>
+        <w:ind w:left="5040" w:hanging="360"/>
+      </w:pPr>
+      <w:rPr>
+        <w:rFonts w:ascii="Wingdings" w:hAnsi="Wingdings" w:hint="default"/>
+        <w:sz w:val="20"/>
+      </w:rPr>
+    </w:lvl>
+    <w:lvl w:ilvl="7" w:tentative="1">
+      <w:start w:val="1"/>
+      <w:numFmt w:val="bullet"/>
+      <w:lvlText w:val=""/>
+      <w:lvlJc w:val="left"/>
+      <w:pPr>
+        <w:tabs>
+          <w:tab w:val="num" w:pos="5760"/>
+        </w:tabs>
+        <w:ind w:left="5760" w:hanging="360"/>
+      </w:pPr>
+      <w:rPr>
+        <w:rFonts w:ascii="Wingdings" w:hAnsi="Wingdings" w:hint="default"/>
+        <w:sz w:val="20"/>
+      </w:rPr>
+    </w:lvl>
+    <w:lvl w:ilvl="8" w:tentative="1">
+      <w:start w:val="1"/>
+      <w:numFmt w:val="bullet"/>
+      <w:lvlText w:val=""/>
+      <w:lvlJc w:val="left"/>
+      <w:pPr>
+        <w:tabs>
+          <w:tab w:val="num" w:pos="6480"/>
+        </w:tabs>
+        <w:ind w:left="6480" w:hanging="360"/>
+      </w:pPr>
+      <w:rPr>
+        <w:rFonts w:ascii="Wingdings" w:hAnsi="Wingdings" w:hint="default"/>
+        <w:sz w:val="20"/>
+      </w:rPr>
+    </w:lvl>
+  </w:abstractNum>
+  <w:abstractNum w:abstractNumId="17" w15:restartNumberingAfterBreak="0">
+    <w:nsid w:val="59E2748B"/>
+    <w:multiLevelType w:val="multilevel"/>
+    <w:tmpl w:val="9768D728"/>
+    <w:lvl w:ilvl="0">
+      <w:start w:val="1"/>
+      <w:numFmt w:val="bullet"/>
+      <w:lvlText w:val=""/>
+      <w:lvlJc w:val="left"/>
+      <w:pPr>
+        <w:tabs>
+          <w:tab w:val="num" w:pos="720"/>
+        </w:tabs>
+        <w:ind w:left="720" w:hanging="360"/>
+      </w:pPr>
+      <w:rPr>
+        <w:rFonts w:ascii="Symbol" w:hAnsi="Symbol" w:hint="default"/>
+        <w:sz w:val="20"/>
+      </w:rPr>
+    </w:lvl>
+    <w:lvl w:ilvl="1" w:tentative="1">
+      <w:start w:val="1"/>
+      <w:numFmt w:val="bullet"/>
+      <w:lvlText w:val="o"/>
+      <w:lvlJc w:val="left"/>
+      <w:pPr>
+        <w:tabs>
+          <w:tab w:val="num" w:pos="1440"/>
+        </w:tabs>
+        <w:ind w:left="1440" w:hanging="360"/>
+      </w:pPr>
+      <w:rPr>
+        <w:rFonts w:ascii="Courier New" w:hAnsi="Courier New" w:hint="default"/>
+        <w:sz w:val="20"/>
+      </w:rPr>
+    </w:lvl>
+    <w:lvl w:ilvl="2" w:tentative="1">
+      <w:start w:val="1"/>
+      <w:numFmt w:val="bullet"/>
+      <w:lvlText w:val=""/>
+      <w:lvlJc w:val="left"/>
+      <w:pPr>
+        <w:tabs>
+          <w:tab w:val="num" w:pos="2160"/>
+        </w:tabs>
+        <w:ind w:left="2160" w:hanging="360"/>
+      </w:pPr>
+      <w:rPr>
+        <w:rFonts w:ascii="Wingdings" w:hAnsi="Wingdings" w:hint="default"/>
+        <w:sz w:val="20"/>
+      </w:rPr>
+    </w:lvl>
+    <w:lvl w:ilvl="3" w:tentative="1">
+      <w:start w:val="1"/>
+      <w:numFmt w:val="bullet"/>
+      <w:lvlText w:val=""/>
+      <w:lvlJc w:val="left"/>
+      <w:pPr>
+        <w:tabs>
+          <w:tab w:val="num" w:pos="2880"/>
+        </w:tabs>
+        <w:ind w:left="2880" w:hanging="360"/>
+      </w:pPr>
+      <w:rPr>
+        <w:rFonts w:ascii="Wingdings" w:hAnsi="Wingdings" w:hint="default"/>
+        <w:sz w:val="20"/>
+      </w:rPr>
+    </w:lvl>
+    <w:lvl w:ilvl="4" w:tentative="1">
+      <w:start w:val="1"/>
+      <w:numFmt w:val="bullet"/>
+      <w:lvlText w:val=""/>
+      <w:lvlJc w:val="left"/>
+      <w:pPr>
+        <w:tabs>
+          <w:tab w:val="num" w:pos="3600"/>
+        </w:tabs>
+        <w:ind w:left="3600" w:hanging="360"/>
+      </w:pPr>
+      <w:rPr>
+        <w:rFonts w:ascii="Wingdings" w:hAnsi="Wingdings" w:hint="default"/>
+        <w:sz w:val="20"/>
+      </w:rPr>
+    </w:lvl>
+    <w:lvl w:ilvl="5" w:tentative="1">
+      <w:start w:val="1"/>
+      <w:numFmt w:val="bullet"/>
+      <w:lvlText w:val=""/>
+      <w:lvlJc w:val="left"/>
+      <w:pPr>
+        <w:tabs>
+          <w:tab w:val="num" w:pos="4320"/>
+        </w:tabs>
+        <w:ind w:left="4320" w:hanging="360"/>
+      </w:pPr>
+      <w:rPr>
+        <w:rFonts w:ascii="Wingdings" w:hAnsi="Wingdings" w:hint="default"/>
+        <w:sz w:val="20"/>
+      </w:rPr>
+    </w:lvl>
+    <w:lvl w:ilvl="6" w:tentative="1">
+      <w:start w:val="1"/>
+      <w:numFmt w:val="bullet"/>
+      <w:lvlText w:val=""/>
+      <w:lvlJc w:val="left"/>
+      <w:pPr>
+        <w:tabs>
+          <w:tab w:val="num" w:pos="5040"/>
+        </w:tabs>
+        <w:ind w:left="5040" w:hanging="360"/>
+      </w:pPr>
+      <w:rPr>
+        <w:rFonts w:ascii="Wingdings" w:hAnsi="Wingdings" w:hint="default"/>
+        <w:sz w:val="20"/>
+      </w:rPr>
+    </w:lvl>
+    <w:lvl w:ilvl="7" w:tentative="1">
+      <w:start w:val="1"/>
+      <w:numFmt w:val="bullet"/>
+      <w:lvlText w:val=""/>
+      <w:lvlJc w:val="left"/>
+      <w:pPr>
+        <w:tabs>
+          <w:tab w:val="num" w:pos="5760"/>
+        </w:tabs>
+        <w:ind w:left="5760" w:hanging="360"/>
+      </w:pPr>
+      <w:rPr>
+        <w:rFonts w:ascii="Wingdings" w:hAnsi="Wingdings" w:hint="default"/>
+        <w:sz w:val="20"/>
+      </w:rPr>
+    </w:lvl>
+    <w:lvl w:ilvl="8" w:tentative="1">
+      <w:start w:val="1"/>
+      <w:numFmt w:val="bullet"/>
+      <w:lvlText w:val=""/>
+      <w:lvlJc w:val="left"/>
+      <w:pPr>
+        <w:tabs>
+          <w:tab w:val="num" w:pos="6480"/>
+        </w:tabs>
+        <w:ind w:left="6480" w:hanging="360"/>
+      </w:pPr>
+      <w:rPr>
+        <w:rFonts w:ascii="Wingdings" w:hAnsi="Wingdings" w:hint="default"/>
+        <w:sz w:val="20"/>
+      </w:rPr>
+    </w:lvl>
+  </w:abstractNum>
+  <w:abstractNum w:abstractNumId="18" w15:restartNumberingAfterBreak="0">
+    <w:nsid w:val="66CD0EEC"/>
+    <w:multiLevelType w:val="multilevel"/>
+    <w:tmpl w:val="31448C30"/>
+    <w:lvl w:ilvl="0">
+      <w:start w:val="1"/>
+      <w:numFmt w:val="bullet"/>
+      <w:lvlText w:val=""/>
+      <w:lvlJc w:val="left"/>
+      <w:pPr>
+        <w:tabs>
+          <w:tab w:val="num" w:pos="720"/>
+        </w:tabs>
+        <w:ind w:left="720" w:hanging="360"/>
+      </w:pPr>
+      <w:rPr>
+        <w:rFonts w:ascii="Symbol" w:hAnsi="Symbol" w:hint="default"/>
+        <w:sz w:val="20"/>
+      </w:rPr>
+    </w:lvl>
+    <w:lvl w:ilvl="1" w:tentative="1">
+      <w:start w:val="1"/>
+      <w:numFmt w:val="bullet"/>
+      <w:lvlText w:val="o"/>
+      <w:lvlJc w:val="left"/>
+      <w:pPr>
+        <w:tabs>
+          <w:tab w:val="num" w:pos="1440"/>
+        </w:tabs>
+        <w:ind w:left="1440" w:hanging="360"/>
+      </w:pPr>
+      <w:rPr>
+        <w:rFonts w:ascii="Courier New" w:hAnsi="Courier New" w:hint="default"/>
+        <w:sz w:val="20"/>
+      </w:rPr>
+    </w:lvl>
+    <w:lvl w:ilvl="2" w:tentative="1">
+      <w:start w:val="1"/>
+      <w:numFmt w:val="bullet"/>
+      <w:lvlText w:val=""/>
+      <w:lvlJc w:val="left"/>
+      <w:pPr>
+        <w:tabs>
+          <w:tab w:val="num" w:pos="2160"/>
+        </w:tabs>
+        <w:ind w:left="2160" w:hanging="360"/>
+      </w:pPr>
+      <w:rPr>
+        <w:rFonts w:ascii="Wingdings" w:hAnsi="Wingdings" w:hint="default"/>
+        <w:sz w:val="20"/>
+      </w:rPr>
+    </w:lvl>
+    <w:lvl w:ilvl="3" w:tentative="1">
+      <w:start w:val="1"/>
+      <w:numFmt w:val="bullet"/>
+      <w:lvlText w:val=""/>
+      <w:lvlJc w:val="left"/>
+      <w:pPr>
+        <w:tabs>
+          <w:tab w:val="num" w:pos="2880"/>
+        </w:tabs>
+        <w:ind w:left="2880" w:hanging="360"/>
+      </w:pPr>
+      <w:rPr>
+        <w:rFonts w:ascii="Wingdings" w:hAnsi="Wingdings" w:hint="default"/>
+        <w:sz w:val="20"/>
+      </w:rPr>
+    </w:lvl>
+    <w:lvl w:ilvl="4" w:tentative="1">
+      <w:start w:val="1"/>
+      <w:numFmt w:val="bullet"/>
+      <w:lvlText w:val=""/>
+      <w:lvlJc w:val="left"/>
+      <w:pPr>
+        <w:tabs>
+          <w:tab w:val="num" w:pos="3600"/>
+        </w:tabs>
+        <w:ind w:left="3600" w:hanging="360"/>
+      </w:pPr>
+      <w:rPr>
+        <w:rFonts w:ascii="Wingdings" w:hAnsi="Wingdings" w:hint="default"/>
+        <w:sz w:val="20"/>
+      </w:rPr>
+    </w:lvl>
+    <w:lvl w:ilvl="5" w:tentative="1">
+      <w:start w:val="1"/>
+      <w:numFmt w:val="bullet"/>
+      <w:lvlText w:val=""/>
+      <w:lvlJc w:val="left"/>
+      <w:pPr>
+        <w:tabs>
+          <w:tab w:val="num" w:pos="4320"/>
+        </w:tabs>
+        <w:ind w:left="4320" w:hanging="360"/>
+      </w:pPr>
+      <w:rPr>
+        <w:rFonts w:ascii="Wingdings" w:hAnsi="Wingdings" w:hint="default"/>
+        <w:sz w:val="20"/>
+      </w:rPr>
+    </w:lvl>
+    <w:lvl w:ilvl="6" w:tentative="1">
+      <w:start w:val="1"/>
+      <w:numFmt w:val="bullet"/>
+      <w:lvlText w:val=""/>
+      <w:lvlJc w:val="left"/>
+      <w:pPr>
+        <w:tabs>
+          <w:tab w:val="num" w:pos="5040"/>
+        </w:tabs>
+        <w:ind w:left="5040" w:hanging="360"/>
+      </w:pPr>
+      <w:rPr>
+        <w:rFonts w:ascii="Wingdings" w:hAnsi="Wingdings" w:hint="default"/>
+        <w:sz w:val="20"/>
+      </w:rPr>
+    </w:lvl>
+    <w:lvl w:ilvl="7" w:tentative="1">
+      <w:start w:val="1"/>
+      <w:numFmt w:val="bullet"/>
+      <w:lvlText w:val=""/>
+      <w:lvlJc w:val="left"/>
+      <w:pPr>
+        <w:tabs>
+          <w:tab w:val="num" w:pos="5760"/>
+        </w:tabs>
+        <w:ind w:left="5760" w:hanging="360"/>
+      </w:pPr>
+      <w:rPr>
+        <w:rFonts w:ascii="Wingdings" w:hAnsi="Wingdings" w:hint="default"/>
+        <w:sz w:val="20"/>
+      </w:rPr>
+    </w:lvl>
+    <w:lvl w:ilvl="8" w:tentative="1">
+      <w:start w:val="1"/>
+      <w:numFmt w:val="bullet"/>
+      <w:lvlText w:val=""/>
+      <w:lvlJc w:val="left"/>
+      <w:pPr>
+        <w:tabs>
+          <w:tab w:val="num" w:pos="6480"/>
+        </w:tabs>
+        <w:ind w:left="6480" w:hanging="360"/>
+      </w:pPr>
+      <w:rPr>
+        <w:rFonts w:ascii="Wingdings" w:hAnsi="Wingdings" w:hint="default"/>
+        <w:sz w:val="20"/>
+      </w:rPr>
+    </w:lvl>
+  </w:abstractNum>
+  <w:abstractNum w:abstractNumId="19" w15:restartNumberingAfterBreak="0">
+    <w:nsid w:val="6759126D"/>
+    <w:multiLevelType w:val="multilevel"/>
+    <w:tmpl w:val="1C069C64"/>
+    <w:lvl w:ilvl="0">
+      <w:start w:val="1"/>
+      <w:numFmt w:val="bullet"/>
+      <w:lvlText w:val=""/>
+      <w:lvlJc w:val="left"/>
+      <w:pPr>
+        <w:tabs>
+          <w:tab w:val="num" w:pos="720"/>
+        </w:tabs>
+        <w:ind w:left="720" w:hanging="360"/>
+      </w:pPr>
+      <w:rPr>
+        <w:rFonts w:ascii="Symbol" w:hAnsi="Symbol" w:hint="default"/>
+        <w:sz w:val="20"/>
+      </w:rPr>
+    </w:lvl>
+    <w:lvl w:ilvl="1" w:tentative="1">
+      <w:start w:val="1"/>
+      <w:numFmt w:val="bullet"/>
+      <w:lvlText w:val="o"/>
+      <w:lvlJc w:val="left"/>
+      <w:pPr>
+        <w:tabs>
+          <w:tab w:val="num" w:pos="1440"/>
+        </w:tabs>
+        <w:ind w:left="1440" w:hanging="360"/>
+      </w:pPr>
+      <w:rPr>
+        <w:rFonts w:ascii="Courier New" w:hAnsi="Courier New" w:hint="default"/>
+        <w:sz w:val="20"/>
+      </w:rPr>
+    </w:lvl>
+    <w:lvl w:ilvl="2" w:tentative="1">
+      <w:start w:val="1"/>
+      <w:numFmt w:val="bullet"/>
+      <w:lvlText w:val=""/>
+      <w:lvlJc w:val="left"/>
+      <w:pPr>
+        <w:tabs>
+          <w:tab w:val="num" w:pos="2160"/>
+        </w:tabs>
+        <w:ind w:left="2160" w:hanging="360"/>
+      </w:pPr>
+      <w:rPr>
+        <w:rFonts w:ascii="Wingdings" w:hAnsi="Wingdings" w:hint="default"/>
+        <w:sz w:val="20"/>
+      </w:rPr>
+    </w:lvl>
+    <w:lvl w:ilvl="3" w:tentative="1">
+      <w:start w:val="1"/>
+      <w:numFmt w:val="bullet"/>
+      <w:lvlText w:val=""/>
+      <w:lvlJc w:val="left"/>
+      <w:pPr>
+        <w:tabs>
+          <w:tab w:val="num" w:pos="2880"/>
+        </w:tabs>
+        <w:ind w:left="2880" w:hanging="360"/>
+      </w:pPr>
+      <w:rPr>
+        <w:rFonts w:ascii="Wingdings" w:hAnsi="Wingdings" w:hint="default"/>
+        <w:sz w:val="20"/>
+      </w:rPr>
+    </w:lvl>
+    <w:lvl w:ilvl="4" w:tentative="1">
+      <w:start w:val="1"/>
+      <w:numFmt w:val="bullet"/>
+      <w:lvlText w:val=""/>
+      <w:lvlJc w:val="left"/>
+      <w:pPr>
+        <w:tabs>
+          <w:tab w:val="num" w:pos="3600"/>
+        </w:tabs>
+        <w:ind w:left="3600" w:hanging="360"/>
+      </w:pPr>
+      <w:rPr>
+        <w:rFonts w:ascii="Wingdings" w:hAnsi="Wingdings" w:hint="default"/>
+        <w:sz w:val="20"/>
+      </w:rPr>
+    </w:lvl>
+    <w:lvl w:ilvl="5" w:tentative="1">
+      <w:start w:val="1"/>
+      <w:numFmt w:val="bullet"/>
+      <w:lvlText w:val=""/>
+      <w:lvlJc w:val="left"/>
+      <w:pPr>
+        <w:tabs>
+          <w:tab w:val="num" w:pos="4320"/>
+        </w:tabs>
+        <w:ind w:left="4320" w:hanging="360"/>
+      </w:pPr>
+      <w:rPr>
+        <w:rFonts w:ascii="Wingdings" w:hAnsi="Wingdings" w:hint="default"/>
+        <w:sz w:val="20"/>
+      </w:rPr>
+    </w:lvl>
+    <w:lvl w:ilvl="6" w:tentative="1">
+      <w:start w:val="1"/>
+      <w:numFmt w:val="bullet"/>
+      <w:lvlText w:val=""/>
+      <w:lvlJc w:val="left"/>
+      <w:pPr>
+        <w:tabs>
+          <w:tab w:val="num" w:pos="5040"/>
+        </w:tabs>
+        <w:ind w:left="5040" w:hanging="360"/>
+      </w:pPr>
+      <w:rPr>
+        <w:rFonts w:ascii="Wingdings" w:hAnsi="Wingdings" w:hint="default"/>
+        <w:sz w:val="20"/>
+      </w:rPr>
+    </w:lvl>
+    <w:lvl w:ilvl="7" w:tentative="1">
+      <w:start w:val="1"/>
+      <w:numFmt w:val="bullet"/>
+      <w:lvlText w:val=""/>
+      <w:lvlJc w:val="left"/>
+      <w:pPr>
+        <w:tabs>
+          <w:tab w:val="num" w:pos="5760"/>
+        </w:tabs>
+        <w:ind w:left="5760" w:hanging="360"/>
+      </w:pPr>
+      <w:rPr>
+        <w:rFonts w:ascii="Wingdings" w:hAnsi="Wingdings" w:hint="default"/>
+        <w:sz w:val="20"/>
+      </w:rPr>
+    </w:lvl>
+    <w:lvl w:ilvl="8" w:tentative="1">
+      <w:start w:val="1"/>
+      <w:numFmt w:val="bullet"/>
+      <w:lvlText w:val=""/>
+      <w:lvlJc w:val="left"/>
+      <w:pPr>
+        <w:tabs>
+          <w:tab w:val="num" w:pos="6480"/>
+        </w:tabs>
+        <w:ind w:left="6480" w:hanging="360"/>
+      </w:pPr>
+      <w:rPr>
+        <w:rFonts w:ascii="Wingdings" w:hAnsi="Wingdings" w:hint="default"/>
+        <w:sz w:val="20"/>
+      </w:rPr>
+    </w:lvl>
+  </w:abstractNum>
+  <w:abstractNum w:abstractNumId="20" w15:restartNumberingAfterBreak="0">
+    <w:nsid w:val="67CF3BE9"/>
+    <w:multiLevelType w:val="multilevel"/>
+    <w:tmpl w:val="1A3CC5C2"/>
+    <w:lvl w:ilvl="0">
+      <w:start w:val="1"/>
+      <w:numFmt w:val="bullet"/>
+      <w:lvlText w:val=""/>
+      <w:lvlJc w:val="left"/>
+      <w:pPr>
+        <w:tabs>
+          <w:tab w:val="num" w:pos="720"/>
+        </w:tabs>
+        <w:ind w:left="720" w:hanging="360"/>
+      </w:pPr>
+      <w:rPr>
+        <w:rFonts w:ascii="Symbol" w:hAnsi="Symbol" w:hint="default"/>
+        <w:sz w:val="20"/>
+      </w:rPr>
+    </w:lvl>
+    <w:lvl w:ilvl="1" w:tentative="1">
+      <w:start w:val="1"/>
+      <w:numFmt w:val="bullet"/>
+      <w:lvlText w:val="o"/>
+      <w:lvlJc w:val="left"/>
+      <w:pPr>
+        <w:tabs>
+          <w:tab w:val="num" w:pos="1440"/>
+        </w:tabs>
+        <w:ind w:left="1440" w:hanging="360"/>
+      </w:pPr>
+      <w:rPr>
+        <w:rFonts w:ascii="Courier New" w:hAnsi="Courier New" w:hint="default"/>
+        <w:sz w:val="20"/>
+      </w:rPr>
+    </w:lvl>
+    <w:lvl w:ilvl="2" w:tentative="1">
+      <w:start w:val="1"/>
+      <w:numFmt w:val="bullet"/>
+      <w:lvlText w:val=""/>
+      <w:lvlJc w:val="left"/>
+      <w:pPr>
+        <w:tabs>
+          <w:tab w:val="num" w:pos="2160"/>
+        </w:tabs>
+        <w:ind w:left="2160" w:hanging="360"/>
+      </w:pPr>
+      <w:rPr>
+        <w:rFonts w:ascii="Wingdings" w:hAnsi="Wingdings" w:hint="default"/>
+        <w:sz w:val="20"/>
+      </w:rPr>
+    </w:lvl>
+    <w:lvl w:ilvl="3" w:tentative="1">
+      <w:start w:val="1"/>
+      <w:numFmt w:val="bullet"/>
+      <w:lvlText w:val=""/>
+      <w:lvlJc w:val="left"/>
+      <w:pPr>
+        <w:tabs>
+          <w:tab w:val="num" w:pos="2880"/>
+        </w:tabs>
+        <w:ind w:left="2880" w:hanging="360"/>
+      </w:pPr>
+      <w:rPr>
+        <w:rFonts w:ascii="Wingdings" w:hAnsi="Wingdings" w:hint="default"/>
+        <w:sz w:val="20"/>
+      </w:rPr>
+    </w:lvl>
+    <w:lvl w:ilvl="4" w:tentative="1">
+      <w:start w:val="1"/>
+      <w:numFmt w:val="bullet"/>
+      <w:lvlText w:val=""/>
+      <w:lvlJc w:val="left"/>
+      <w:pPr>
+        <w:tabs>
+          <w:tab w:val="num" w:pos="3600"/>
+        </w:tabs>
+        <w:ind w:left="3600" w:hanging="360"/>
+      </w:pPr>
+      <w:rPr>
+        <w:rFonts w:ascii="Wingdings" w:hAnsi="Wingdings" w:hint="default"/>
+        <w:sz w:val="20"/>
+      </w:rPr>
+    </w:lvl>
+    <w:lvl w:ilvl="5" w:tentative="1">
+      <w:start w:val="1"/>
+      <w:numFmt w:val="bullet"/>
+      <w:lvlText w:val=""/>
+      <w:lvlJc w:val="left"/>
+      <w:pPr>
+        <w:tabs>
+          <w:tab w:val="num" w:pos="4320"/>
+        </w:tabs>
+        <w:ind w:left="4320" w:hanging="360"/>
+      </w:pPr>
+      <w:rPr>
+        <w:rFonts w:ascii="Wingdings" w:hAnsi="Wingdings" w:hint="default"/>
+        <w:sz w:val="20"/>
+      </w:rPr>
+    </w:lvl>
+    <w:lvl w:ilvl="6" w:tentative="1">
+      <w:start w:val="1"/>
+      <w:numFmt w:val="bullet"/>
+      <w:lvlText w:val=""/>
+      <w:lvlJc w:val="left"/>
+      <w:pPr>
+        <w:tabs>
+          <w:tab w:val="num" w:pos="5040"/>
+        </w:tabs>
+        <w:ind w:left="5040" w:hanging="360"/>
+      </w:pPr>
+      <w:rPr>
+        <w:rFonts w:ascii="Wingdings" w:hAnsi="Wingdings" w:hint="default"/>
+        <w:sz w:val="20"/>
+      </w:rPr>
+    </w:lvl>
+    <w:lvl w:ilvl="7" w:tentative="1">
+      <w:start w:val="1"/>
+      <w:numFmt w:val="bullet"/>
+      <w:lvlText w:val=""/>
+      <w:lvlJc w:val="left"/>
+      <w:pPr>
+        <w:tabs>
+          <w:tab w:val="num" w:pos="5760"/>
+        </w:tabs>
+        <w:ind w:left="5760" w:hanging="360"/>
+      </w:pPr>
+      <w:rPr>
+        <w:rFonts w:ascii="Wingdings" w:hAnsi="Wingdings" w:hint="default"/>
+        <w:sz w:val="20"/>
+      </w:rPr>
+    </w:lvl>
+    <w:lvl w:ilvl="8" w:tentative="1">
+      <w:start w:val="1"/>
+      <w:numFmt w:val="bullet"/>
+      <w:lvlText w:val=""/>
+      <w:lvlJc w:val="left"/>
+      <w:pPr>
+        <w:tabs>
+          <w:tab w:val="num" w:pos="6480"/>
+        </w:tabs>
+        <w:ind w:left="6480" w:hanging="360"/>
+      </w:pPr>
+      <w:rPr>
+        <w:rFonts w:ascii="Wingdings" w:hAnsi="Wingdings" w:hint="default"/>
+        <w:sz w:val="20"/>
+      </w:rPr>
+    </w:lvl>
+  </w:abstractNum>
+  <w:abstractNum w:abstractNumId="21" w15:restartNumberingAfterBreak="0">
+    <w:nsid w:val="747E449B"/>
+    <w:multiLevelType w:val="multilevel"/>
+    <w:tmpl w:val="835846E8"/>
+    <w:lvl w:ilvl="0">
+      <w:start w:val="1"/>
+      <w:numFmt w:val="bullet"/>
+      <w:lvlText w:val=""/>
+      <w:lvlJc w:val="left"/>
+      <w:pPr>
+        <w:tabs>
+          <w:tab w:val="num" w:pos="720"/>
+        </w:tabs>
+        <w:ind w:left="720" w:hanging="360"/>
+      </w:pPr>
+      <w:rPr>
+        <w:rFonts w:ascii="Symbol" w:hAnsi="Symbol" w:hint="default"/>
+        <w:sz w:val="20"/>
+      </w:rPr>
+    </w:lvl>
+    <w:lvl w:ilvl="1" w:tentative="1">
+      <w:start w:val="1"/>
+      <w:numFmt w:val="bullet"/>
+      <w:lvlText w:val="o"/>
+      <w:lvlJc w:val="left"/>
+      <w:pPr>
+        <w:tabs>
+          <w:tab w:val="num" w:pos="1440"/>
+        </w:tabs>
+        <w:ind w:left="1440" w:hanging="360"/>
+      </w:pPr>
+      <w:rPr>
+        <w:rFonts w:ascii="Courier New" w:hAnsi="Courier New" w:hint="default"/>
+        <w:sz w:val="20"/>
+      </w:rPr>
+    </w:lvl>
+    <w:lvl w:ilvl="2" w:tentative="1">
+      <w:start w:val="1"/>
+      <w:numFmt w:val="bullet"/>
+      <w:lvlText w:val=""/>
+      <w:lvlJc w:val="left"/>
+      <w:pPr>
+        <w:tabs>
+          <w:tab w:val="num" w:pos="2160"/>
+        </w:tabs>
+        <w:ind w:left="2160" w:hanging="360"/>
+      </w:pPr>
+      <w:rPr>
+        <w:rFonts w:ascii="Wingdings" w:hAnsi="Wingdings" w:hint="default"/>
+        <w:sz w:val="20"/>
+      </w:rPr>
+    </w:lvl>
+    <w:lvl w:ilvl="3" w:tentative="1">
+      <w:start w:val="1"/>
+      <w:numFmt w:val="bullet"/>
+      <w:lvlText w:val=""/>
+      <w:lvlJc w:val="left"/>
+      <w:pPr>
+        <w:tabs>
+          <w:tab w:val="num" w:pos="2880"/>
+        </w:tabs>
+        <w:ind w:left="2880" w:hanging="360"/>
+      </w:pPr>
+      <w:rPr>
+        <w:rFonts w:ascii="Wingdings" w:hAnsi="Wingdings" w:hint="default"/>
+        <w:sz w:val="20"/>
+      </w:rPr>
+    </w:lvl>
+    <w:lvl w:ilvl="4" w:tentative="1">
+      <w:start w:val="1"/>
+      <w:numFmt w:val="bullet"/>
+      <w:lvlText w:val=""/>
+      <w:lvlJc w:val="left"/>
+      <w:pPr>
+        <w:tabs>
+          <w:tab w:val="num" w:pos="3600"/>
+        </w:tabs>
+        <w:ind w:left="3600" w:hanging="360"/>
+      </w:pPr>
+      <w:rPr>
+        <w:rFonts w:ascii="Wingdings" w:hAnsi="Wingdings" w:hint="default"/>
+        <w:sz w:val="20"/>
+      </w:rPr>
+    </w:lvl>
+    <w:lvl w:ilvl="5" w:tentative="1">
+      <w:start w:val="1"/>
+      <w:numFmt w:val="bullet"/>
+      <w:lvlText w:val=""/>
+      <w:lvlJc w:val="left"/>
+      <w:pPr>
+        <w:tabs>
+          <w:tab w:val="num" w:pos="4320"/>
+        </w:tabs>
+        <w:ind w:left="4320" w:hanging="360"/>
+      </w:pPr>
+      <w:rPr>
+        <w:rFonts w:ascii="Wingdings" w:hAnsi="Wingdings" w:hint="default"/>
+        <w:sz w:val="20"/>
+      </w:rPr>
+    </w:lvl>
+    <w:lvl w:ilvl="6" w:tentative="1">
+      <w:start w:val="1"/>
+      <w:numFmt w:val="bullet"/>
+      <w:lvlText w:val=""/>
+      <w:lvlJc w:val="left"/>
+      <w:pPr>
+        <w:tabs>
+          <w:tab w:val="num" w:pos="5040"/>
+        </w:tabs>
+        <w:ind w:left="5040" w:hanging="360"/>
+      </w:pPr>
+      <w:rPr>
+        <w:rFonts w:ascii="Wingdings" w:hAnsi="Wingdings" w:hint="default"/>
+        <w:sz w:val="20"/>
+      </w:rPr>
+    </w:lvl>
+    <w:lvl w:ilvl="7" w:tentative="1">
+      <w:start w:val="1"/>
+      <w:numFmt w:val="bullet"/>
+      <w:lvlText w:val=""/>
+      <w:lvlJc w:val="left"/>
+      <w:pPr>
+        <w:tabs>
+          <w:tab w:val="num" w:pos="5760"/>
+        </w:tabs>
+        <w:ind w:left="5760" w:hanging="360"/>
+      </w:pPr>
+      <w:rPr>
+        <w:rFonts w:ascii="Wingdings" w:hAnsi="Wingdings" w:hint="default"/>
+        <w:sz w:val="20"/>
+      </w:rPr>
+    </w:lvl>
+    <w:lvl w:ilvl="8" w:tentative="1">
+      <w:start w:val="1"/>
+      <w:numFmt w:val="bullet"/>
+      <w:lvlText w:val=""/>
+      <w:lvlJc w:val="left"/>
+      <w:pPr>
+        <w:tabs>
+          <w:tab w:val="num" w:pos="6480"/>
+        </w:tabs>
+        <w:ind w:left="6480" w:hanging="360"/>
+      </w:pPr>
+      <w:rPr>
+        <w:rFonts w:ascii="Wingdings" w:hAnsi="Wingdings" w:hint="default"/>
+        <w:sz w:val="20"/>
+      </w:rPr>
+    </w:lvl>
+  </w:abstractNum>
   <w:num w:numId="1" w16cid:durableId="393361058">
-    <w:abstractNumId w:val="11"/>
+    <w:abstractNumId w:val="16"/>
   </w:num>
   <w:num w:numId="2" w16cid:durableId="570191468">
+    <w:abstractNumId w:val="6"/>
+  </w:num>
+  <w:num w:numId="3" w16cid:durableId="1541743617">
+    <w:abstractNumId w:val="18"/>
+  </w:num>
+  <w:num w:numId="4" w16cid:durableId="1403480392">
+    <w:abstractNumId w:val="2"/>
+  </w:num>
+  <w:num w:numId="5" w16cid:durableId="736169234">
+    <w:abstractNumId w:val="10"/>
+  </w:num>
+  <w:num w:numId="6" w16cid:durableId="1061559237">
     <w:abstractNumId w:val="5"/>
   </w:num>
-  <w:num w:numId="3" w16cid:durableId="1541743617">
-    <w:abstractNumId w:val="13"/>
-  </w:num>
-  <w:num w:numId="4" w16cid:durableId="1403480392">
-    <w:abstractNumId w:val="1"/>
-  </w:num>
-  <w:num w:numId="5" w16cid:durableId="736169234">
-    <w:abstractNumId w:val="8"/>
-  </w:num>
-  <w:num w:numId="6" w16cid:durableId="1061559237">
-    <w:abstractNumId w:val="4"/>
-  </w:num>
   <w:num w:numId="7" w16cid:durableId="870142220">
-    <w:abstractNumId w:val="2"/>
+    <w:abstractNumId w:val="3"/>
   </w:num>
   <w:num w:numId="8" w16cid:durableId="737166988">
     <w:abstractNumId w:val="0"/>
   </w:num>
   <w:num w:numId="9" w16cid:durableId="1791974881">
-    <w:abstractNumId w:val="6"/>
+    <w:abstractNumId w:val="8"/>
   </w:num>
   <w:num w:numId="10" w16cid:durableId="1548645336">
+    <w:abstractNumId w:val="17"/>
+  </w:num>
+  <w:num w:numId="11" w16cid:durableId="1527865409">
     <w:abstractNumId w:val="12"/>
   </w:num>
-  <w:num w:numId="11" w16cid:durableId="1527865409">
-    <w:abstractNumId w:val="10"/>
-  </w:num>
   <w:num w:numId="12" w16cid:durableId="916014785">
-    <w:abstractNumId w:val="3"/>
+    <w:abstractNumId w:val="4"/>
   </w:num>
   <w:num w:numId="13" w16cid:durableId="2061586500">
+    <w:abstractNumId w:val="9"/>
+  </w:num>
+  <w:num w:numId="14" w16cid:durableId="1329601157">
+    <w:abstractNumId w:val="11"/>
+  </w:num>
+  <w:num w:numId="15" w16cid:durableId="786772421">
+    <w:abstractNumId w:val="20"/>
+  </w:num>
+  <w:num w:numId="16" w16cid:durableId="417872557">
+    <w:abstractNumId w:val="19"/>
+  </w:num>
+  <w:num w:numId="17" w16cid:durableId="1154294048">
     <w:abstractNumId w:val="7"/>
   </w:num>
-  <w:num w:numId="14" w16cid:durableId="1329601157">
-    <w:abstractNumId w:val="9"/>
+  <w:num w:numId="18" w16cid:durableId="1199515455">
+    <w:abstractNumId w:val="21"/>
   </w:num>
-  <w:num w:numId="15" w16cid:durableId="786772421">
+  <w:num w:numId="19" w16cid:durableId="1084111447">
+    <w:abstractNumId w:val="13"/>
+  </w:num>
+  <w:num w:numId="20" w16cid:durableId="433940130">
+    <w:abstractNumId w:val="15"/>
+  </w:num>
+  <w:num w:numId="21" w16cid:durableId="1750080451">
+    <w:abstractNumId w:val="1"/>
+  </w:num>
+  <w:num w:numId="22" w16cid:durableId="620302885">
     <w:abstractNumId w:val="14"/>
   </w:num>
 </w:numbering>
